--- a/output/星火社区_03_业务计划书.docx
+++ b/output/星火社区_03_业务计划书.docx
@@ -4,7 +4,7 @@
   <w:body>
     <w:p>
       <w:pPr>
-        <w:spacing w:after="120" w:before="0" w:lineRule="auto" w:line="317"/>
+        <w:spacing w:after="80" w:before="0" w:lineRule="auto" w:line="317"/>
         <w:jc w:val="center"/>
       </w:pPr>
       <w:r>
@@ -13,9 +13,25 @@
           <w:b/>
           <w:i w:val="0"/>
           <w:color w:val="B88A2E"/>
-          <w:sz w:val="24"/>
+          <w:sz w:val="22"/>
         </w:rPr>
         <w:t>复兴岛星火社区  ·  OPC入驻申请</w:t>
+      </w:r>
+    </w:p>
+    <w:p>
+      <w:pPr>
+        <w:spacing w:after="80" w:before="0" w:lineRule="auto" w:line="317"/>
+        <w:jc w:val="center"/>
+      </w:pPr>
+      <w:r>
+        <w:rPr>
+          <w:rFonts w:ascii="微软雅黑" w:hAnsi="微软雅黑" w:eastAsia="宋体" w:cs="微软雅黑"/>
+          <w:b/>
+          <w:i w:val="0"/>
+          <w:color w:val="1A3A5C"/>
+          <w:sz w:val="40"/>
+        </w:rPr>
+        <w:t>AIDEN产业智能体</w:t>
       </w:r>
     </w:p>
     <w:p>
@@ -28,10 +44,10 @@
           <w:rFonts w:ascii="微软雅黑" w:hAnsi="微软雅黑" w:eastAsia="宋体" w:cs="微软雅黑"/>
           <w:b/>
           <w:i w:val="0"/>
-          <w:color w:val="1A3A5C"/>
-          <w:sz w:val="44"/>
+          <w:color w:val="1F6B5C"/>
+          <w:sz w:val="26"/>
         </w:rPr>
-        <w:t>AIDEN产业智能体</w:t>
+        <w:t>复兴岛星火社区入驻业务计划书</w:t>
       </w:r>
     </w:p>
     <w:p>
@@ -42,33 +58,17 @@
       <w:r>
         <w:rPr>
           <w:rFonts w:ascii="微软雅黑" w:hAnsi="微软雅黑" w:eastAsia="宋体" w:cs="微软雅黑"/>
-          <w:b/>
+          <w:b w:val="0"/>
           <w:i w:val="0"/>
-          <w:color w:val="1F6B5C"/>
-          <w:sz w:val="28"/>
+          <w:color w:val="555555"/>
+          <w:sz w:val="21"/>
         </w:rPr>
-        <w:t>复兴岛星火社区入驻业务计划书</w:t>
+        <w:t>AI智能体开发  ·  产业智库型OPC  ·  首期：政策研究智能体</w:t>
       </w:r>
     </w:p>
     <w:p>
       <w:pPr>
-        <w:spacing w:after="320" w:before="0" w:lineRule="auto" w:line="317"/>
-        <w:jc w:val="center"/>
-      </w:pPr>
-      <w:r>
-        <w:rPr>
-          <w:rFonts w:ascii="微软雅黑" w:hAnsi="微软雅黑" w:eastAsia="宋体" w:cs="微软雅黑"/>
-          <w:b w:val="0"/>
-          <w:i w:val="0"/>
-          <w:color w:val="555555"/>
-          <w:sz w:val="22"/>
-        </w:rPr>
-        <w:t>AI智能体开发  ·  产业智库型OPC  ·  首期：城市更新案例库RAG</w:t>
-      </w:r>
-    </w:p>
-    <w:p>
-      <w:pPr>
-        <w:spacing w:after="80" w:before="0" w:lineRule="auto" w:line="317"/>
+        <w:spacing w:after="60" w:before="0" w:lineRule="auto" w:line="317"/>
         <w:jc w:val="center"/>
       </w:pPr>
       <w:r>
@@ -77,14 +77,14 @@
           <w:b w:val="0"/>
           <w:i w:val="0"/>
           <w:color w:val="222222"/>
-          <w:sz w:val="24"/>
+          <w:sz w:val="22"/>
         </w:rPr>
         <w:t>申请人：胡继刚</w:t>
       </w:r>
     </w:p>
     <w:p>
       <w:pPr>
-        <w:spacing w:after="80" w:before="0" w:lineRule="auto" w:line="317"/>
+        <w:spacing w:after="60" w:before="0" w:lineRule="auto" w:line="317"/>
         <w:jc w:val="center"/>
       </w:pPr>
       <w:r>
@@ -93,14 +93,14 @@
           <w:b w:val="0"/>
           <w:i w:val="0"/>
           <w:color w:val="222222"/>
-          <w:sz w:val="24"/>
+          <w:sz w:val="22"/>
         </w:rPr>
         <w:t>赛道：AI智能体开发</w:t>
       </w:r>
     </w:p>
     <w:p>
       <w:pPr>
-        <w:spacing w:after="80" w:before="0" w:lineRule="auto" w:line="317"/>
+        <w:spacing w:after="60" w:before="0" w:lineRule="auto" w:line="317"/>
         <w:jc w:val="center"/>
       </w:pPr>
       <w:r>
@@ -109,14 +109,14 @@
           <w:b w:val="0"/>
           <w:i w:val="0"/>
           <w:color w:val="222222"/>
-          <w:sz w:val="24"/>
+          <w:sz w:val="22"/>
         </w:rPr>
-        <w:t>首期原型：城市更新案例库（RAG）（正在搭建）</w:t>
+        <w:t>首期产品：政策研究智能体（正在产品化）</w:t>
       </w:r>
     </w:p>
     <w:p>
       <w:pPr>
-        <w:spacing w:after="80" w:before="0" w:lineRule="auto" w:line="317"/>
+        <w:spacing w:after="60" w:before="0" w:lineRule="auto" w:line="317"/>
         <w:jc w:val="center"/>
       </w:pPr>
       <w:r>
@@ -125,14 +125,14 @@
           <w:b w:val="0"/>
           <w:i w:val="0"/>
           <w:color w:val="222222"/>
-          <w:sz w:val="24"/>
+          <w:sz w:val="22"/>
         </w:rPr>
         <w:t>拟定主体：上海艾登智能科技有限公司（待核名）</w:t>
       </w:r>
     </w:p>
     <w:p>
       <w:pPr>
-        <w:spacing w:after="80" w:before="240" w:lineRule="auto" w:line="317"/>
+        <w:spacing w:after="80" w:before="160" w:lineRule="auto" w:line="317"/>
         <w:jc w:val="center"/>
       </w:pPr>
       <w:r>
@@ -141,220 +141,9 @@
           <w:b w:val="0"/>
           <w:i w:val="0"/>
           <w:color w:val="222222"/>
-          <w:sz w:val="24"/>
-        </w:rPr>
-        <w:t>2026年9月6日  修订稿</w:t>
-      </w:r>
-    </w:p>
-    <w:p>
-      <w:pPr>
-        <w:spacing w:after="200" w:before="320" w:lineRule="auto" w:line="317"/>
-        <w:jc w:val="left"/>
-        <w:pBdr>
-          <w:bottom w:val="single" w:sz="12" w:space="3" w:color="B88A2E"/>
-        </w:pBdr>
-      </w:pPr>
-      <w:r>
-        <w:rPr>
-          <w:rFonts w:ascii="微软雅黑" w:hAnsi="微软雅黑" w:eastAsia="宋体" w:cs="微软雅黑"/>
-          <w:b/>
-          <w:i w:val="0"/>
-          <w:color w:val="1A3A5C"/>
-          <w:sz w:val="32"/>
-        </w:rPr>
-        <w:t>目录</w:t>
-      </w:r>
-    </w:p>
-    <w:p>
-      <w:pPr>
-        <w:spacing w:after="60" w:before="0" w:lineRule="auto" w:line="317"/>
-        <w:jc w:val="left"/>
-      </w:pPr>
-      <w:r>
-        <w:rPr>
-          <w:rFonts w:ascii="微软雅黑" w:hAnsi="微软雅黑" w:eastAsia="宋体" w:cs="微软雅黑"/>
-          <w:b w:val="0"/>
-          <w:i w:val="0"/>
-          <w:color w:val="1A3A5C"/>
           <w:sz w:val="22"/>
         </w:rPr>
-        <w:t>一、项目概述</w:t>
-      </w:r>
-    </w:p>
-    <w:p>
-      <w:pPr>
-        <w:spacing w:after="60" w:before="0" w:lineRule="auto" w:line="317"/>
-        <w:jc w:val="left"/>
-      </w:pPr>
-      <w:r>
-        <w:rPr>
-          <w:rFonts w:ascii="微软雅黑" w:hAnsi="微软雅黑" w:eastAsia="宋体" w:cs="微软雅黑"/>
-          <w:b w:val="0"/>
-          <w:i w:val="0"/>
-          <w:color w:val="1A3A5C"/>
-          <w:sz w:val="22"/>
-        </w:rPr>
-        <w:t>二、用户与场景</w:t>
-      </w:r>
-    </w:p>
-    <w:p>
-      <w:pPr>
-        <w:spacing w:after="60" w:before="0" w:lineRule="auto" w:line="317"/>
-        <w:jc w:val="left"/>
-      </w:pPr>
-      <w:r>
-        <w:rPr>
-          <w:rFonts w:ascii="微软雅黑" w:hAnsi="微软雅黑" w:eastAsia="宋体" w:cs="微软雅黑"/>
-          <w:b w:val="0"/>
-          <w:i w:val="0"/>
-          <w:color w:val="1A3A5C"/>
-          <w:sz w:val="22"/>
-        </w:rPr>
-        <w:t>三、四类产品：输入、处理、交付</w:t>
-      </w:r>
-    </w:p>
-    <w:p>
-      <w:pPr>
-        <w:spacing w:after="60" w:before="0" w:lineRule="auto" w:line="317"/>
-        <w:jc w:val="left"/>
-      </w:pPr>
-      <w:r>
-        <w:rPr>
-          <w:rFonts w:ascii="微软雅黑" w:hAnsi="微软雅黑" w:eastAsia="宋体" w:cs="微软雅黑"/>
-          <w:b w:val="0"/>
-          <w:i w:val="0"/>
-          <w:color w:val="1A3A5C"/>
-          <w:sz w:val="22"/>
-        </w:rPr>
-        <w:t>四、开发进展：已完成、正在开发、计划开发</w:t>
-      </w:r>
-    </w:p>
-    <w:p>
-      <w:pPr>
-        <w:spacing w:after="60" w:before="0" w:lineRule="auto" w:line="317"/>
-        <w:jc w:val="left"/>
-      </w:pPr>
-      <w:r>
-        <w:rPr>
-          <w:rFonts w:ascii="微软雅黑" w:hAnsi="微软雅黑" w:eastAsia="宋体" w:cs="微软雅黑"/>
-          <w:b w:val="0"/>
-          <w:i w:val="0"/>
-          <w:color w:val="1A3A5C"/>
-          <w:sz w:val="22"/>
-        </w:rPr>
-        <w:t>五、首期原型：城市更新案例库（RAG）</w:t>
-      </w:r>
-    </w:p>
-    <w:p>
-      <w:pPr>
-        <w:spacing w:after="60" w:before="0" w:lineRule="auto" w:line="317"/>
-        <w:jc w:val="left"/>
-      </w:pPr>
-      <w:r>
-        <w:rPr>
-          <w:rFonts w:ascii="微软雅黑" w:hAnsi="微软雅黑" w:eastAsia="宋体" w:cs="微软雅黑"/>
-          <w:b w:val="0"/>
-          <w:i w:val="0"/>
-          <w:color w:val="1A3A5C"/>
-          <w:sz w:val="22"/>
-        </w:rPr>
-        <w:t>六、技术路径</w:t>
-      </w:r>
-    </w:p>
-    <w:p>
-      <w:pPr>
-        <w:spacing w:after="60" w:before="0" w:lineRule="auto" w:line="317"/>
-        <w:jc w:val="left"/>
-      </w:pPr>
-      <w:r>
-        <w:rPr>
-          <w:rFonts w:ascii="微软雅黑" w:hAnsi="微软雅黑" w:eastAsia="宋体" w:cs="微软雅黑"/>
-          <w:b w:val="0"/>
-          <w:i w:val="0"/>
-          <w:color w:val="1A3A5C"/>
-          <w:sz w:val="22"/>
-        </w:rPr>
-        <w:t>七、商业模式与预计营收</w:t>
-      </w:r>
-    </w:p>
-    <w:p>
-      <w:pPr>
-        <w:spacing w:after="60" w:before="0" w:lineRule="auto" w:line="317"/>
-        <w:jc w:val="left"/>
-      </w:pPr>
-      <w:r>
-        <w:rPr>
-          <w:rFonts w:ascii="微软雅黑" w:hAnsi="微软雅黑" w:eastAsia="宋体" w:cs="微软雅黑"/>
-          <w:b w:val="0"/>
-          <w:i w:val="0"/>
-          <w:color w:val="1A3A5C"/>
-          <w:sz w:val="22"/>
-        </w:rPr>
-        <w:t>八、团队</w:t>
-      </w:r>
-    </w:p>
-    <w:p>
-      <w:pPr>
-        <w:spacing w:after="60" w:before="0" w:lineRule="auto" w:line="317"/>
-        <w:jc w:val="left"/>
-      </w:pPr>
-      <w:r>
-        <w:rPr>
-          <w:rFonts w:ascii="微软雅黑" w:hAnsi="微软雅黑" w:eastAsia="宋体" w:cs="微软雅黑"/>
-          <w:b w:val="0"/>
-          <w:i w:val="0"/>
-          <w:color w:val="1A3A5C"/>
-          <w:sz w:val="22"/>
-        </w:rPr>
-        <w:t>九、创始人</w:t>
-      </w:r>
-    </w:p>
-    <w:p>
-      <w:pPr>
-        <w:spacing w:after="60" w:before="0" w:lineRule="auto" w:line="317"/>
-        <w:jc w:val="left"/>
-      </w:pPr>
-      <w:r>
-        <w:rPr>
-          <w:rFonts w:ascii="微软雅黑" w:hAnsi="微软雅黑" w:eastAsia="宋体" w:cs="微软雅黑"/>
-          <w:b w:val="0"/>
-          <w:i w:val="0"/>
-          <w:color w:val="1A3A5C"/>
-          <w:sz w:val="22"/>
-        </w:rPr>
-        <w:t>十、入驻需求与无支持时的启动方式</w:t>
-      </w:r>
-    </w:p>
-    <w:p>
-      <w:pPr>
-        <w:spacing w:after="60" w:before="0" w:lineRule="auto" w:line="317"/>
-        <w:jc w:val="left"/>
-      </w:pPr>
-      <w:r>
-        <w:rPr>
-          <w:rFonts w:ascii="微软雅黑" w:hAnsi="微软雅黑" w:eastAsia="宋体" w:cs="微软雅黑"/>
-          <w:b w:val="0"/>
-          <w:i w:val="0"/>
-          <w:color w:val="1A3A5C"/>
-          <w:sz w:val="22"/>
-        </w:rPr>
-        <w:t>十一、近90天安排</w:t>
-      </w:r>
-    </w:p>
-    <w:p>
-      <w:pPr>
-        <w:spacing w:after="60" w:before="0" w:lineRule="auto" w:line="317"/>
-        <w:jc w:val="left"/>
-      </w:pPr>
-      <w:r>
-        <w:rPr>
-          <w:rFonts w:ascii="微软雅黑" w:hAnsi="微软雅黑" w:eastAsia="宋体" w:cs="微软雅黑"/>
-          <w:b w:val="0"/>
-          <w:i w:val="0"/>
-          <w:color w:val="1A3A5C"/>
-          <w:sz w:val="22"/>
-        </w:rPr>
-        <w:t>十二、风险</w:t>
+        <w:t>2026年9月6日  最终稿</w:t>
       </w:r>
     </w:p>
     <w:p>
@@ -390,7 +179,7 @@
           <w:color w:val="222222"/>
           <w:sz w:val="22"/>
         </w:rPr>
-        <w:t>项目名称：AIDEN产业智能体。赛道：AI智能体开发。组织形态：一人公司，由核心创始人调用AI Agent完成检索、结构化、写作和校对。</w:t>
+        <w:t>项目名称：AIDEN产业智能体。申报赛道：AI智能体开发。定位：「AI+产业研究+科技企业服务」的产业智库型OPC。组织方式：1名创始人负责运营，调用智能体完成检索、结构化、起草，经人工复核后交付；初期不另聘全职员工。</w:t>
       </w:r>
     </w:p>
     <w:p>
@@ -407,7 +196,7 @@
           <w:color w:val="222222"/>
           <w:sz w:val="22"/>
         </w:rPr>
-        <w:t>要解决的问题：园区、街道和企业在做产业判断、政策适用、招商匹配和城市更新方案时，资料散、难引用、难复用。通用聊天可以写一段综述，但缺少带出处的案例对照和企业画像。</w:t>
+        <w:t>要解决的问题：科技企业、园区和街道在适用政策、判断产业方向、做招商匹配和城市更新对照时，公开文本分散，通用对话难以稳定提供带来源、有效期和适用条件的结果。</w:t>
       </w:r>
     </w:p>
     <w:p>
@@ -424,7 +213,7 @@
           <w:color w:val="222222"/>
           <w:sz w:val="22"/>
         </w:rPr>
-        <w:t>产品方向固定为四类智能体：产业研究、政策研究、企业画像与招商匹配、城市更新案例库。首期只做城市更新案例库的RAG原型，其余三项作为后续拓展，不在第一年并行铺开。</w:t>
+        <w:t>产品为四类智能体：政策研究、产业研究、企业画像与招商匹配、城市更新案例库。首期聚焦政策研究智能体，其余分阶段开发。活动方案、研讨材料和会务协同仅作为经授权的配套业务，不是主产品。</w:t>
       </w:r>
     </w:p>
     <w:p>
@@ -441,7 +230,7 @@
           <w:color w:val="222222"/>
           <w:sz w:val="22"/>
         </w:rPr>
-        <w:t>项目由本人发起，尚未在杨浦注册OPC公司，拟入驻后设立新主体；相关平台职务为个人经历，不代表机构参与投资或经营。</w:t>
+        <w:t>本项目由胡继刚个人发起，目前尚未在杨浦注册OPC公司，拟入驻后依法设立新主体。申请人参与的高校研究平台及社会组织为个人研究与工作背景，不作为本项目经营主体。</w:t>
       </w:r>
     </w:p>
     <w:p>
@@ -460,7 +249,7 @@
           <w:color w:val="1A3A5C"/>
           <w:sz w:val="32"/>
         </w:rPr>
-        <w:t>二、用户与场景</w:t>
+        <w:t>二、用户与四类产品</w:t>
       </w:r>
     </w:p>
     <w:p>
@@ -477,7 +266,7 @@
           <w:color w:val="222222"/>
           <w:sz w:val="22"/>
         </w:rPr>
-        <w:t>第一类用户是园区、街道和城市更新相关工作团队，需要按问题找出可对照的更新案例，并看到原文出处。第二类是科技园区运营和招商人员，需要企业画像和产业方向匹配说明。第三类是科技型中小企业，需要把政策要点或产业材料整理成可内部使用的简报。</w:t>
+        <w:t>主要用户为科技型中小企业、园区与街道产业服务部门、科技园区运营和招商人员。政策研究智能体服务「这家企业能用哪些政策」；产业研究智能体服务议题简报；企业画像与招商匹配智能体服务园区招商对照；城市更新案例库智能体服务相似案例检索。</w:t>
       </w:r>
     </w:p>
     <w:p>
@@ -494,43 +283,7 @@
           <w:color w:val="222222"/>
           <w:sz w:val="22"/>
         </w:rPr>
-        <w:t>用户需要的是可检索、可核对、可交付的知识工具。活动方案、材料包和会务协同不是本项目的产品范围。</w:t>
-      </w:r>
-    </w:p>
-    <w:p>
-      <w:pPr>
-        <w:spacing w:after="200" w:before="320" w:lineRule="auto" w:line="317"/>
-        <w:jc w:val="left"/>
-        <w:pBdr>
-          <w:bottom w:val="single" w:sz="12" w:space="3" w:color="B88A2E"/>
-        </w:pBdr>
-      </w:pPr>
-      <w:r>
-        <w:rPr>
-          <w:rFonts w:ascii="微软雅黑" w:hAnsi="微软雅黑" w:eastAsia="宋体" w:cs="微软雅黑"/>
-          <w:b/>
-          <w:i w:val="0"/>
-          <w:color w:val="1A3A5C"/>
-          <w:sz w:val="32"/>
-        </w:rPr>
-        <w:t>三、四类产品：输入、处理、交付</w:t>
-      </w:r>
-    </w:p>
-    <w:p>
-      <w:pPr>
-        <w:spacing w:after="160" w:before="0" w:lineRule="auto" w:line="317"/>
-        <w:ind w:firstLine="420"/>
-        <w:jc w:val="both"/>
-      </w:pPr>
-      <w:r>
-        <w:rPr>
-          <w:rFonts w:ascii="微软雅黑" w:hAnsi="微软雅黑" w:eastAsia="宋体" w:cs="微软雅黑"/>
-          <w:b w:val="0"/>
-          <w:i w:val="0"/>
-          <w:color w:val="222222"/>
-          <w:sz w:val="22"/>
-        </w:rPr>
-        <w:t>每类产品都用同一套描述：用户输入什么、智能体完成什么、对外交付什么。首期只把城市更新案例库做到可演示检索；其余三类先冻结为拓展项，避免并行承诺。</w:t>
+        <w:t>每类产品均按同一口径描述：用户输入什么、系统完成什么、最终输出什么。首期只把政策研究做到可当面演示清单输出；其余三类不在第一年并行铺开。</w:t>
       </w:r>
     </w:p>
     <w:tbl>
@@ -660,7 +413,7 @@
                 <w:color w:val="FFFFFF"/>
                 <w:sz w:val="20"/>
               </w:rPr>
-              <w:t>智能体完成</w:t>
+              <w:t>系统完成</w:t>
             </w:r>
           </w:p>
         </w:tc>
@@ -689,7 +442,7 @@
                 <w:color w:val="FFFFFF"/>
                 <w:sz w:val="20"/>
               </w:rPr>
-              <w:t>交付</w:t>
+              <w:t>输出</w:t>
             </w:r>
           </w:p>
         </w:tc>
@@ -720,7 +473,7 @@
                 <w:color w:val="222222"/>
                 <w:sz w:val="19"/>
               </w:rPr>
-              <w:t>产业研究智能体</w:t>
+              <w:t>政策研究智能体</w:t>
             </w:r>
           </w:p>
         </w:tc>
@@ -749,7 +502,7 @@
                 <w:color w:val="222222"/>
                 <w:sz w:val="19"/>
               </w:rPr>
-              <w:t>后续拓展</w:t>
+              <w:t>首期 · 正在产品化</w:t>
             </w:r>
           </w:p>
         </w:tc>
@@ -778,7 +531,7 @@
                 <w:color w:val="222222"/>
                 <w:sz w:val="19"/>
               </w:rPr>
-              <w:t>行业问题、区域范围、已有材料或公开数据。</w:t>
+              <w:t>企业基本情况、研究主题；可选已有材料。</w:t>
             </w:r>
           </w:p>
         </w:tc>
@@ -807,6 +560,153 @@
                 <w:color w:val="222222"/>
                 <w:sz w:val="19"/>
               </w:rPr>
+              <w:t>检索政策原文，抽取来源、有效期、适用条件，标出待人工确认事项。</w:t>
+            </w:r>
+          </w:p>
+        </w:tc>
+        <w:tc>
+          <w:tcPr>
+            <w:tcW w:type="dxa" w:w="1860"/>
+            <w:shd w:fill="FFFFFF" w:val="clear"/>
+            <w:tcBorders>
+              <w:top w:val="single" w:sz="4" w:color="C5D0DC"/>
+              <w:left w:val="single" w:sz="4" w:color="C5D0DC"/>
+              <w:bottom w:val="single" w:sz="4" w:color="C5D0DC"/>
+              <w:right w:val="single" w:sz="4" w:color="C5D0DC"/>
+            </w:tcBorders>
+            <w:vAlign w:val="center"/>
+          </w:tcPr>
+          <w:p>
+            <w:pPr>
+              <w:spacing w:after="40" w:before="40"/>
+              <w:jc w:val="left"/>
+            </w:pPr>
+            <w:r/>
+            <w:r>
+              <w:rPr>
+                <w:rFonts w:ascii="微软雅黑" w:hAnsi="微软雅黑" w:eastAsia="宋体" w:cs="微软雅黑"/>
+                <w:b w:val="0"/>
+                <w:color w:val="222222"/>
+                <w:sz w:val="19"/>
+              </w:rPr>
+              <w:t>政策清单 + 适用说明 + 待确认事项。</w:t>
+            </w:r>
+          </w:p>
+        </w:tc>
+      </w:tr>
+      <w:tr>
+        <w:tc>
+          <w:tcPr>
+            <w:tcW w:type="dxa" w:w="1860"/>
+            <w:shd w:fill="F7F1E4" w:val="clear"/>
+            <w:tcBorders>
+              <w:top w:val="single" w:sz="4" w:color="C5D0DC"/>
+              <w:left w:val="single" w:sz="4" w:color="C5D0DC"/>
+              <w:bottom w:val="single" w:sz="4" w:color="C5D0DC"/>
+              <w:right w:val="single" w:sz="4" w:color="C5D0DC"/>
+            </w:tcBorders>
+            <w:vAlign w:val="center"/>
+          </w:tcPr>
+          <w:p>
+            <w:pPr>
+              <w:spacing w:after="40" w:before="40"/>
+              <w:jc w:val="left"/>
+            </w:pPr>
+            <w:r/>
+            <w:r>
+              <w:rPr>
+                <w:rFonts w:ascii="微软雅黑" w:hAnsi="微软雅黑" w:eastAsia="宋体" w:cs="微软雅黑"/>
+                <w:b w:val="0"/>
+                <w:color w:val="222222"/>
+                <w:sz w:val="19"/>
+              </w:rPr>
+              <w:t>产业研究智能体</w:t>
+            </w:r>
+          </w:p>
+        </w:tc>
+        <w:tc>
+          <w:tcPr>
+            <w:tcW w:type="dxa" w:w="1860"/>
+            <w:shd w:fill="F7F1E4" w:val="clear"/>
+            <w:tcBorders>
+              <w:top w:val="single" w:sz="4" w:color="C5D0DC"/>
+              <w:left w:val="single" w:sz="4" w:color="C5D0DC"/>
+              <w:bottom w:val="single" w:sz="4" w:color="C5D0DC"/>
+              <w:right w:val="single" w:sz="4" w:color="C5D0DC"/>
+            </w:tcBorders>
+            <w:vAlign w:val="center"/>
+          </w:tcPr>
+          <w:p>
+            <w:pPr>
+              <w:spacing w:after="40" w:before="40"/>
+              <w:jc w:val="left"/>
+            </w:pPr>
+            <w:r/>
+            <w:r>
+              <w:rPr>
+                <w:rFonts w:ascii="微软雅黑" w:hAnsi="微软雅黑" w:eastAsia="宋体" w:cs="微软雅黑"/>
+                <w:b w:val="0"/>
+                <w:color w:val="222222"/>
+                <w:sz w:val="19"/>
+              </w:rPr>
+              <w:t>分阶段开发</w:t>
+            </w:r>
+          </w:p>
+        </w:tc>
+        <w:tc>
+          <w:tcPr>
+            <w:tcW w:type="dxa" w:w="1860"/>
+            <w:shd w:fill="F7F1E4" w:val="clear"/>
+            <w:tcBorders>
+              <w:top w:val="single" w:sz="4" w:color="C5D0DC"/>
+              <w:left w:val="single" w:sz="4" w:color="C5D0DC"/>
+              <w:bottom w:val="single" w:sz="4" w:color="C5D0DC"/>
+              <w:right w:val="single" w:sz="4" w:color="C5D0DC"/>
+            </w:tcBorders>
+            <w:vAlign w:val="center"/>
+          </w:tcPr>
+          <w:p>
+            <w:pPr>
+              <w:spacing w:after="40" w:before="40"/>
+              <w:jc w:val="left"/>
+            </w:pPr>
+            <w:r/>
+            <w:r>
+              <w:rPr>
+                <w:rFonts w:ascii="微软雅黑" w:hAnsi="微软雅黑" w:eastAsia="宋体" w:cs="微软雅黑"/>
+                <w:b w:val="0"/>
+                <w:color w:val="222222"/>
+                <w:sz w:val="19"/>
+              </w:rPr>
+              <w:t>行业问题、区域范围、公开数据或已有材料。</w:t>
+            </w:r>
+          </w:p>
+        </w:tc>
+        <w:tc>
+          <w:tcPr>
+            <w:tcW w:type="dxa" w:w="1860"/>
+            <w:shd w:fill="F7F1E4" w:val="clear"/>
+            <w:tcBorders>
+              <w:top w:val="single" w:sz="4" w:color="C5D0DC"/>
+              <w:left w:val="single" w:sz="4" w:color="C5D0DC"/>
+              <w:bottom w:val="single" w:sz="4" w:color="C5D0DC"/>
+              <w:right w:val="single" w:sz="4" w:color="C5D0DC"/>
+            </w:tcBorders>
+            <w:vAlign w:val="center"/>
+          </w:tcPr>
+          <w:p>
+            <w:pPr>
+              <w:spacing w:after="40" w:before="40"/>
+              <w:jc w:val="left"/>
+            </w:pPr>
+            <w:r/>
+            <w:r>
+              <w:rPr>
+                <w:rFonts w:ascii="微软雅黑" w:hAnsi="微软雅黑" w:eastAsia="宋体" w:cs="微软雅黑"/>
+                <w:b w:val="0"/>
+                <w:color w:val="222222"/>
+                <w:sz w:val="19"/>
+              </w:rPr>
               <w:t>检索公开信息、归纳结构、起草综述并标出待核实处。</w:t>
             </w:r>
           </w:p>
@@ -814,7 +714,7 @@
         <w:tc>
           <w:tcPr>
             <w:tcW w:type="dxa" w:w="1860"/>
-            <w:shd w:fill="FFFFFF" w:val="clear"/>
+            <w:shd w:fill="F7F1E4" w:val="clear"/>
             <w:tcBorders>
               <w:top w:val="single" w:sz="4" w:color="C5D0DC"/>
               <w:left w:val="single" w:sz="4" w:color="C5D0DC"/>
@@ -845,153 +745,6 @@
         <w:tc>
           <w:tcPr>
             <w:tcW w:type="dxa" w:w="1860"/>
-            <w:shd w:fill="F7F1E4" w:val="clear"/>
-            <w:tcBorders>
-              <w:top w:val="single" w:sz="4" w:color="C5D0DC"/>
-              <w:left w:val="single" w:sz="4" w:color="C5D0DC"/>
-              <w:bottom w:val="single" w:sz="4" w:color="C5D0DC"/>
-              <w:right w:val="single" w:sz="4" w:color="C5D0DC"/>
-            </w:tcBorders>
-            <w:vAlign w:val="center"/>
-          </w:tcPr>
-          <w:p>
-            <w:pPr>
-              <w:spacing w:after="40" w:before="40"/>
-              <w:jc w:val="left"/>
-            </w:pPr>
-            <w:r/>
-            <w:r>
-              <w:rPr>
-                <w:rFonts w:ascii="微软雅黑" w:hAnsi="微软雅黑" w:eastAsia="宋体" w:cs="微软雅黑"/>
-                <w:b w:val="0"/>
-                <w:color w:val="222222"/>
-                <w:sz w:val="19"/>
-              </w:rPr>
-              <w:t>政策研究智能体</w:t>
-            </w:r>
-          </w:p>
-        </w:tc>
-        <w:tc>
-          <w:tcPr>
-            <w:tcW w:type="dxa" w:w="1860"/>
-            <w:shd w:fill="F7F1E4" w:val="clear"/>
-            <w:tcBorders>
-              <w:top w:val="single" w:sz="4" w:color="C5D0DC"/>
-              <w:left w:val="single" w:sz="4" w:color="C5D0DC"/>
-              <w:bottom w:val="single" w:sz="4" w:color="C5D0DC"/>
-              <w:right w:val="single" w:sz="4" w:color="C5D0DC"/>
-            </w:tcBorders>
-            <w:vAlign w:val="center"/>
-          </w:tcPr>
-          <w:p>
-            <w:pPr>
-              <w:spacing w:after="40" w:before="40"/>
-              <w:jc w:val="left"/>
-            </w:pPr>
-            <w:r/>
-            <w:r>
-              <w:rPr>
-                <w:rFonts w:ascii="微软雅黑" w:hAnsi="微软雅黑" w:eastAsia="宋体" w:cs="微软雅黑"/>
-                <w:b w:val="0"/>
-                <w:color w:val="222222"/>
-                <w:sz w:val="19"/>
-              </w:rPr>
-              <w:t>后续拓展</w:t>
-            </w:r>
-          </w:p>
-        </w:tc>
-        <w:tc>
-          <w:tcPr>
-            <w:tcW w:type="dxa" w:w="1860"/>
-            <w:shd w:fill="F7F1E4" w:val="clear"/>
-            <w:tcBorders>
-              <w:top w:val="single" w:sz="4" w:color="C5D0DC"/>
-              <w:left w:val="single" w:sz="4" w:color="C5D0DC"/>
-              <w:bottom w:val="single" w:sz="4" w:color="C5D0DC"/>
-              <w:right w:val="single" w:sz="4" w:color="C5D0DC"/>
-            </w:tcBorders>
-            <w:vAlign w:val="center"/>
-          </w:tcPr>
-          <w:p>
-            <w:pPr>
-              <w:spacing w:after="40" w:before="40"/>
-              <w:jc w:val="left"/>
-            </w:pPr>
-            <w:r/>
-            <w:r>
-              <w:rPr>
-                <w:rFonts w:ascii="微软雅黑" w:hAnsi="微软雅黑" w:eastAsia="宋体" w:cs="微软雅黑"/>
-                <w:b w:val="0"/>
-                <w:color w:val="222222"/>
-                <w:sz w:val="19"/>
-              </w:rPr>
-              <w:t>政策文本、适用对象和具体问题。</w:t>
-            </w:r>
-          </w:p>
-        </w:tc>
-        <w:tc>
-          <w:tcPr>
-            <w:tcW w:type="dxa" w:w="1860"/>
-            <w:shd w:fill="F7F1E4" w:val="clear"/>
-            <w:tcBorders>
-              <w:top w:val="single" w:sz="4" w:color="C5D0DC"/>
-              <w:left w:val="single" w:sz="4" w:color="C5D0DC"/>
-              <w:bottom w:val="single" w:sz="4" w:color="C5D0DC"/>
-              <w:right w:val="single" w:sz="4" w:color="C5D0DC"/>
-            </w:tcBorders>
-            <w:vAlign w:val="center"/>
-          </w:tcPr>
-          <w:p>
-            <w:pPr>
-              <w:spacing w:after="40" w:before="40"/>
-              <w:jc w:val="left"/>
-            </w:pPr>
-            <w:r/>
-            <w:r>
-              <w:rPr>
-                <w:rFonts w:ascii="微软雅黑" w:hAnsi="微软雅黑" w:eastAsia="宋体" w:cs="微软雅黑"/>
-                <w:b w:val="0"/>
-                <w:color w:val="222222"/>
-                <w:sz w:val="19"/>
-              </w:rPr>
-              <w:t>拆解条款、对照适用条件、提示新旧差异和风险点。</w:t>
-            </w:r>
-          </w:p>
-        </w:tc>
-        <w:tc>
-          <w:tcPr>
-            <w:tcW w:type="dxa" w:w="1860"/>
-            <w:shd w:fill="F7F1E4" w:val="clear"/>
-            <w:tcBorders>
-              <w:top w:val="single" w:sz="4" w:color="C5D0DC"/>
-              <w:left w:val="single" w:sz="4" w:color="C5D0DC"/>
-              <w:bottom w:val="single" w:sz="4" w:color="C5D0DC"/>
-              <w:right w:val="single" w:sz="4" w:color="C5D0DC"/>
-            </w:tcBorders>
-            <w:vAlign w:val="center"/>
-          </w:tcPr>
-          <w:p>
-            <w:pPr>
-              <w:spacing w:after="40" w:before="40"/>
-              <w:jc w:val="left"/>
-            </w:pPr>
-            <w:r/>
-            <w:r>
-              <w:rPr>
-                <w:rFonts w:ascii="微软雅黑" w:hAnsi="微软雅黑" w:eastAsia="宋体" w:cs="微软雅黑"/>
-                <w:b w:val="0"/>
-                <w:color w:val="222222"/>
-                <w:sz w:val="19"/>
-              </w:rPr>
-              <w:t>政策要点卡、适用清单。</w:t>
-            </w:r>
-          </w:p>
-        </w:tc>
-      </w:tr>
-      <w:tr>
-        <w:tc>
-          <w:tcPr>
-            <w:tcW w:type="dxa" w:w="1860"/>
             <w:shd w:fill="FFFFFF" w:val="clear"/>
             <w:tcBorders>
               <w:top w:val="single" w:sz="4" w:color="C5D0DC"/>
@@ -1014,7 +767,7 @@
                 <w:color w:val="222222"/>
                 <w:sz w:val="19"/>
               </w:rPr>
-              <w:t>企业画像与招商匹配</w:t>
+              <w:t>企业画像与招商匹配智能体</w:t>
             </w:r>
           </w:p>
         </w:tc>
@@ -1043,7 +796,7 @@
                 <w:color w:val="222222"/>
                 <w:sz w:val="19"/>
               </w:rPr>
-              <w:t>后续拓展</w:t>
+              <w:t>分阶段开发</w:t>
             </w:r>
           </w:p>
         </w:tc>
@@ -1101,7 +854,7 @@
                 <w:color w:val="222222"/>
                 <w:sz w:val="19"/>
               </w:rPr>
-              <w:t>做标签化画像，按产业方向匹配，说明匹配理由与缺口。</w:t>
+              <w:t>做标签化画像，按产业方向匹配，说明理由与缺口。</w:t>
             </w:r>
           </w:p>
         </w:tc>
@@ -1161,7 +914,7 @@
                 <w:color w:val="222222"/>
                 <w:sz w:val="19"/>
               </w:rPr>
-              <w:t>城市更新案例库（RAG）</w:t>
+              <w:t>城市更新案例库智能体</w:t>
             </w:r>
           </w:p>
         </w:tc>
@@ -1190,7 +943,7 @@
                 <w:color w:val="222222"/>
                 <w:sz w:val="19"/>
               </w:rPr>
-              <w:t>首期原型 · 正在搭建</w:t>
+              <w:t>分阶段开发</w:t>
             </w:r>
           </w:p>
         </w:tc>
@@ -1248,7 +1001,7 @@
                 <w:color w:val="222222"/>
                 <w:sz w:val="19"/>
               </w:rPr>
-              <w:t>切片入库、按问题检索相似案例、带着原文片段生成对照建议。</w:t>
+              <w:t>切片入库、按问题检索相似案例，带着原文片段生成对照建议。</w:t>
             </w:r>
           </w:p>
         </w:tc>
@@ -1300,7 +1053,7 @@
           <w:color w:val="1A3A5C"/>
           <w:sz w:val="32"/>
         </w:rPr>
-        <w:t>四、开发进展：已完成、正在开发、计划开发</w:t>
+        <w:t>三、首期产品：政策研究智能体</w:t>
       </w:r>
     </w:p>
     <w:p>
@@ -1317,7 +1070,7 @@
           <w:color w:val="222222"/>
           <w:sz w:val="22"/>
         </w:rPr>
-        <w:t>需要把个人工作流和可供他人使用的产品分开写。已经跑通的，是创始人自己用AI完成研究成稿的流程，可以说明生产能力，但不能写成已上线产品。正在做的，是城市更新案例库RAG。还没有对外演示链接、账号或付费合同。</w:t>
+        <w:t>选择政策研究作为首期，是因为科技企业最常见的需求是「按自身情况找到仍有效、可适用的政策」，适合用大模型加RAG知识库，而不是一次性生成无出处综述。</w:t>
       </w:r>
     </w:p>
     <w:p>
@@ -1334,9 +1087,1544 @@
           <w:color w:val="222222"/>
           <w:sz w:val="22"/>
         </w:rPr>
-        <w:t>当前阶段是正在搭建首期原型，对外可用产品尚未完成。入驻后30–90天，把正在搭建的案例库做到可当面演示检索与对照。</w:t>
+        <w:t>典型路径：输入企业基本情况和研究主题 → 在已入库的公开政策中检索原文 → 输出带来源、有效期及适用条件的政策清单，并列出待人工确认事项。下表为字段与示意记录，用于说明交付形态，不是已上线系统截图。</w:t>
       </w:r>
     </w:p>
+    <w:tbl>
+      <w:tblPr>
+        <w:tblW w:type="auto" w:w="0"/>
+        <w:jc w:val="center"/>
+        <w:tblLayout w:type="autofit"/>
+        <w:tblLook w:firstColumn="1" w:firstRow="1" w:lastColumn="0" w:lastRow="0" w:noHBand="0" w:noVBand="1" w:val="04A0"/>
+      </w:tblPr>
+      <w:tblGrid>
+        <w:gridCol w:w="4649"/>
+        <w:gridCol w:w="4649"/>
+      </w:tblGrid>
+      <w:tr>
+        <w:tc>
+          <w:tcPr>
+            <w:tcW w:type="dxa" w:w="4649"/>
+            <w:shd w:fill="1A3A5C" w:val="clear"/>
+            <w:tcBorders>
+              <w:top w:val="single" w:sz="4" w:color="C5D0DC"/>
+              <w:left w:val="single" w:sz="4" w:color="C5D0DC"/>
+              <w:bottom w:val="single" w:sz="4" w:color="C5D0DC"/>
+              <w:right w:val="single" w:sz="4" w:color="C5D0DC"/>
+            </w:tcBorders>
+            <w:vAlign w:val="center"/>
+          </w:tcPr>
+          <w:p>
+            <w:pPr>
+              <w:spacing w:after="40" w:before="40"/>
+              <w:jc w:val="center"/>
+            </w:pPr>
+            <w:r/>
+            <w:r>
+              <w:rPr>
+                <w:rFonts w:ascii="微软雅黑" w:hAnsi="微软雅黑" w:eastAsia="宋体" w:cs="微软雅黑"/>
+                <w:b/>
+                <w:color w:val="FFFFFF"/>
+                <w:sz w:val="20"/>
+              </w:rPr>
+              <w:t>项目</w:t>
+            </w:r>
+          </w:p>
+        </w:tc>
+        <w:tc>
+          <w:tcPr>
+            <w:tcW w:type="dxa" w:w="4649"/>
+            <w:shd w:fill="1A3A5C" w:val="clear"/>
+            <w:tcBorders>
+              <w:top w:val="single" w:sz="4" w:color="C5D0DC"/>
+              <w:left w:val="single" w:sz="4" w:color="C5D0DC"/>
+              <w:bottom w:val="single" w:sz="4" w:color="C5D0DC"/>
+              <w:right w:val="single" w:sz="4" w:color="C5D0DC"/>
+            </w:tcBorders>
+            <w:vAlign w:val="center"/>
+          </w:tcPr>
+          <w:p>
+            <w:pPr>
+              <w:spacing w:after="40" w:before="40"/>
+              <w:jc w:val="center"/>
+            </w:pPr>
+            <w:r/>
+            <w:r>
+              <w:rPr>
+                <w:rFonts w:ascii="微软雅黑" w:hAnsi="微软雅黑" w:eastAsia="宋体" w:cs="微软雅黑"/>
+                <w:b/>
+                <w:color w:val="FFFFFF"/>
+                <w:sz w:val="20"/>
+              </w:rPr>
+              <w:t>说明</w:t>
+            </w:r>
+          </w:p>
+        </w:tc>
+      </w:tr>
+      <w:tr>
+        <w:tc>
+          <w:tcPr>
+            <w:tcW w:type="dxa" w:w="4649"/>
+            <w:shd w:fill="FFFFFF" w:val="clear"/>
+            <w:tcBorders>
+              <w:top w:val="single" w:sz="4" w:color="C5D0DC"/>
+              <w:left w:val="single" w:sz="4" w:color="C5D0DC"/>
+              <w:bottom w:val="single" w:sz="4" w:color="C5D0DC"/>
+              <w:right w:val="single" w:sz="4" w:color="C5D0DC"/>
+            </w:tcBorders>
+            <w:vAlign w:val="center"/>
+          </w:tcPr>
+          <w:p>
+            <w:pPr>
+              <w:spacing w:after="40" w:before="40"/>
+              <w:jc w:val="left"/>
+            </w:pPr>
+            <w:r/>
+            <w:r>
+              <w:rPr>
+                <w:rFonts w:ascii="微软雅黑" w:hAnsi="微软雅黑" w:eastAsia="宋体" w:cs="微软雅黑"/>
+                <w:b w:val="0"/>
+                <w:color w:val="222222"/>
+                <w:sz w:val="19"/>
+              </w:rPr>
+              <w:t>输入（样例）</w:t>
+            </w:r>
+          </w:p>
+        </w:tc>
+        <w:tc>
+          <w:tcPr>
+            <w:tcW w:type="dxa" w:w="4649"/>
+            <w:shd w:fill="FFFFFF" w:val="clear"/>
+            <w:tcBorders>
+              <w:top w:val="single" w:sz="4" w:color="C5D0DC"/>
+              <w:left w:val="single" w:sz="4" w:color="C5D0DC"/>
+              <w:bottom w:val="single" w:sz="4" w:color="C5D0DC"/>
+              <w:right w:val="single" w:sz="4" w:color="C5D0DC"/>
+            </w:tcBorders>
+            <w:vAlign w:val="center"/>
+          </w:tcPr>
+          <w:p>
+            <w:pPr>
+              <w:spacing w:after="40" w:before="40"/>
+              <w:jc w:val="left"/>
+            </w:pPr>
+            <w:r/>
+            <w:r>
+              <w:rPr>
+                <w:rFonts w:ascii="微软雅黑" w:hAnsi="微软雅黑" w:eastAsia="宋体" w:cs="微软雅黑"/>
+                <w:b w:val="0"/>
+                <w:color w:val="222222"/>
+                <w:sz w:val="19"/>
+              </w:rPr>
+              <w:t>企业：杨浦科技型中小企业，有研发费用；主题：研发费用加计扣除及区级扶持。</w:t>
+            </w:r>
+          </w:p>
+        </w:tc>
+      </w:tr>
+      <w:tr>
+        <w:tc>
+          <w:tcPr>
+            <w:tcW w:type="dxa" w:w="4649"/>
+            <w:shd w:fill="F7F1E4" w:val="clear"/>
+            <w:tcBorders>
+              <w:top w:val="single" w:sz="4" w:color="C5D0DC"/>
+              <w:left w:val="single" w:sz="4" w:color="C5D0DC"/>
+              <w:bottom w:val="single" w:sz="4" w:color="C5D0DC"/>
+              <w:right w:val="single" w:sz="4" w:color="C5D0DC"/>
+            </w:tcBorders>
+            <w:vAlign w:val="center"/>
+          </w:tcPr>
+          <w:p>
+            <w:pPr>
+              <w:spacing w:after="40" w:before="40"/>
+              <w:jc w:val="left"/>
+            </w:pPr>
+            <w:r/>
+            <w:r>
+              <w:rPr>
+                <w:rFonts w:ascii="微软雅黑" w:hAnsi="微软雅黑" w:eastAsia="宋体" w:cs="微软雅黑"/>
+                <w:b w:val="0"/>
+                <w:color w:val="222222"/>
+                <w:sz w:val="19"/>
+              </w:rPr>
+              <w:t>系统完成</w:t>
+            </w:r>
+          </w:p>
+        </w:tc>
+        <w:tc>
+          <w:tcPr>
+            <w:tcW w:type="dxa" w:w="4649"/>
+            <w:shd w:fill="F7F1E4" w:val="clear"/>
+            <w:tcBorders>
+              <w:top w:val="single" w:sz="4" w:color="C5D0DC"/>
+              <w:left w:val="single" w:sz="4" w:color="C5D0DC"/>
+              <w:bottom w:val="single" w:sz="4" w:color="C5D0DC"/>
+              <w:right w:val="single" w:sz="4" w:color="C5D0DC"/>
+            </w:tcBorders>
+            <w:vAlign w:val="center"/>
+          </w:tcPr>
+          <w:p>
+            <w:pPr>
+              <w:spacing w:after="40" w:before="40"/>
+              <w:jc w:val="left"/>
+            </w:pPr>
+            <w:r/>
+            <w:r>
+              <w:rPr>
+                <w:rFonts w:ascii="微软雅黑" w:hAnsi="微软雅黑" w:eastAsia="宋体" w:cs="微软雅黑"/>
+                <w:b w:val="0"/>
+                <w:color w:val="222222"/>
+                <w:sz w:val="19"/>
+              </w:rPr>
+              <w:t>检索公开政策原文，抽取来源、有效期、适用条件，对照企业情况列出可能相关条款，并标待确认项。</w:t>
+            </w:r>
+          </w:p>
+        </w:tc>
+      </w:tr>
+      <w:tr>
+        <w:tc>
+          <w:tcPr>
+            <w:tcW w:type="dxa" w:w="4649"/>
+            <w:shd w:fill="FFFFFF" w:val="clear"/>
+            <w:tcBorders>
+              <w:top w:val="single" w:sz="4" w:color="C5D0DC"/>
+              <w:left w:val="single" w:sz="4" w:color="C5D0DC"/>
+              <w:bottom w:val="single" w:sz="4" w:color="C5D0DC"/>
+              <w:right w:val="single" w:sz="4" w:color="C5D0DC"/>
+            </w:tcBorders>
+            <w:vAlign w:val="center"/>
+          </w:tcPr>
+          <w:p>
+            <w:pPr>
+              <w:spacing w:after="40" w:before="40"/>
+              <w:jc w:val="left"/>
+            </w:pPr>
+            <w:r/>
+            <w:r>
+              <w:rPr>
+                <w:rFonts w:ascii="微软雅黑" w:hAnsi="微软雅黑" w:eastAsia="宋体" w:cs="微软雅黑"/>
+                <w:b w:val="0"/>
+                <w:color w:val="222222"/>
+                <w:sz w:val="19"/>
+              </w:rPr>
+              <w:t>输出（样例）</w:t>
+            </w:r>
+          </w:p>
+        </w:tc>
+        <w:tc>
+          <w:tcPr>
+            <w:tcW w:type="dxa" w:w="4649"/>
+            <w:shd w:fill="FFFFFF" w:val="clear"/>
+            <w:tcBorders>
+              <w:top w:val="single" w:sz="4" w:color="C5D0DC"/>
+              <w:left w:val="single" w:sz="4" w:color="C5D0DC"/>
+              <w:bottom w:val="single" w:sz="4" w:color="C5D0DC"/>
+              <w:right w:val="single" w:sz="4" w:color="C5D0DC"/>
+            </w:tcBorders>
+            <w:vAlign w:val="center"/>
+          </w:tcPr>
+          <w:p>
+            <w:pPr>
+              <w:spacing w:after="40" w:before="40"/>
+              <w:jc w:val="left"/>
+            </w:pPr>
+            <w:r/>
+            <w:r>
+              <w:rPr>
+                <w:rFonts w:ascii="微软雅黑" w:hAnsi="微软雅黑" w:eastAsia="宋体" w:cs="微软雅黑"/>
+                <w:b w:val="0"/>
+                <w:color w:val="222222"/>
+                <w:sz w:val="19"/>
+              </w:rPr>
+              <w:t>政策清单（名称、文号/来源、有效期、适用条件）+ 待人工确认事项。下表为字段设计，不是系统截图。</w:t>
+            </w:r>
+          </w:p>
+        </w:tc>
+      </w:tr>
+      <w:tr>
+        <w:tc>
+          <w:tcPr>
+            <w:tcW w:type="dxa" w:w="4649"/>
+            <w:shd w:fill="F7F1E4" w:val="clear"/>
+            <w:tcBorders>
+              <w:top w:val="single" w:sz="4" w:color="C5D0DC"/>
+              <w:left w:val="single" w:sz="4" w:color="C5D0DC"/>
+              <w:bottom w:val="single" w:sz="4" w:color="C5D0DC"/>
+              <w:right w:val="single" w:sz="4" w:color="C5D0DC"/>
+            </w:tcBorders>
+            <w:vAlign w:val="center"/>
+          </w:tcPr>
+          <w:p>
+            <w:pPr>
+              <w:spacing w:after="40" w:before="40"/>
+              <w:jc w:val="left"/>
+            </w:pPr>
+            <w:r/>
+            <w:r>
+              <w:rPr>
+                <w:rFonts w:ascii="微软雅黑" w:hAnsi="微软雅黑" w:eastAsia="宋体" w:cs="微软雅黑"/>
+                <w:b w:val="0"/>
+                <w:color w:val="222222"/>
+                <w:sz w:val="19"/>
+              </w:rPr>
+              <w:t>本人已完成</w:t>
+            </w:r>
+          </w:p>
+        </w:tc>
+        <w:tc>
+          <w:tcPr>
+            <w:tcW w:type="dxa" w:w="4649"/>
+            <w:shd w:fill="F7F1E4" w:val="clear"/>
+            <w:tcBorders>
+              <w:top w:val="single" w:sz="4" w:color="C5D0DC"/>
+              <w:left w:val="single" w:sz="4" w:color="C5D0DC"/>
+              <w:bottom w:val="single" w:sz="4" w:color="C5D0DC"/>
+              <w:right w:val="single" w:sz="4" w:color="C5D0DC"/>
+            </w:tcBorders>
+            <w:vAlign w:val="center"/>
+          </w:tcPr>
+          <w:p>
+            <w:pPr>
+              <w:spacing w:after="40" w:before="40"/>
+              <w:jc w:val="left"/>
+            </w:pPr>
+            <w:r/>
+            <w:r>
+              <w:rPr>
+                <w:rFonts w:ascii="微软雅黑" w:hAnsi="微软雅黑" w:eastAsia="宋体" w:cs="微软雅黑"/>
+                <w:b w:val="0"/>
+                <w:color w:val="222222"/>
+                <w:sz w:val="19"/>
+              </w:rPr>
+              <w:t>问题定义、字段设计，以及用AI辅助完成研究材料的实践。尚未完成规模化知识库和可对外演示界面。</w:t>
+            </w:r>
+          </w:p>
+        </w:tc>
+      </w:tr>
+    </w:tbl>
+    <w:p/>
+    <w:tbl>
+      <w:tblPr>
+        <w:tblW w:type="auto" w:w="0"/>
+        <w:jc w:val="center"/>
+        <w:tblLayout w:type="autofit"/>
+        <w:tblLook w:firstColumn="1" w:firstRow="1" w:lastColumn="0" w:lastRow="0" w:noHBand="0" w:noVBand="1" w:val="04A0"/>
+      </w:tblPr>
+      <w:tblGrid>
+        <w:gridCol w:w="1860"/>
+        <w:gridCol w:w="1860"/>
+        <w:gridCol w:w="1860"/>
+        <w:gridCol w:w="1860"/>
+        <w:gridCol w:w="1860"/>
+      </w:tblGrid>
+      <w:tr>
+        <w:tc>
+          <w:tcPr>
+            <w:tcW w:type="dxa" w:w="1860"/>
+            <w:shd w:fill="1A3A5C" w:val="clear"/>
+            <w:tcBorders>
+              <w:top w:val="single" w:sz="4" w:color="C5D0DC"/>
+              <w:left w:val="single" w:sz="4" w:color="C5D0DC"/>
+              <w:bottom w:val="single" w:sz="4" w:color="C5D0DC"/>
+              <w:right w:val="single" w:sz="4" w:color="C5D0DC"/>
+            </w:tcBorders>
+            <w:vAlign w:val="center"/>
+          </w:tcPr>
+          <w:p>
+            <w:pPr>
+              <w:spacing w:after="40" w:before="40"/>
+              <w:jc w:val="center"/>
+            </w:pPr>
+            <w:r/>
+            <w:r>
+              <w:rPr>
+                <w:rFonts w:ascii="微软雅黑" w:hAnsi="微软雅黑" w:eastAsia="宋体" w:cs="微软雅黑"/>
+                <w:b/>
+                <w:color w:val="FFFFFF"/>
+                <w:sz w:val="20"/>
+              </w:rPr>
+              <w:t>政策名称</w:t>
+            </w:r>
+          </w:p>
+        </w:tc>
+        <w:tc>
+          <w:tcPr>
+            <w:tcW w:type="dxa" w:w="1860"/>
+            <w:shd w:fill="1A3A5C" w:val="clear"/>
+            <w:tcBorders>
+              <w:top w:val="single" w:sz="4" w:color="C5D0DC"/>
+              <w:left w:val="single" w:sz="4" w:color="C5D0DC"/>
+              <w:bottom w:val="single" w:sz="4" w:color="C5D0DC"/>
+              <w:right w:val="single" w:sz="4" w:color="C5D0DC"/>
+            </w:tcBorders>
+            <w:vAlign w:val="center"/>
+          </w:tcPr>
+          <w:p>
+            <w:pPr>
+              <w:spacing w:after="40" w:before="40"/>
+              <w:jc w:val="center"/>
+            </w:pPr>
+            <w:r/>
+            <w:r>
+              <w:rPr>
+                <w:rFonts w:ascii="微软雅黑" w:hAnsi="微软雅黑" w:eastAsia="宋体" w:cs="微软雅黑"/>
+                <w:b/>
+                <w:color w:val="FFFFFF"/>
+                <w:sz w:val="20"/>
+              </w:rPr>
+              <w:t>文号／来源</w:t>
+            </w:r>
+          </w:p>
+        </w:tc>
+        <w:tc>
+          <w:tcPr>
+            <w:tcW w:type="dxa" w:w="1860"/>
+            <w:shd w:fill="1A3A5C" w:val="clear"/>
+            <w:tcBorders>
+              <w:top w:val="single" w:sz="4" w:color="C5D0DC"/>
+              <w:left w:val="single" w:sz="4" w:color="C5D0DC"/>
+              <w:bottom w:val="single" w:sz="4" w:color="C5D0DC"/>
+              <w:right w:val="single" w:sz="4" w:color="C5D0DC"/>
+            </w:tcBorders>
+            <w:vAlign w:val="center"/>
+          </w:tcPr>
+          <w:p>
+            <w:pPr>
+              <w:spacing w:after="40" w:before="40"/>
+              <w:jc w:val="center"/>
+            </w:pPr>
+            <w:r/>
+            <w:r>
+              <w:rPr>
+                <w:rFonts w:ascii="微软雅黑" w:hAnsi="微软雅黑" w:eastAsia="宋体" w:cs="微软雅黑"/>
+                <w:b/>
+                <w:color w:val="FFFFFF"/>
+                <w:sz w:val="20"/>
+              </w:rPr>
+              <w:t>有效期</w:t>
+            </w:r>
+          </w:p>
+        </w:tc>
+        <w:tc>
+          <w:tcPr>
+            <w:tcW w:type="dxa" w:w="1860"/>
+            <w:shd w:fill="1A3A5C" w:val="clear"/>
+            <w:tcBorders>
+              <w:top w:val="single" w:sz="4" w:color="C5D0DC"/>
+              <w:left w:val="single" w:sz="4" w:color="C5D0DC"/>
+              <w:bottom w:val="single" w:sz="4" w:color="C5D0DC"/>
+              <w:right w:val="single" w:sz="4" w:color="C5D0DC"/>
+            </w:tcBorders>
+            <w:vAlign w:val="center"/>
+          </w:tcPr>
+          <w:p>
+            <w:pPr>
+              <w:spacing w:after="40" w:before="40"/>
+              <w:jc w:val="center"/>
+            </w:pPr>
+            <w:r/>
+            <w:r>
+              <w:rPr>
+                <w:rFonts w:ascii="微软雅黑" w:hAnsi="微软雅黑" w:eastAsia="宋体" w:cs="微软雅黑"/>
+                <w:b/>
+                <w:color w:val="FFFFFF"/>
+                <w:sz w:val="20"/>
+              </w:rPr>
+              <w:t>适用条件（摘要）</w:t>
+            </w:r>
+          </w:p>
+        </w:tc>
+        <w:tc>
+          <w:tcPr>
+            <w:tcW w:type="dxa" w:w="1860"/>
+            <w:shd w:fill="1A3A5C" w:val="clear"/>
+            <w:tcBorders>
+              <w:top w:val="single" w:sz="4" w:color="C5D0DC"/>
+              <w:left w:val="single" w:sz="4" w:color="C5D0DC"/>
+              <w:bottom w:val="single" w:sz="4" w:color="C5D0DC"/>
+              <w:right w:val="single" w:sz="4" w:color="C5D0DC"/>
+            </w:tcBorders>
+            <w:vAlign w:val="center"/>
+          </w:tcPr>
+          <w:p>
+            <w:pPr>
+              <w:spacing w:after="40" w:before="40"/>
+              <w:jc w:val="center"/>
+            </w:pPr>
+            <w:r/>
+            <w:r>
+              <w:rPr>
+                <w:rFonts w:ascii="微软雅黑" w:hAnsi="微软雅黑" w:eastAsia="宋体" w:cs="微软雅黑"/>
+                <w:b/>
+                <w:color w:val="FFFFFF"/>
+                <w:sz w:val="20"/>
+              </w:rPr>
+              <w:t>待人工确认</w:t>
+            </w:r>
+          </w:p>
+        </w:tc>
+      </w:tr>
+      <w:tr>
+        <w:tc>
+          <w:tcPr>
+            <w:tcW w:type="dxa" w:w="1860"/>
+            <w:shd w:fill="FFFFFF" w:val="clear"/>
+            <w:tcBorders>
+              <w:top w:val="single" w:sz="4" w:color="C5D0DC"/>
+              <w:left w:val="single" w:sz="4" w:color="C5D0DC"/>
+              <w:bottom w:val="single" w:sz="4" w:color="C5D0DC"/>
+              <w:right w:val="single" w:sz="4" w:color="C5D0DC"/>
+            </w:tcBorders>
+            <w:vAlign w:val="center"/>
+          </w:tcPr>
+          <w:p>
+            <w:pPr>
+              <w:spacing w:after="40" w:before="40"/>
+              <w:jc w:val="left"/>
+            </w:pPr>
+            <w:r/>
+            <w:r>
+              <w:rPr>
+                <w:rFonts w:ascii="微软雅黑" w:hAnsi="微软雅黑" w:eastAsia="宋体" w:cs="微软雅黑"/>
+                <w:b w:val="0"/>
+                <w:color w:val="222222"/>
+                <w:sz w:val="19"/>
+              </w:rPr>
+              <w:t>研发费用加计扣除（公开政策）</w:t>
+            </w:r>
+          </w:p>
+        </w:tc>
+        <w:tc>
+          <w:tcPr>
+            <w:tcW w:type="dxa" w:w="1860"/>
+            <w:shd w:fill="FFFFFF" w:val="clear"/>
+            <w:tcBorders>
+              <w:top w:val="single" w:sz="4" w:color="C5D0DC"/>
+              <w:left w:val="single" w:sz="4" w:color="C5D0DC"/>
+              <w:bottom w:val="single" w:sz="4" w:color="C5D0DC"/>
+              <w:right w:val="single" w:sz="4" w:color="C5D0DC"/>
+            </w:tcBorders>
+            <w:vAlign w:val="center"/>
+          </w:tcPr>
+          <w:p>
+            <w:pPr>
+              <w:spacing w:after="40" w:before="40"/>
+              <w:jc w:val="left"/>
+            </w:pPr>
+            <w:r/>
+            <w:r>
+              <w:rPr>
+                <w:rFonts w:ascii="微软雅黑" w:hAnsi="微软雅黑" w:eastAsia="宋体" w:cs="微软雅黑"/>
+                <w:b w:val="0"/>
+                <w:color w:val="222222"/>
+                <w:sz w:val="19"/>
+              </w:rPr>
+              <w:t>以财政部、税务总局公开公告原文为准</w:t>
+            </w:r>
+          </w:p>
+        </w:tc>
+        <w:tc>
+          <w:tcPr>
+            <w:tcW w:type="dxa" w:w="1860"/>
+            <w:shd w:fill="FFFFFF" w:val="clear"/>
+            <w:tcBorders>
+              <w:top w:val="single" w:sz="4" w:color="C5D0DC"/>
+              <w:left w:val="single" w:sz="4" w:color="C5D0DC"/>
+              <w:bottom w:val="single" w:sz="4" w:color="C5D0DC"/>
+              <w:right w:val="single" w:sz="4" w:color="C5D0DC"/>
+            </w:tcBorders>
+            <w:vAlign w:val="center"/>
+          </w:tcPr>
+          <w:p>
+            <w:pPr>
+              <w:spacing w:after="40" w:before="40"/>
+              <w:jc w:val="left"/>
+            </w:pPr>
+            <w:r/>
+            <w:r>
+              <w:rPr>
+                <w:rFonts w:ascii="微软雅黑" w:hAnsi="微软雅黑" w:eastAsia="宋体" w:cs="微软雅黑"/>
+                <w:b w:val="0"/>
+                <w:color w:val="222222"/>
+                <w:sz w:val="19"/>
+              </w:rPr>
+              <w:t>以原文为准</w:t>
+            </w:r>
+          </w:p>
+        </w:tc>
+        <w:tc>
+          <w:tcPr>
+            <w:tcW w:type="dxa" w:w="1860"/>
+            <w:shd w:fill="FFFFFF" w:val="clear"/>
+            <w:tcBorders>
+              <w:top w:val="single" w:sz="4" w:color="C5D0DC"/>
+              <w:left w:val="single" w:sz="4" w:color="C5D0DC"/>
+              <w:bottom w:val="single" w:sz="4" w:color="C5D0DC"/>
+              <w:right w:val="single" w:sz="4" w:color="C5D0DC"/>
+            </w:tcBorders>
+            <w:vAlign w:val="center"/>
+          </w:tcPr>
+          <w:p>
+            <w:pPr>
+              <w:spacing w:after="40" w:before="40"/>
+              <w:jc w:val="left"/>
+            </w:pPr>
+            <w:r/>
+            <w:r>
+              <w:rPr>
+                <w:rFonts w:ascii="微软雅黑" w:hAnsi="微软雅黑" w:eastAsia="宋体" w:cs="微软雅黑"/>
+                <w:b w:val="0"/>
+                <w:color w:val="222222"/>
+                <w:sz w:val="19"/>
+              </w:rPr>
+              <w:t>研发费用归集、行业与加计比例以原文为准</w:t>
+            </w:r>
+          </w:p>
+        </w:tc>
+        <w:tc>
+          <w:tcPr>
+            <w:tcW w:type="dxa" w:w="1860"/>
+            <w:shd w:fill="FFFFFF" w:val="clear"/>
+            <w:tcBorders>
+              <w:top w:val="single" w:sz="4" w:color="C5D0DC"/>
+              <w:left w:val="single" w:sz="4" w:color="C5D0DC"/>
+              <w:bottom w:val="single" w:sz="4" w:color="C5D0DC"/>
+              <w:right w:val="single" w:sz="4" w:color="C5D0DC"/>
+            </w:tcBorders>
+            <w:vAlign w:val="center"/>
+          </w:tcPr>
+          <w:p>
+            <w:pPr>
+              <w:spacing w:after="40" w:before="40"/>
+              <w:jc w:val="left"/>
+            </w:pPr>
+            <w:r/>
+            <w:r>
+              <w:rPr>
+                <w:rFonts w:ascii="微软雅黑" w:hAnsi="微软雅黑" w:eastAsia="宋体" w:cs="微软雅黑"/>
+                <w:b w:val="0"/>
+                <w:color w:val="222222"/>
+                <w:sz w:val="19"/>
+              </w:rPr>
+              <w:t>该企业费用归集是否符合加计范围</w:t>
+            </w:r>
+          </w:p>
+        </w:tc>
+      </w:tr>
+      <w:tr>
+        <w:tc>
+          <w:tcPr>
+            <w:tcW w:type="dxa" w:w="1860"/>
+            <w:shd w:fill="F7F1E4" w:val="clear"/>
+            <w:tcBorders>
+              <w:top w:val="single" w:sz="4" w:color="C5D0DC"/>
+              <w:left w:val="single" w:sz="4" w:color="C5D0DC"/>
+              <w:bottom w:val="single" w:sz="4" w:color="C5D0DC"/>
+              <w:right w:val="single" w:sz="4" w:color="C5D0DC"/>
+            </w:tcBorders>
+            <w:vAlign w:val="center"/>
+          </w:tcPr>
+          <w:p>
+            <w:pPr>
+              <w:spacing w:after="40" w:before="40"/>
+              <w:jc w:val="left"/>
+            </w:pPr>
+            <w:r/>
+            <w:r>
+              <w:rPr>
+                <w:rFonts w:ascii="微软雅黑" w:hAnsi="微软雅黑" w:eastAsia="宋体" w:cs="微软雅黑"/>
+                <w:b w:val="0"/>
+                <w:color w:val="222222"/>
+                <w:sz w:val="19"/>
+              </w:rPr>
+              <w:t>高新技术企业或科技型中小企业相关支持（公开政策）</w:t>
+            </w:r>
+          </w:p>
+        </w:tc>
+        <w:tc>
+          <w:tcPr>
+            <w:tcW w:type="dxa" w:w="1860"/>
+            <w:shd w:fill="F7F1E4" w:val="clear"/>
+            <w:tcBorders>
+              <w:top w:val="single" w:sz="4" w:color="C5D0DC"/>
+              <w:left w:val="single" w:sz="4" w:color="C5D0DC"/>
+              <w:bottom w:val="single" w:sz="4" w:color="C5D0DC"/>
+              <w:right w:val="single" w:sz="4" w:color="C5D0DC"/>
+            </w:tcBorders>
+            <w:vAlign w:val="center"/>
+          </w:tcPr>
+          <w:p>
+            <w:pPr>
+              <w:spacing w:after="40" w:before="40"/>
+              <w:jc w:val="left"/>
+            </w:pPr>
+            <w:r/>
+            <w:r>
+              <w:rPr>
+                <w:rFonts w:ascii="微软雅黑" w:hAnsi="微软雅黑" w:eastAsia="宋体" w:cs="微软雅黑"/>
+                <w:b w:val="0"/>
+                <w:color w:val="222222"/>
+                <w:sz w:val="19"/>
+              </w:rPr>
+              <w:t>以国家或上海市公开文件原文为准</w:t>
+            </w:r>
+          </w:p>
+        </w:tc>
+        <w:tc>
+          <w:tcPr>
+            <w:tcW w:type="dxa" w:w="1860"/>
+            <w:shd w:fill="F7F1E4" w:val="clear"/>
+            <w:tcBorders>
+              <w:top w:val="single" w:sz="4" w:color="C5D0DC"/>
+              <w:left w:val="single" w:sz="4" w:color="C5D0DC"/>
+              <w:bottom w:val="single" w:sz="4" w:color="C5D0DC"/>
+              <w:right w:val="single" w:sz="4" w:color="C5D0DC"/>
+            </w:tcBorders>
+            <w:vAlign w:val="center"/>
+          </w:tcPr>
+          <w:p>
+            <w:pPr>
+              <w:spacing w:after="40" w:before="40"/>
+              <w:jc w:val="left"/>
+            </w:pPr>
+            <w:r/>
+            <w:r>
+              <w:rPr>
+                <w:rFonts w:ascii="微软雅黑" w:hAnsi="微软雅黑" w:eastAsia="宋体" w:cs="微软雅黑"/>
+                <w:b w:val="0"/>
+                <w:color w:val="222222"/>
+                <w:sz w:val="19"/>
+              </w:rPr>
+              <w:t>以原文为准</w:t>
+            </w:r>
+          </w:p>
+        </w:tc>
+        <w:tc>
+          <w:tcPr>
+            <w:tcW w:type="dxa" w:w="1860"/>
+            <w:shd w:fill="F7F1E4" w:val="clear"/>
+            <w:tcBorders>
+              <w:top w:val="single" w:sz="4" w:color="C5D0DC"/>
+              <w:left w:val="single" w:sz="4" w:color="C5D0DC"/>
+              <w:bottom w:val="single" w:sz="4" w:color="C5D0DC"/>
+              <w:right w:val="single" w:sz="4" w:color="C5D0DC"/>
+            </w:tcBorders>
+            <w:vAlign w:val="center"/>
+          </w:tcPr>
+          <w:p>
+            <w:pPr>
+              <w:spacing w:after="40" w:before="40"/>
+              <w:jc w:val="left"/>
+            </w:pPr>
+            <w:r/>
+            <w:r>
+              <w:rPr>
+                <w:rFonts w:ascii="微软雅黑" w:hAnsi="微软雅黑" w:eastAsia="宋体" w:cs="微软雅黑"/>
+                <w:b w:val="0"/>
+                <w:color w:val="222222"/>
+                <w:sz w:val="19"/>
+              </w:rPr>
+              <w:t>资质、注册地、产业方向以原文为准</w:t>
+            </w:r>
+          </w:p>
+        </w:tc>
+        <w:tc>
+          <w:tcPr>
+            <w:tcW w:type="dxa" w:w="1860"/>
+            <w:shd w:fill="F7F1E4" w:val="clear"/>
+            <w:tcBorders>
+              <w:top w:val="single" w:sz="4" w:color="C5D0DC"/>
+              <w:left w:val="single" w:sz="4" w:color="C5D0DC"/>
+              <w:bottom w:val="single" w:sz="4" w:color="C5D0DC"/>
+              <w:right w:val="single" w:sz="4" w:color="C5D0DC"/>
+            </w:tcBorders>
+            <w:vAlign w:val="center"/>
+          </w:tcPr>
+          <w:p>
+            <w:pPr>
+              <w:spacing w:after="40" w:before="40"/>
+              <w:jc w:val="left"/>
+            </w:pPr>
+            <w:r/>
+            <w:r>
+              <w:rPr>
+                <w:rFonts w:ascii="微软雅黑" w:hAnsi="微软雅黑" w:eastAsia="宋体" w:cs="微软雅黑"/>
+                <w:b w:val="0"/>
+                <w:color w:val="222222"/>
+                <w:sz w:val="19"/>
+              </w:rPr>
+              <w:t>资质是否在有效期、本年度是否仍可申报</w:t>
+            </w:r>
+          </w:p>
+        </w:tc>
+      </w:tr>
+      <w:tr>
+        <w:tc>
+          <w:tcPr>
+            <w:tcW w:type="dxa" w:w="1860"/>
+            <w:shd w:fill="FFFFFF" w:val="clear"/>
+            <w:tcBorders>
+              <w:top w:val="single" w:sz="4" w:color="C5D0DC"/>
+              <w:left w:val="single" w:sz="4" w:color="C5D0DC"/>
+              <w:bottom w:val="single" w:sz="4" w:color="C5D0DC"/>
+              <w:right w:val="single" w:sz="4" w:color="C5D0DC"/>
+            </w:tcBorders>
+            <w:vAlign w:val="center"/>
+          </w:tcPr>
+          <w:p>
+            <w:pPr>
+              <w:spacing w:after="40" w:before="40"/>
+              <w:jc w:val="left"/>
+            </w:pPr>
+            <w:r/>
+            <w:r>
+              <w:rPr>
+                <w:rFonts w:ascii="微软雅黑" w:hAnsi="微软雅黑" w:eastAsia="宋体" w:cs="微软雅黑"/>
+                <w:b w:val="0"/>
+                <w:color w:val="222222"/>
+                <w:sz w:val="19"/>
+              </w:rPr>
+              <w:t>杨浦区科技企业扶持（公开文件，示例）</w:t>
+            </w:r>
+          </w:p>
+        </w:tc>
+        <w:tc>
+          <w:tcPr>
+            <w:tcW w:type="dxa" w:w="1860"/>
+            <w:shd w:fill="FFFFFF" w:val="clear"/>
+            <w:tcBorders>
+              <w:top w:val="single" w:sz="4" w:color="C5D0DC"/>
+              <w:left w:val="single" w:sz="4" w:color="C5D0DC"/>
+              <w:bottom w:val="single" w:sz="4" w:color="C5D0DC"/>
+              <w:right w:val="single" w:sz="4" w:color="C5D0DC"/>
+            </w:tcBorders>
+            <w:vAlign w:val="center"/>
+          </w:tcPr>
+          <w:p>
+            <w:pPr>
+              <w:spacing w:after="40" w:before="40"/>
+              <w:jc w:val="left"/>
+            </w:pPr>
+            <w:r/>
+            <w:r>
+              <w:rPr>
+                <w:rFonts w:ascii="微软雅黑" w:hAnsi="微软雅黑" w:eastAsia="宋体" w:cs="微软雅黑"/>
+                <w:b w:val="0"/>
+                <w:color w:val="222222"/>
+                <w:sz w:val="19"/>
+              </w:rPr>
+              <w:t>以区政府或主管部门公开文本为准</w:t>
+            </w:r>
+          </w:p>
+        </w:tc>
+        <w:tc>
+          <w:tcPr>
+            <w:tcW w:type="dxa" w:w="1860"/>
+            <w:shd w:fill="FFFFFF" w:val="clear"/>
+            <w:tcBorders>
+              <w:top w:val="single" w:sz="4" w:color="C5D0DC"/>
+              <w:left w:val="single" w:sz="4" w:color="C5D0DC"/>
+              <w:bottom w:val="single" w:sz="4" w:color="C5D0DC"/>
+              <w:right w:val="single" w:sz="4" w:color="C5D0DC"/>
+            </w:tcBorders>
+            <w:vAlign w:val="center"/>
+          </w:tcPr>
+          <w:p>
+            <w:pPr>
+              <w:spacing w:after="40" w:before="40"/>
+              <w:jc w:val="left"/>
+            </w:pPr>
+            <w:r/>
+            <w:r>
+              <w:rPr>
+                <w:rFonts w:ascii="微软雅黑" w:hAnsi="微软雅黑" w:eastAsia="宋体" w:cs="微软雅黑"/>
+                <w:b w:val="0"/>
+                <w:color w:val="222222"/>
+                <w:sz w:val="19"/>
+              </w:rPr>
+              <w:t>以原文为准</w:t>
+            </w:r>
+          </w:p>
+        </w:tc>
+        <w:tc>
+          <w:tcPr>
+            <w:tcW w:type="dxa" w:w="1860"/>
+            <w:shd w:fill="FFFFFF" w:val="clear"/>
+            <w:tcBorders>
+              <w:top w:val="single" w:sz="4" w:color="C5D0DC"/>
+              <w:left w:val="single" w:sz="4" w:color="C5D0DC"/>
+              <w:bottom w:val="single" w:sz="4" w:color="C5D0DC"/>
+              <w:right w:val="single" w:sz="4" w:color="C5D0DC"/>
+            </w:tcBorders>
+            <w:vAlign w:val="center"/>
+          </w:tcPr>
+          <w:p>
+            <w:pPr>
+              <w:spacing w:after="40" w:before="40"/>
+              <w:jc w:val="left"/>
+            </w:pPr>
+            <w:r/>
+            <w:r>
+              <w:rPr>
+                <w:rFonts w:ascii="微软雅黑" w:hAnsi="微软雅黑" w:eastAsia="宋体" w:cs="微软雅黑"/>
+                <w:b w:val="0"/>
+                <w:color w:val="222222"/>
+                <w:sz w:val="19"/>
+              </w:rPr>
+              <w:t>注册地、产业方向、申报期以原文为准</w:t>
+            </w:r>
+          </w:p>
+        </w:tc>
+        <w:tc>
+          <w:tcPr>
+            <w:tcW w:type="dxa" w:w="1860"/>
+            <w:shd w:fill="FFFFFF" w:val="clear"/>
+            <w:tcBorders>
+              <w:top w:val="single" w:sz="4" w:color="C5D0DC"/>
+              <w:left w:val="single" w:sz="4" w:color="C5D0DC"/>
+              <w:bottom w:val="single" w:sz="4" w:color="C5D0DC"/>
+              <w:right w:val="single" w:sz="4" w:color="C5D0DC"/>
+            </w:tcBorders>
+            <w:vAlign w:val="center"/>
+          </w:tcPr>
+          <w:p>
+            <w:pPr>
+              <w:spacing w:after="40" w:before="40"/>
+              <w:jc w:val="left"/>
+            </w:pPr>
+            <w:r/>
+            <w:r>
+              <w:rPr>
+                <w:rFonts w:ascii="微软雅黑" w:hAnsi="微软雅黑" w:eastAsia="宋体" w:cs="微软雅黑"/>
+                <w:b w:val="0"/>
+                <w:color w:val="222222"/>
+                <w:sz w:val="19"/>
+              </w:rPr>
+              <w:t>是否仍在申报期、额度是否剩余</w:t>
+            </w:r>
+          </w:p>
+        </w:tc>
+      </w:tr>
+    </w:tbl>
+    <w:p/>
+    <w:p>
+      <w:pPr>
+        <w:spacing w:after="200" w:before="320" w:lineRule="auto" w:line="317"/>
+        <w:jc w:val="left"/>
+        <w:pBdr>
+          <w:bottom w:val="single" w:sz="12" w:space="3" w:color="B88A2E"/>
+        </w:pBdr>
+      </w:pPr>
+      <w:r>
+        <w:rPr>
+          <w:rFonts w:ascii="微软雅黑" w:hAnsi="微软雅黑" w:eastAsia="宋体" w:cs="微软雅黑"/>
+          <w:b/>
+          <w:i w:val="0"/>
+          <w:color w:val="1A3A5C"/>
+          <w:sz w:val="32"/>
+        </w:rPr>
+        <w:t>四、技术实现、进展与分工</w:t>
+      </w:r>
+    </w:p>
+    <w:p>
+      <w:pPr>
+        <w:spacing w:after="160" w:before="0" w:lineRule="auto" w:line="317"/>
+        <w:ind w:firstLine="420"/>
+        <w:jc w:val="both"/>
+      </w:pPr>
+      <w:r>
+        <w:rPr>
+          <w:rFonts w:ascii="微软雅黑" w:hAnsi="微软雅黑" w:eastAsia="宋体" w:cs="微软雅黑"/>
+          <w:b w:val="0"/>
+          <w:i w:val="0"/>
+          <w:color w:val="222222"/>
+          <w:sz w:val="22"/>
+        </w:rPr>
+        <w:t>第一年不自研底层大模型。实现流程为：资料整理入库、检索与引用、多智能体任务分工、人工复核、结果交付。回答必须带来源；未经授权的内部数据不用于模型训练。</w:t>
+      </w:r>
+    </w:p>
+    <w:p>
+      <w:pPr>
+        <w:spacing w:after="160" w:before="0" w:lineRule="auto" w:line="317"/>
+        <w:ind w:firstLine="420"/>
+        <w:jc w:val="both"/>
+      </w:pPr>
+      <w:r>
+        <w:rPr>
+          <w:rFonts w:ascii="微软雅黑" w:hAnsi="微软雅黑" w:eastAsia="宋体" w:cs="微软雅黑"/>
+          <w:b w:val="0"/>
+          <w:i w:val="0"/>
+          <w:color w:val="222222"/>
+          <w:sz w:val="22"/>
+        </w:rPr>
+        <w:t>现有进展需要分开表述。已经开展的是AI辅助研究实践，用于简报、白皮书初稿和政策要点整理，证明创始人能够把关口径和交付结构，但工作区使用经历不等于成熟产品。正在将相关流程产品化为可演示的政策研究智能体。目前没有对外演示链接、账号或付费合同。</w:t>
+      </w:r>
+    </w:p>
+    <w:p>
+      <w:pPr>
+        <w:spacing w:after="160" w:before="0" w:lineRule="auto" w:line="317"/>
+        <w:ind w:firstLine="420"/>
+        <w:jc w:val="both"/>
+      </w:pPr>
+      <w:r>
+        <w:rPr>
+          <w:rFonts w:ascii="微软雅黑" w:hAnsi="微软雅黑" w:eastAsia="宋体" w:cs="微软雅黑"/>
+          <w:b w:val="0"/>
+          <w:i w:val="0"/>
+          <w:color w:val="222222"/>
+          <w:sz w:val="22"/>
+        </w:rPr>
+        <w:t>知识库建设、流程编排、测试与维护由创始人承担。向量库部署、界面实现等必要技术协作按任务外协，初期不另聘全职员工。未获社区Tokens或工具支持时，使用现有商业接口和本地文档库继续开发。</w:t>
+      </w:r>
+    </w:p>
+    <w:tbl>
+      <w:tblPr>
+        <w:tblW w:type="auto" w:w="0"/>
+        <w:jc w:val="center"/>
+        <w:tblLayout w:type="autofit"/>
+        <w:tblLook w:firstColumn="1" w:firstRow="1" w:lastColumn="0" w:lastRow="0" w:noHBand="0" w:noVBand="1" w:val="04A0"/>
+      </w:tblPr>
+      <w:tblGrid>
+        <w:gridCol w:w="3099"/>
+        <w:gridCol w:w="3099"/>
+        <w:gridCol w:w="3099"/>
+      </w:tblGrid>
+      <w:tr>
+        <w:tc>
+          <w:tcPr>
+            <w:tcW w:type="dxa" w:w="3099"/>
+            <w:shd w:fill="1A3A5C" w:val="clear"/>
+            <w:tcBorders>
+              <w:top w:val="single" w:sz="4" w:color="C5D0DC"/>
+              <w:left w:val="single" w:sz="4" w:color="C5D0DC"/>
+              <w:bottom w:val="single" w:sz="4" w:color="C5D0DC"/>
+              <w:right w:val="single" w:sz="4" w:color="C5D0DC"/>
+            </w:tcBorders>
+            <w:vAlign w:val="center"/>
+          </w:tcPr>
+          <w:p>
+            <w:pPr>
+              <w:spacing w:after="40" w:before="40"/>
+              <w:jc w:val="center"/>
+            </w:pPr>
+            <w:r/>
+            <w:r>
+              <w:rPr>
+                <w:rFonts w:ascii="微软雅黑" w:hAnsi="微软雅黑" w:eastAsia="宋体" w:cs="微软雅黑"/>
+                <w:b/>
+                <w:color w:val="FFFFFF"/>
+                <w:sz w:val="20"/>
+              </w:rPr>
+              <w:t>步骤</w:t>
+            </w:r>
+          </w:p>
+        </w:tc>
+        <w:tc>
+          <w:tcPr>
+            <w:tcW w:type="dxa" w:w="3099"/>
+            <w:shd w:fill="1A3A5C" w:val="clear"/>
+            <w:tcBorders>
+              <w:top w:val="single" w:sz="4" w:color="C5D0DC"/>
+              <w:left w:val="single" w:sz="4" w:color="C5D0DC"/>
+              <w:bottom w:val="single" w:sz="4" w:color="C5D0DC"/>
+              <w:right w:val="single" w:sz="4" w:color="C5D0DC"/>
+            </w:tcBorders>
+            <w:vAlign w:val="center"/>
+          </w:tcPr>
+          <w:p>
+            <w:pPr>
+              <w:spacing w:after="40" w:before="40"/>
+              <w:jc w:val="center"/>
+            </w:pPr>
+            <w:r/>
+            <w:r>
+              <w:rPr>
+                <w:rFonts w:ascii="微软雅黑" w:hAnsi="微软雅黑" w:eastAsia="宋体" w:cs="微软雅黑"/>
+                <w:b/>
+                <w:color w:val="FFFFFF"/>
+                <w:sz w:val="20"/>
+              </w:rPr>
+              <w:t>承担人</w:t>
+            </w:r>
+          </w:p>
+        </w:tc>
+        <w:tc>
+          <w:tcPr>
+            <w:tcW w:type="dxa" w:w="3099"/>
+            <w:shd w:fill="1A3A5C" w:val="clear"/>
+            <w:tcBorders>
+              <w:top w:val="single" w:sz="4" w:color="C5D0DC"/>
+              <w:left w:val="single" w:sz="4" w:color="C5D0DC"/>
+              <w:bottom w:val="single" w:sz="4" w:color="C5D0DC"/>
+              <w:right w:val="single" w:sz="4" w:color="C5D0DC"/>
+            </w:tcBorders>
+            <w:vAlign w:val="center"/>
+          </w:tcPr>
+          <w:p>
+            <w:pPr>
+              <w:spacing w:after="40" w:before="40"/>
+              <w:jc w:val="center"/>
+            </w:pPr>
+            <w:r/>
+            <w:r>
+              <w:rPr>
+                <w:rFonts w:ascii="微软雅黑" w:hAnsi="微软雅黑" w:eastAsia="宋体" w:cs="微软雅黑"/>
+                <w:b/>
+                <w:color w:val="FFFFFF"/>
+                <w:sz w:val="20"/>
+              </w:rPr>
+              <w:t>做什么</w:t>
+            </w:r>
+          </w:p>
+        </w:tc>
+      </w:tr>
+      <w:tr>
+        <w:tc>
+          <w:tcPr>
+            <w:tcW w:type="dxa" w:w="3099"/>
+            <w:shd w:fill="FFFFFF" w:val="clear"/>
+            <w:tcBorders>
+              <w:top w:val="single" w:sz="4" w:color="C5D0DC"/>
+              <w:left w:val="single" w:sz="4" w:color="C5D0DC"/>
+              <w:bottom w:val="single" w:sz="4" w:color="C5D0DC"/>
+              <w:right w:val="single" w:sz="4" w:color="C5D0DC"/>
+            </w:tcBorders>
+            <w:vAlign w:val="center"/>
+          </w:tcPr>
+          <w:p>
+            <w:pPr>
+              <w:spacing w:after="40" w:before="40"/>
+              <w:jc w:val="left"/>
+            </w:pPr>
+            <w:r/>
+            <w:r>
+              <w:rPr>
+                <w:rFonts w:ascii="微软雅黑" w:hAnsi="微软雅黑" w:eastAsia="宋体" w:cs="微软雅黑"/>
+                <w:b w:val="0"/>
+                <w:color w:val="222222"/>
+                <w:sz w:val="19"/>
+              </w:rPr>
+              <w:t>资料整理入库</w:t>
+            </w:r>
+          </w:p>
+        </w:tc>
+        <w:tc>
+          <w:tcPr>
+            <w:tcW w:type="dxa" w:w="3099"/>
+            <w:shd w:fill="FFFFFF" w:val="clear"/>
+            <w:tcBorders>
+              <w:top w:val="single" w:sz="4" w:color="C5D0DC"/>
+              <w:left w:val="single" w:sz="4" w:color="C5D0DC"/>
+              <w:bottom w:val="single" w:sz="4" w:color="C5D0DC"/>
+              <w:right w:val="single" w:sz="4" w:color="C5D0DC"/>
+            </w:tcBorders>
+            <w:vAlign w:val="center"/>
+          </w:tcPr>
+          <w:p>
+            <w:pPr>
+              <w:spacing w:after="40" w:before="40"/>
+              <w:jc w:val="left"/>
+            </w:pPr>
+            <w:r/>
+            <w:r>
+              <w:rPr>
+                <w:rFonts w:ascii="微软雅黑" w:hAnsi="微软雅黑" w:eastAsia="宋体" w:cs="微软雅黑"/>
+                <w:b w:val="0"/>
+                <w:color w:val="222222"/>
+                <w:sz w:val="19"/>
+              </w:rPr>
+              <w:t>创始人主导，智能体辅助切片</w:t>
+            </w:r>
+          </w:p>
+        </w:tc>
+        <w:tc>
+          <w:tcPr>
+            <w:tcW w:type="dxa" w:w="3099"/>
+            <w:shd w:fill="FFFFFF" w:val="clear"/>
+            <w:tcBorders>
+              <w:top w:val="single" w:sz="4" w:color="C5D0DC"/>
+              <w:left w:val="single" w:sz="4" w:color="C5D0DC"/>
+              <w:bottom w:val="single" w:sz="4" w:color="C5D0DC"/>
+              <w:right w:val="single" w:sz="4" w:color="C5D0DC"/>
+            </w:tcBorders>
+            <w:vAlign w:val="center"/>
+          </w:tcPr>
+          <w:p>
+            <w:pPr>
+              <w:spacing w:after="40" w:before="40"/>
+              <w:jc w:val="left"/>
+            </w:pPr>
+            <w:r/>
+            <w:r>
+              <w:rPr>
+                <w:rFonts w:ascii="微软雅黑" w:hAnsi="微软雅黑" w:eastAsia="宋体" w:cs="微软雅黑"/>
+                <w:b w:val="0"/>
+                <w:color w:val="222222"/>
+                <w:sz w:val="19"/>
+              </w:rPr>
+              <w:t>收集公开或经授权的政策文本，按文号、时效、适用对象建库。</w:t>
+            </w:r>
+          </w:p>
+        </w:tc>
+      </w:tr>
+      <w:tr>
+        <w:tc>
+          <w:tcPr>
+            <w:tcW w:type="dxa" w:w="3099"/>
+            <w:shd w:fill="F7F1E4" w:val="clear"/>
+            <w:tcBorders>
+              <w:top w:val="single" w:sz="4" w:color="C5D0DC"/>
+              <w:left w:val="single" w:sz="4" w:color="C5D0DC"/>
+              <w:bottom w:val="single" w:sz="4" w:color="C5D0DC"/>
+              <w:right w:val="single" w:sz="4" w:color="C5D0DC"/>
+            </w:tcBorders>
+            <w:vAlign w:val="center"/>
+          </w:tcPr>
+          <w:p>
+            <w:pPr>
+              <w:spacing w:after="40" w:before="40"/>
+              <w:jc w:val="left"/>
+            </w:pPr>
+            <w:r/>
+            <w:r>
+              <w:rPr>
+                <w:rFonts w:ascii="微软雅黑" w:hAnsi="微软雅黑" w:eastAsia="宋体" w:cs="微软雅黑"/>
+                <w:b w:val="0"/>
+                <w:color w:val="222222"/>
+                <w:sz w:val="19"/>
+              </w:rPr>
+              <w:t>检索与引用</w:t>
+            </w:r>
+          </w:p>
+        </w:tc>
+        <w:tc>
+          <w:tcPr>
+            <w:tcW w:type="dxa" w:w="3099"/>
+            <w:shd w:fill="F7F1E4" w:val="clear"/>
+            <w:tcBorders>
+              <w:top w:val="single" w:sz="4" w:color="C5D0DC"/>
+              <w:left w:val="single" w:sz="4" w:color="C5D0DC"/>
+              <w:bottom w:val="single" w:sz="4" w:color="C5D0DC"/>
+              <w:right w:val="single" w:sz="4" w:color="C5D0DC"/>
+            </w:tcBorders>
+            <w:vAlign w:val="center"/>
+          </w:tcPr>
+          <w:p>
+            <w:pPr>
+              <w:spacing w:after="40" w:before="40"/>
+              <w:jc w:val="left"/>
+            </w:pPr>
+            <w:r/>
+            <w:r>
+              <w:rPr>
+                <w:rFonts w:ascii="微软雅黑" w:hAnsi="微软雅黑" w:eastAsia="宋体" w:cs="微软雅黑"/>
+                <w:b w:val="0"/>
+                <w:color w:val="222222"/>
+                <w:sz w:val="19"/>
+              </w:rPr>
+              <w:t>检索Agent + RAG知识库</w:t>
+            </w:r>
+          </w:p>
+        </w:tc>
+        <w:tc>
+          <w:tcPr>
+            <w:tcW w:type="dxa" w:w="3099"/>
+            <w:shd w:fill="F7F1E4" w:val="clear"/>
+            <w:tcBorders>
+              <w:top w:val="single" w:sz="4" w:color="C5D0DC"/>
+              <w:left w:val="single" w:sz="4" w:color="C5D0DC"/>
+              <w:bottom w:val="single" w:sz="4" w:color="C5D0DC"/>
+              <w:right w:val="single" w:sz="4" w:color="C5D0DC"/>
+            </w:tcBorders>
+            <w:vAlign w:val="center"/>
+          </w:tcPr>
+          <w:p>
+            <w:pPr>
+              <w:spacing w:after="40" w:before="40"/>
+              <w:jc w:val="left"/>
+            </w:pPr>
+            <w:r/>
+            <w:r>
+              <w:rPr>
+                <w:rFonts w:ascii="微软雅黑" w:hAnsi="微软雅黑" w:eastAsia="宋体" w:cs="微软雅黑"/>
+                <w:b w:val="0"/>
+                <w:color w:val="222222"/>
+                <w:sz w:val="19"/>
+              </w:rPr>
+              <w:t>按企业情况与主题检索，回答必须附原文片段或文号来源。</w:t>
+            </w:r>
+          </w:p>
+        </w:tc>
+      </w:tr>
+      <w:tr>
+        <w:tc>
+          <w:tcPr>
+            <w:tcW w:type="dxa" w:w="3099"/>
+            <w:shd w:fill="FFFFFF" w:val="clear"/>
+            <w:tcBorders>
+              <w:top w:val="single" w:sz="4" w:color="C5D0DC"/>
+              <w:left w:val="single" w:sz="4" w:color="C5D0DC"/>
+              <w:bottom w:val="single" w:sz="4" w:color="C5D0DC"/>
+              <w:right w:val="single" w:sz="4" w:color="C5D0DC"/>
+            </w:tcBorders>
+            <w:vAlign w:val="center"/>
+          </w:tcPr>
+          <w:p>
+            <w:pPr>
+              <w:spacing w:after="40" w:before="40"/>
+              <w:jc w:val="left"/>
+            </w:pPr>
+            <w:r/>
+            <w:r>
+              <w:rPr>
+                <w:rFonts w:ascii="微软雅黑" w:hAnsi="微软雅黑" w:eastAsia="宋体" w:cs="微软雅黑"/>
+                <w:b w:val="0"/>
+                <w:color w:val="222222"/>
+                <w:sz w:val="19"/>
+              </w:rPr>
+              <w:t>任务分工</w:t>
+            </w:r>
+          </w:p>
+        </w:tc>
+        <w:tc>
+          <w:tcPr>
+            <w:tcW w:type="dxa" w:w="3099"/>
+            <w:shd w:fill="FFFFFF" w:val="clear"/>
+            <w:tcBorders>
+              <w:top w:val="single" w:sz="4" w:color="C5D0DC"/>
+              <w:left w:val="single" w:sz="4" w:color="C5D0DC"/>
+              <w:bottom w:val="single" w:sz="4" w:color="C5D0DC"/>
+              <w:right w:val="single" w:sz="4" w:color="C5D0DC"/>
+            </w:tcBorders>
+            <w:vAlign w:val="center"/>
+          </w:tcPr>
+          <w:p>
+            <w:pPr>
+              <w:spacing w:after="40" w:before="40"/>
+              <w:jc w:val="left"/>
+            </w:pPr>
+            <w:r/>
+            <w:r>
+              <w:rPr>
+                <w:rFonts w:ascii="微软雅黑" w:hAnsi="微软雅黑" w:eastAsia="宋体" w:cs="微软雅黑"/>
+                <w:b w:val="0"/>
+                <w:color w:val="222222"/>
+                <w:sz w:val="19"/>
+              </w:rPr>
+              <w:t>多智能体协同，创始人编排</w:t>
+            </w:r>
+          </w:p>
+        </w:tc>
+        <w:tc>
+          <w:tcPr>
+            <w:tcW w:type="dxa" w:w="3099"/>
+            <w:shd w:fill="FFFFFF" w:val="clear"/>
+            <w:tcBorders>
+              <w:top w:val="single" w:sz="4" w:color="C5D0DC"/>
+              <w:left w:val="single" w:sz="4" w:color="C5D0DC"/>
+              <w:bottom w:val="single" w:sz="4" w:color="C5D0DC"/>
+              <w:right w:val="single" w:sz="4" w:color="C5D0DC"/>
+            </w:tcBorders>
+            <w:vAlign w:val="center"/>
+          </w:tcPr>
+          <w:p>
+            <w:pPr>
+              <w:spacing w:after="40" w:before="40"/>
+              <w:jc w:val="left"/>
+            </w:pPr>
+            <w:r/>
+            <w:r>
+              <w:rPr>
+                <w:rFonts w:ascii="微软雅黑" w:hAnsi="微软雅黑" w:eastAsia="宋体" w:cs="微软雅黑"/>
+                <w:b w:val="0"/>
+                <w:color w:val="222222"/>
+                <w:sz w:val="19"/>
+              </w:rPr>
+              <w:t>检索、结构化抽取、清单起草分开执行，避免一次生成无出处综述。</w:t>
+            </w:r>
+          </w:p>
+        </w:tc>
+      </w:tr>
+      <w:tr>
+        <w:tc>
+          <w:tcPr>
+            <w:tcW w:type="dxa" w:w="3099"/>
+            <w:shd w:fill="F7F1E4" w:val="clear"/>
+            <w:tcBorders>
+              <w:top w:val="single" w:sz="4" w:color="C5D0DC"/>
+              <w:left w:val="single" w:sz="4" w:color="C5D0DC"/>
+              <w:bottom w:val="single" w:sz="4" w:color="C5D0DC"/>
+              <w:right w:val="single" w:sz="4" w:color="C5D0DC"/>
+            </w:tcBorders>
+            <w:vAlign w:val="center"/>
+          </w:tcPr>
+          <w:p>
+            <w:pPr>
+              <w:spacing w:after="40" w:before="40"/>
+              <w:jc w:val="left"/>
+            </w:pPr>
+            <w:r/>
+            <w:r>
+              <w:rPr>
+                <w:rFonts w:ascii="微软雅黑" w:hAnsi="微软雅黑" w:eastAsia="宋体" w:cs="微软雅黑"/>
+                <w:b w:val="0"/>
+                <w:color w:val="222222"/>
+                <w:sz w:val="19"/>
+              </w:rPr>
+              <w:t>人工复核</w:t>
+            </w:r>
+          </w:p>
+        </w:tc>
+        <w:tc>
+          <w:tcPr>
+            <w:tcW w:type="dxa" w:w="3099"/>
+            <w:shd w:fill="F7F1E4" w:val="clear"/>
+            <w:tcBorders>
+              <w:top w:val="single" w:sz="4" w:color="C5D0DC"/>
+              <w:left w:val="single" w:sz="4" w:color="C5D0DC"/>
+              <w:bottom w:val="single" w:sz="4" w:color="C5D0DC"/>
+              <w:right w:val="single" w:sz="4" w:color="C5D0DC"/>
+            </w:tcBorders>
+            <w:vAlign w:val="center"/>
+          </w:tcPr>
+          <w:p>
+            <w:pPr>
+              <w:spacing w:after="40" w:before="40"/>
+              <w:jc w:val="left"/>
+            </w:pPr>
+            <w:r/>
+            <w:r>
+              <w:rPr>
+                <w:rFonts w:ascii="微软雅黑" w:hAnsi="微软雅黑" w:eastAsia="宋体" w:cs="微软雅黑"/>
+                <w:b w:val="0"/>
+                <w:color w:val="222222"/>
+                <w:sz w:val="19"/>
+              </w:rPr>
+              <w:t>创始人</w:t>
+            </w:r>
+          </w:p>
+        </w:tc>
+        <w:tc>
+          <w:tcPr>
+            <w:tcW w:type="dxa" w:w="3099"/>
+            <w:shd w:fill="F7F1E4" w:val="clear"/>
+            <w:tcBorders>
+              <w:top w:val="single" w:sz="4" w:color="C5D0DC"/>
+              <w:left w:val="single" w:sz="4" w:color="C5D0DC"/>
+              <w:bottom w:val="single" w:sz="4" w:color="C5D0DC"/>
+              <w:right w:val="single" w:sz="4" w:color="C5D0DC"/>
+            </w:tcBorders>
+            <w:vAlign w:val="center"/>
+          </w:tcPr>
+          <w:p>
+            <w:pPr>
+              <w:spacing w:after="40" w:before="40"/>
+              <w:jc w:val="left"/>
+            </w:pPr>
+            <w:r/>
+            <w:r>
+              <w:rPr>
+                <w:rFonts w:ascii="微软雅黑" w:hAnsi="微软雅黑" w:eastAsia="宋体" w:cs="微软雅黑"/>
+                <w:b w:val="0"/>
+                <w:color w:val="222222"/>
+                <w:sz w:val="19"/>
+              </w:rPr>
+              <w:t>核对有效期、适用条件与口径，确认待核实项后再签发。</w:t>
+            </w:r>
+          </w:p>
+        </w:tc>
+      </w:tr>
+      <w:tr>
+        <w:tc>
+          <w:tcPr>
+            <w:tcW w:type="dxa" w:w="3099"/>
+            <w:shd w:fill="FFFFFF" w:val="clear"/>
+            <w:tcBorders>
+              <w:top w:val="single" w:sz="4" w:color="C5D0DC"/>
+              <w:left w:val="single" w:sz="4" w:color="C5D0DC"/>
+              <w:bottom w:val="single" w:sz="4" w:color="C5D0DC"/>
+              <w:right w:val="single" w:sz="4" w:color="C5D0DC"/>
+            </w:tcBorders>
+            <w:vAlign w:val="center"/>
+          </w:tcPr>
+          <w:p>
+            <w:pPr>
+              <w:spacing w:after="40" w:before="40"/>
+              <w:jc w:val="left"/>
+            </w:pPr>
+            <w:r/>
+            <w:r>
+              <w:rPr>
+                <w:rFonts w:ascii="微软雅黑" w:hAnsi="微软雅黑" w:eastAsia="宋体" w:cs="微软雅黑"/>
+                <w:b w:val="0"/>
+                <w:color w:val="222222"/>
+                <w:sz w:val="19"/>
+              </w:rPr>
+              <w:t>结果交付</w:t>
+            </w:r>
+          </w:p>
+        </w:tc>
+        <w:tc>
+          <w:tcPr>
+            <w:tcW w:type="dxa" w:w="3099"/>
+            <w:shd w:fill="FFFFFF" w:val="clear"/>
+            <w:tcBorders>
+              <w:top w:val="single" w:sz="4" w:color="C5D0DC"/>
+              <w:left w:val="single" w:sz="4" w:color="C5D0DC"/>
+              <w:bottom w:val="single" w:sz="4" w:color="C5D0DC"/>
+              <w:right w:val="single" w:sz="4" w:color="C5D0DC"/>
+            </w:tcBorders>
+            <w:vAlign w:val="center"/>
+          </w:tcPr>
+          <w:p>
+            <w:pPr>
+              <w:spacing w:after="40" w:before="40"/>
+              <w:jc w:val="left"/>
+            </w:pPr>
+            <w:r/>
+            <w:r>
+              <w:rPr>
+                <w:rFonts w:ascii="微软雅黑" w:hAnsi="微软雅黑" w:eastAsia="宋体" w:cs="微软雅黑"/>
+                <w:b w:val="0"/>
+                <w:color w:val="222222"/>
+                <w:sz w:val="19"/>
+              </w:rPr>
+              <w:t>创始人签发</w:t>
+            </w:r>
+          </w:p>
+        </w:tc>
+        <w:tc>
+          <w:tcPr>
+            <w:tcW w:type="dxa" w:w="3099"/>
+            <w:shd w:fill="FFFFFF" w:val="clear"/>
+            <w:tcBorders>
+              <w:top w:val="single" w:sz="4" w:color="C5D0DC"/>
+              <w:left w:val="single" w:sz="4" w:color="C5D0DC"/>
+              <w:bottom w:val="single" w:sz="4" w:color="C5D0DC"/>
+              <w:right w:val="single" w:sz="4" w:color="C5D0DC"/>
+            </w:tcBorders>
+            <w:vAlign w:val="center"/>
+          </w:tcPr>
+          <w:p>
+            <w:pPr>
+              <w:spacing w:after="40" w:before="40"/>
+              <w:jc w:val="left"/>
+            </w:pPr>
+            <w:r/>
+            <w:r>
+              <w:rPr>
+                <w:rFonts w:ascii="微软雅黑" w:hAnsi="微软雅黑" w:eastAsia="宋体" w:cs="微软雅黑"/>
+                <w:b w:val="0"/>
+                <w:color w:val="222222"/>
+                <w:sz w:val="19"/>
+              </w:rPr>
+              <w:t>输出政策清单、适用说明和待确认事项。</w:t>
+            </w:r>
+          </w:p>
+        </w:tc>
+      </w:tr>
+    </w:tbl>
+    <w:p/>
     <w:tbl>
       <w:tblPr>
         <w:tblW w:type="auto" w:w="0"/>
@@ -1463,7 +2751,7 @@
                 <w:color w:val="222222"/>
                 <w:sz w:val="19"/>
               </w:rPr>
-              <w:t>四类产品定义与「输入—处理—交付」口径；案例库字段设计（项目、区位、更新类型、业态、实施主体、可引用段落）。</w:t>
+              <w:t>四类产品定义；政策研究输出字段（名称、文号/来源、有效期、适用条件、待确认事项）。</w:t>
             </w:r>
           </w:p>
         </w:tc>
@@ -1523,7 +2811,7 @@
                 <w:color w:val="222222"/>
                 <w:sz w:val="19"/>
               </w:rPr>
-              <w:t>个人AI研究成稿工作流：用于白皮书、方案和简报起草，仅本人使用，不是可供他人登录的产品。</w:t>
+              <w:t>已开展AI辅助研究实践：用于研究简报、白皮书初稿和政策要点整理，仅本人使用，不等于成熟产品。</w:t>
             </w:r>
           </w:p>
         </w:tc>
@@ -1583,7 +2871,7 @@
                 <w:color w:val="222222"/>
                 <w:sz w:val="19"/>
               </w:rPr>
-              <w:t>城市更新案例库RAG原型：文档切片、检索、带出处的对照输出。目前没有可对外访问的演示链接。</w:t>
+              <w:t>将上述实践产品化为政策研究智能体：政策入库、RAG检索与引用、多智能体分工、人工复核。尚无可对外访问的演示链接。</w:t>
             </w:r>
           </w:p>
         </w:tc>
@@ -1643,7 +2931,7 @@
                 <w:color w:val="222222"/>
                 <w:sz w:val="19"/>
               </w:rPr>
-              <w:t>企业画像与招商匹配；产业研究、政策研究智能体的产品化封装。</w:t>
+              <w:t>产业研究智能体、企业画像与招商匹配智能体、城市更新案例库智能体，按验证结果分阶段启动。</w:t>
             </w:r>
           </w:p>
         </w:tc>
@@ -1703,7 +2991,466 @@
                 <w:color w:val="222222"/>
                 <w:sz w:val="19"/>
               </w:rPr>
-              <w:t>付费客户签约、对外SaaS上线。</w:t>
+              <w:t>对外付费签约、SaaS上线。已实现营业收入为0，尚无对外付费合同。</w:t>
+            </w:r>
+          </w:p>
+        </w:tc>
+      </w:tr>
+    </w:tbl>
+    <w:p/>
+    <w:tbl>
+      <w:tblPr>
+        <w:tblW w:type="auto" w:w="0"/>
+        <w:jc w:val="center"/>
+        <w:tblLayout w:type="autofit"/>
+        <w:tblLook w:firstColumn="1" w:firstRow="1" w:lastColumn="0" w:lastRow="0" w:noHBand="0" w:noVBand="1" w:val="04A0"/>
+      </w:tblPr>
+      <w:tblGrid>
+        <w:gridCol w:w="3099"/>
+        <w:gridCol w:w="3099"/>
+        <w:gridCol w:w="3099"/>
+      </w:tblGrid>
+      <w:tr>
+        <w:tc>
+          <w:tcPr>
+            <w:tcW w:type="dxa" w:w="3099"/>
+            <w:shd w:fill="1A3A5C" w:val="clear"/>
+            <w:tcBorders>
+              <w:top w:val="single" w:sz="4" w:color="C5D0DC"/>
+              <w:left w:val="single" w:sz="4" w:color="C5D0DC"/>
+              <w:bottom w:val="single" w:sz="4" w:color="C5D0DC"/>
+              <w:right w:val="single" w:sz="4" w:color="C5D0DC"/>
+            </w:tcBorders>
+            <w:vAlign w:val="center"/>
+          </w:tcPr>
+          <w:p>
+            <w:pPr>
+              <w:spacing w:after="40" w:before="40"/>
+              <w:jc w:val="center"/>
+            </w:pPr>
+            <w:r/>
+            <w:r>
+              <w:rPr>
+                <w:rFonts w:ascii="微软雅黑" w:hAnsi="微软雅黑" w:eastAsia="宋体" w:cs="微软雅黑"/>
+                <w:b/>
+                <w:color w:val="FFFFFF"/>
+                <w:sz w:val="20"/>
+              </w:rPr>
+              <w:t>工作</w:t>
+            </w:r>
+          </w:p>
+        </w:tc>
+        <w:tc>
+          <w:tcPr>
+            <w:tcW w:type="dxa" w:w="3099"/>
+            <w:shd w:fill="1A3A5C" w:val="clear"/>
+            <w:tcBorders>
+              <w:top w:val="single" w:sz="4" w:color="C5D0DC"/>
+              <w:left w:val="single" w:sz="4" w:color="C5D0DC"/>
+              <w:bottom w:val="single" w:sz="4" w:color="C5D0DC"/>
+              <w:right w:val="single" w:sz="4" w:color="C5D0DC"/>
+            </w:tcBorders>
+            <w:vAlign w:val="center"/>
+          </w:tcPr>
+          <w:p>
+            <w:pPr>
+              <w:spacing w:after="40" w:before="40"/>
+              <w:jc w:val="center"/>
+            </w:pPr>
+            <w:r/>
+            <w:r>
+              <w:rPr>
+                <w:rFonts w:ascii="微软雅黑" w:hAnsi="微软雅黑" w:eastAsia="宋体" w:cs="微软雅黑"/>
+                <w:b/>
+                <w:color w:val="FFFFFF"/>
+                <w:sz w:val="20"/>
+              </w:rPr>
+              <w:t>由谁承担</w:t>
+            </w:r>
+          </w:p>
+        </w:tc>
+        <w:tc>
+          <w:tcPr>
+            <w:tcW w:type="dxa" w:w="3099"/>
+            <w:shd w:fill="1A3A5C" w:val="clear"/>
+            <w:tcBorders>
+              <w:top w:val="single" w:sz="4" w:color="C5D0DC"/>
+              <w:left w:val="single" w:sz="4" w:color="C5D0DC"/>
+              <w:bottom w:val="single" w:sz="4" w:color="C5D0DC"/>
+              <w:right w:val="single" w:sz="4" w:color="C5D0DC"/>
+            </w:tcBorders>
+            <w:vAlign w:val="center"/>
+          </w:tcPr>
+          <w:p>
+            <w:pPr>
+              <w:spacing w:after="40" w:before="40"/>
+              <w:jc w:val="center"/>
+            </w:pPr>
+            <w:r/>
+            <w:r>
+              <w:rPr>
+                <w:rFonts w:ascii="微软雅黑" w:hAnsi="微软雅黑" w:eastAsia="宋体" w:cs="微软雅黑"/>
+                <w:b/>
+                <w:color w:val="FFFFFF"/>
+                <w:sz w:val="20"/>
+              </w:rPr>
+              <w:t>如何落实</w:t>
+            </w:r>
+          </w:p>
+        </w:tc>
+      </w:tr>
+      <w:tr>
+        <w:tc>
+          <w:tcPr>
+            <w:tcW w:type="dxa" w:w="3099"/>
+            <w:shd w:fill="FFFFFF" w:val="clear"/>
+            <w:tcBorders>
+              <w:top w:val="single" w:sz="4" w:color="C5D0DC"/>
+              <w:left w:val="single" w:sz="4" w:color="C5D0DC"/>
+              <w:bottom w:val="single" w:sz="4" w:color="C5D0DC"/>
+              <w:right w:val="single" w:sz="4" w:color="C5D0DC"/>
+            </w:tcBorders>
+            <w:vAlign w:val="center"/>
+          </w:tcPr>
+          <w:p>
+            <w:pPr>
+              <w:spacing w:after="40" w:before="40"/>
+              <w:jc w:val="left"/>
+            </w:pPr>
+            <w:r/>
+            <w:r>
+              <w:rPr>
+                <w:rFonts w:ascii="微软雅黑" w:hAnsi="微软雅黑" w:eastAsia="宋体" w:cs="微软雅黑"/>
+                <w:b w:val="0"/>
+                <w:color w:val="222222"/>
+                <w:sz w:val="19"/>
+              </w:rPr>
+              <w:t>知识库建设</w:t>
+            </w:r>
+          </w:p>
+        </w:tc>
+        <w:tc>
+          <w:tcPr>
+            <w:tcW w:type="dxa" w:w="3099"/>
+            <w:shd w:fill="FFFFFF" w:val="clear"/>
+            <w:tcBorders>
+              <w:top w:val="single" w:sz="4" w:color="C5D0DC"/>
+              <w:left w:val="single" w:sz="4" w:color="C5D0DC"/>
+              <w:bottom w:val="single" w:sz="4" w:color="C5D0DC"/>
+              <w:right w:val="single" w:sz="4" w:color="C5D0DC"/>
+            </w:tcBorders>
+            <w:vAlign w:val="center"/>
+          </w:tcPr>
+          <w:p>
+            <w:pPr>
+              <w:spacing w:after="40" w:before="40"/>
+              <w:jc w:val="left"/>
+            </w:pPr>
+            <w:r/>
+            <w:r>
+              <w:rPr>
+                <w:rFonts w:ascii="微软雅黑" w:hAnsi="微软雅黑" w:eastAsia="宋体" w:cs="微软雅黑"/>
+                <w:b w:val="0"/>
+                <w:color w:val="222222"/>
+                <w:sz w:val="19"/>
+              </w:rPr>
+              <w:t>创始人</w:t>
+            </w:r>
+          </w:p>
+        </w:tc>
+        <w:tc>
+          <w:tcPr>
+            <w:tcW w:type="dxa" w:w="3099"/>
+            <w:shd w:fill="FFFFFF" w:val="clear"/>
+            <w:tcBorders>
+              <w:top w:val="single" w:sz="4" w:color="C5D0DC"/>
+              <w:left w:val="single" w:sz="4" w:color="C5D0DC"/>
+              <w:bottom w:val="single" w:sz="4" w:color="C5D0DC"/>
+              <w:right w:val="single" w:sz="4" w:color="C5D0DC"/>
+            </w:tcBorders>
+            <w:vAlign w:val="center"/>
+          </w:tcPr>
+          <w:p>
+            <w:pPr>
+              <w:spacing w:after="40" w:before="40"/>
+              <w:jc w:val="left"/>
+            </w:pPr>
+            <w:r/>
+            <w:r>
+              <w:rPr>
+                <w:rFonts w:ascii="微软雅黑" w:hAnsi="微软雅黑" w:eastAsia="宋体" w:cs="微软雅黑"/>
+                <w:b w:val="0"/>
+                <w:color w:val="222222"/>
+                <w:sz w:val="19"/>
+              </w:rPr>
+              <w:t>持续收集公开政策、切片校对、失效文本下线。</w:t>
+            </w:r>
+          </w:p>
+        </w:tc>
+      </w:tr>
+      <w:tr>
+        <w:tc>
+          <w:tcPr>
+            <w:tcW w:type="dxa" w:w="3099"/>
+            <w:shd w:fill="F7F1E4" w:val="clear"/>
+            <w:tcBorders>
+              <w:top w:val="single" w:sz="4" w:color="C5D0DC"/>
+              <w:left w:val="single" w:sz="4" w:color="C5D0DC"/>
+              <w:bottom w:val="single" w:sz="4" w:color="C5D0DC"/>
+              <w:right w:val="single" w:sz="4" w:color="C5D0DC"/>
+            </w:tcBorders>
+            <w:vAlign w:val="center"/>
+          </w:tcPr>
+          <w:p>
+            <w:pPr>
+              <w:spacing w:after="40" w:before="40"/>
+              <w:jc w:val="left"/>
+            </w:pPr>
+            <w:r/>
+            <w:r>
+              <w:rPr>
+                <w:rFonts w:ascii="微软雅黑" w:hAnsi="微软雅黑" w:eastAsia="宋体" w:cs="微软雅黑"/>
+                <w:b w:val="0"/>
+                <w:color w:val="222222"/>
+                <w:sz w:val="19"/>
+              </w:rPr>
+              <w:t>流程编排</w:t>
+            </w:r>
+          </w:p>
+        </w:tc>
+        <w:tc>
+          <w:tcPr>
+            <w:tcW w:type="dxa" w:w="3099"/>
+            <w:shd w:fill="F7F1E4" w:val="clear"/>
+            <w:tcBorders>
+              <w:top w:val="single" w:sz="4" w:color="C5D0DC"/>
+              <w:left w:val="single" w:sz="4" w:color="C5D0DC"/>
+              <w:bottom w:val="single" w:sz="4" w:color="C5D0DC"/>
+              <w:right w:val="single" w:sz="4" w:color="C5D0DC"/>
+            </w:tcBorders>
+            <w:vAlign w:val="center"/>
+          </w:tcPr>
+          <w:p>
+            <w:pPr>
+              <w:spacing w:after="40" w:before="40"/>
+              <w:jc w:val="left"/>
+            </w:pPr>
+            <w:r/>
+            <w:r>
+              <w:rPr>
+                <w:rFonts w:ascii="微软雅黑" w:hAnsi="微软雅黑" w:eastAsia="宋体" w:cs="微软雅黑"/>
+                <w:b w:val="0"/>
+                <w:color w:val="222222"/>
+                <w:sz w:val="19"/>
+              </w:rPr>
+              <w:t>创始人</w:t>
+            </w:r>
+          </w:p>
+        </w:tc>
+        <w:tc>
+          <w:tcPr>
+            <w:tcW w:type="dxa" w:w="3099"/>
+            <w:shd w:fill="F7F1E4" w:val="clear"/>
+            <w:tcBorders>
+              <w:top w:val="single" w:sz="4" w:color="C5D0DC"/>
+              <w:left w:val="single" w:sz="4" w:color="C5D0DC"/>
+              <w:bottom w:val="single" w:sz="4" w:color="C5D0DC"/>
+              <w:right w:val="single" w:sz="4" w:color="C5D0DC"/>
+            </w:tcBorders>
+            <w:vAlign w:val="center"/>
+          </w:tcPr>
+          <w:p>
+            <w:pPr>
+              <w:spacing w:after="40" w:before="40"/>
+              <w:jc w:val="left"/>
+            </w:pPr>
+            <w:r/>
+            <w:r>
+              <w:rPr>
+                <w:rFonts w:ascii="微软雅黑" w:hAnsi="微软雅黑" w:eastAsia="宋体" w:cs="微软雅黑"/>
+                <w:b w:val="0"/>
+                <w:color w:val="222222"/>
+                <w:sz w:val="19"/>
+              </w:rPr>
+              <w:t>拆解多智能体任务、维护提示词与引用规则。</w:t>
+            </w:r>
+          </w:p>
+        </w:tc>
+      </w:tr>
+      <w:tr>
+        <w:tc>
+          <w:tcPr>
+            <w:tcW w:type="dxa" w:w="3099"/>
+            <w:shd w:fill="FFFFFF" w:val="clear"/>
+            <w:tcBorders>
+              <w:top w:val="single" w:sz="4" w:color="C5D0DC"/>
+              <w:left w:val="single" w:sz="4" w:color="C5D0DC"/>
+              <w:bottom w:val="single" w:sz="4" w:color="C5D0DC"/>
+              <w:right w:val="single" w:sz="4" w:color="C5D0DC"/>
+            </w:tcBorders>
+            <w:vAlign w:val="center"/>
+          </w:tcPr>
+          <w:p>
+            <w:pPr>
+              <w:spacing w:after="40" w:before="40"/>
+              <w:jc w:val="left"/>
+            </w:pPr>
+            <w:r/>
+            <w:r>
+              <w:rPr>
+                <w:rFonts w:ascii="微软雅黑" w:hAnsi="微软雅黑" w:eastAsia="宋体" w:cs="微软雅黑"/>
+                <w:b w:val="0"/>
+                <w:color w:val="222222"/>
+                <w:sz w:val="19"/>
+              </w:rPr>
+              <w:t>测试与维护</w:t>
+            </w:r>
+          </w:p>
+        </w:tc>
+        <w:tc>
+          <w:tcPr>
+            <w:tcW w:type="dxa" w:w="3099"/>
+            <w:shd w:fill="FFFFFF" w:val="clear"/>
+            <w:tcBorders>
+              <w:top w:val="single" w:sz="4" w:color="C5D0DC"/>
+              <w:left w:val="single" w:sz="4" w:color="C5D0DC"/>
+              <w:bottom w:val="single" w:sz="4" w:color="C5D0DC"/>
+              <w:right w:val="single" w:sz="4" w:color="C5D0DC"/>
+            </w:tcBorders>
+            <w:vAlign w:val="center"/>
+          </w:tcPr>
+          <w:p>
+            <w:pPr>
+              <w:spacing w:after="40" w:before="40"/>
+              <w:jc w:val="left"/>
+            </w:pPr>
+            <w:r/>
+            <w:r>
+              <w:rPr>
+                <w:rFonts w:ascii="微软雅黑" w:hAnsi="微软雅黑" w:eastAsia="宋体" w:cs="微软雅黑"/>
+                <w:b w:val="0"/>
+                <w:color w:val="222222"/>
+                <w:sz w:val="19"/>
+              </w:rPr>
+              <w:t>创始人</w:t>
+            </w:r>
+          </w:p>
+        </w:tc>
+        <w:tc>
+          <w:tcPr>
+            <w:tcW w:type="dxa" w:w="3099"/>
+            <w:shd w:fill="FFFFFF" w:val="clear"/>
+            <w:tcBorders>
+              <w:top w:val="single" w:sz="4" w:color="C5D0DC"/>
+              <w:left w:val="single" w:sz="4" w:color="C5D0DC"/>
+              <w:bottom w:val="single" w:sz="4" w:color="C5D0DC"/>
+              <w:right w:val="single" w:sz="4" w:color="C5D0DC"/>
+            </w:tcBorders>
+            <w:vAlign w:val="center"/>
+          </w:tcPr>
+          <w:p>
+            <w:pPr>
+              <w:spacing w:after="40" w:before="40"/>
+              <w:jc w:val="left"/>
+            </w:pPr>
+            <w:r/>
+            <w:r>
+              <w:rPr>
+                <w:rFonts w:ascii="微软雅黑" w:hAnsi="微软雅黑" w:eastAsia="宋体" w:cs="微软雅黑"/>
+                <w:b w:val="0"/>
+                <w:color w:val="222222"/>
+                <w:sz w:val="19"/>
+              </w:rPr>
+              <w:t>用例回归、输出抽检、政策更新后复测。</w:t>
+            </w:r>
+          </w:p>
+        </w:tc>
+      </w:tr>
+      <w:tr>
+        <w:tc>
+          <w:tcPr>
+            <w:tcW w:type="dxa" w:w="3099"/>
+            <w:shd w:fill="F7F1E4" w:val="clear"/>
+            <w:tcBorders>
+              <w:top w:val="single" w:sz="4" w:color="C5D0DC"/>
+              <w:left w:val="single" w:sz="4" w:color="C5D0DC"/>
+              <w:bottom w:val="single" w:sz="4" w:color="C5D0DC"/>
+              <w:right w:val="single" w:sz="4" w:color="C5D0DC"/>
+            </w:tcBorders>
+            <w:vAlign w:val="center"/>
+          </w:tcPr>
+          <w:p>
+            <w:pPr>
+              <w:spacing w:after="40" w:before="40"/>
+              <w:jc w:val="left"/>
+            </w:pPr>
+            <w:r/>
+            <w:r>
+              <w:rPr>
+                <w:rFonts w:ascii="微软雅黑" w:hAnsi="微软雅黑" w:eastAsia="宋体" w:cs="微软雅黑"/>
+                <w:b w:val="0"/>
+                <w:color w:val="222222"/>
+                <w:sz w:val="19"/>
+              </w:rPr>
+              <w:t>必要技术协作</w:t>
+            </w:r>
+          </w:p>
+        </w:tc>
+        <w:tc>
+          <w:tcPr>
+            <w:tcW w:type="dxa" w:w="3099"/>
+            <w:shd w:fill="F7F1E4" w:val="clear"/>
+            <w:tcBorders>
+              <w:top w:val="single" w:sz="4" w:color="C5D0DC"/>
+              <w:left w:val="single" w:sz="4" w:color="C5D0DC"/>
+              <w:bottom w:val="single" w:sz="4" w:color="C5D0DC"/>
+              <w:right w:val="single" w:sz="4" w:color="C5D0DC"/>
+            </w:tcBorders>
+            <w:vAlign w:val="center"/>
+          </w:tcPr>
+          <w:p>
+            <w:pPr>
+              <w:spacing w:after="40" w:before="40"/>
+              <w:jc w:val="left"/>
+            </w:pPr>
+            <w:r/>
+            <w:r>
+              <w:rPr>
+                <w:rFonts w:ascii="微软雅黑" w:hAnsi="微软雅黑" w:eastAsia="宋体" w:cs="微软雅黑"/>
+                <w:b w:val="0"/>
+                <w:color w:val="222222"/>
+                <w:sz w:val="19"/>
+              </w:rPr>
+              <w:t>按任务外协</w:t>
+            </w:r>
+          </w:p>
+        </w:tc>
+        <w:tc>
+          <w:tcPr>
+            <w:tcW w:type="dxa" w:w="3099"/>
+            <w:shd w:fill="F7F1E4" w:val="clear"/>
+            <w:tcBorders>
+              <w:top w:val="single" w:sz="4" w:color="C5D0DC"/>
+              <w:left w:val="single" w:sz="4" w:color="C5D0DC"/>
+              <w:bottom w:val="single" w:sz="4" w:color="C5D0DC"/>
+              <w:right w:val="single" w:sz="4" w:color="C5D0DC"/>
+            </w:tcBorders>
+            <w:vAlign w:val="center"/>
+          </w:tcPr>
+          <w:p>
+            <w:pPr>
+              <w:spacing w:after="40" w:before="40"/>
+              <w:jc w:val="left"/>
+            </w:pPr>
+            <w:r/>
+            <w:r>
+              <w:rPr>
+                <w:rFonts w:ascii="微软雅黑" w:hAnsi="微软雅黑" w:eastAsia="宋体" w:cs="微软雅黑"/>
+                <w:b w:val="0"/>
+                <w:color w:val="222222"/>
+                <w:sz w:val="19"/>
+              </w:rPr>
+              <w:t>向量库部署、界面实现等按单项采购，初期不另聘全职员工。</w:t>
             </w:r>
           </w:p>
         </w:tc>
@@ -1726,7 +3473,7 @@
           <w:color w:val="1A3A5C"/>
           <w:sz w:val="32"/>
         </w:rPr>
-        <w:t>五、首期原型：城市更新案例库（RAG）</w:t>
+        <w:t>五、商业模式与预计营收</w:t>
       </w:r>
     </w:p>
     <w:p>
@@ -1743,7 +3490,7 @@
           <w:color w:val="222222"/>
           <w:sz w:val="22"/>
         </w:rPr>
-        <w:t>选择案例库作为首期，是因为更新项目高度依赖「找相似案例、核出处」，适合用RAG而不是纯生成。目标流程：案例文本切片入库 → 按问题检索 → 返回案例卡和原文片段 → 生成对照表。</w:t>
+        <w:t>申请表盈利模式勾选「服务收费」「技术开发」。服务收费对应政策或产业研究交付及陪跑；技术开发对应政策研究智能体的场景定制。配套活动与材料服务按场次计，不作为收入主力。</w:t>
       </w:r>
     </w:p>
     <w:p>
@@ -1760,339 +3507,7 @@
           <w:color w:val="222222"/>
           <w:sz w:val="22"/>
         </w:rPr>
-        <w:t>当前完成的是字段和流程设计，以及用个人工作流处理研究文稿的经验。尚未完成：稳定的案例库、检索界面、可分享的演示地址。下面的输入输出是设计样例，用于说明产品形态，不是系统截图。</w:t>
-      </w:r>
-    </w:p>
-    <w:tbl>
-      <w:tblPr>
-        <w:tblW w:type="auto" w:w="0"/>
-        <w:jc w:val="center"/>
-        <w:tblLayout w:type="autofit"/>
-        <w:tblLook w:firstColumn="1" w:firstRow="1" w:lastColumn="0" w:lastRow="0" w:noHBand="0" w:noVBand="1" w:val="04A0"/>
-      </w:tblPr>
-      <w:tblGrid>
-        <w:gridCol w:w="4649"/>
-        <w:gridCol w:w="4649"/>
-      </w:tblGrid>
-      <w:tr>
-        <w:tc>
-          <w:tcPr>
-            <w:tcW w:type="dxa" w:w="4649"/>
-            <w:shd w:fill="1A3A5C" w:val="clear"/>
-            <w:tcBorders>
-              <w:top w:val="single" w:sz="4" w:color="C5D0DC"/>
-              <w:left w:val="single" w:sz="4" w:color="C5D0DC"/>
-              <w:bottom w:val="single" w:sz="4" w:color="C5D0DC"/>
-              <w:right w:val="single" w:sz="4" w:color="C5D0DC"/>
-            </w:tcBorders>
-            <w:vAlign w:val="center"/>
-          </w:tcPr>
-          <w:p>
-            <w:pPr>
-              <w:spacing w:after="40" w:before="40"/>
-              <w:jc w:val="center"/>
-            </w:pPr>
-            <w:r/>
-            <w:r>
-              <w:rPr>
-                <w:rFonts w:ascii="微软雅黑" w:hAnsi="微软雅黑" w:eastAsia="宋体" w:cs="微软雅黑"/>
-                <w:b/>
-                <w:color w:val="FFFFFF"/>
-                <w:sz w:val="20"/>
-              </w:rPr>
-              <w:t>项目</w:t>
-            </w:r>
-          </w:p>
-        </w:tc>
-        <w:tc>
-          <w:tcPr>
-            <w:tcW w:type="dxa" w:w="4649"/>
-            <w:shd w:fill="1A3A5C" w:val="clear"/>
-            <w:tcBorders>
-              <w:top w:val="single" w:sz="4" w:color="C5D0DC"/>
-              <w:left w:val="single" w:sz="4" w:color="C5D0DC"/>
-              <w:bottom w:val="single" w:sz="4" w:color="C5D0DC"/>
-              <w:right w:val="single" w:sz="4" w:color="C5D0DC"/>
-            </w:tcBorders>
-            <w:vAlign w:val="center"/>
-          </w:tcPr>
-          <w:p>
-            <w:pPr>
-              <w:spacing w:after="40" w:before="40"/>
-              <w:jc w:val="center"/>
-            </w:pPr>
-            <w:r/>
-            <w:r>
-              <w:rPr>
-                <w:rFonts w:ascii="微软雅黑" w:hAnsi="微软雅黑" w:eastAsia="宋体" w:cs="微软雅黑"/>
-                <w:b/>
-                <w:color w:val="FFFFFF"/>
-                <w:sz w:val="20"/>
-              </w:rPr>
-              <w:t>说明</w:t>
-            </w:r>
-          </w:p>
-        </w:tc>
-      </w:tr>
-      <w:tr>
-        <w:tc>
-          <w:tcPr>
-            <w:tcW w:type="dxa" w:w="4649"/>
-            <w:shd w:fill="FFFFFF" w:val="clear"/>
-            <w:tcBorders>
-              <w:top w:val="single" w:sz="4" w:color="C5D0DC"/>
-              <w:left w:val="single" w:sz="4" w:color="C5D0DC"/>
-              <w:bottom w:val="single" w:sz="4" w:color="C5D0DC"/>
-              <w:right w:val="single" w:sz="4" w:color="C5D0DC"/>
-            </w:tcBorders>
-            <w:vAlign w:val="center"/>
-          </w:tcPr>
-          <w:p>
-            <w:pPr>
-              <w:spacing w:after="40" w:before="40"/>
-              <w:jc w:val="left"/>
-            </w:pPr>
-            <w:r/>
-            <w:r>
-              <w:rPr>
-                <w:rFonts w:ascii="微软雅黑" w:hAnsi="微软雅黑" w:eastAsia="宋体" w:cs="微软雅黑"/>
-                <w:b w:val="0"/>
-                <w:color w:val="222222"/>
-                <w:sz w:val="19"/>
-              </w:rPr>
-              <w:t>输入（设计样例）</w:t>
-            </w:r>
-          </w:p>
-        </w:tc>
-        <w:tc>
-          <w:tcPr>
-            <w:tcW w:type="dxa" w:w="4649"/>
-            <w:shd w:fill="FFFFFF" w:val="clear"/>
-            <w:tcBorders>
-              <w:top w:val="single" w:sz="4" w:color="C5D0DC"/>
-              <w:left w:val="single" w:sz="4" w:color="C5D0DC"/>
-              <w:bottom w:val="single" w:sz="4" w:color="C5D0DC"/>
-              <w:right w:val="single" w:sz="4" w:color="C5D0DC"/>
-            </w:tcBorders>
-            <w:vAlign w:val="center"/>
-          </w:tcPr>
-          <w:p>
-            <w:pPr>
-              <w:spacing w:after="40" w:before="40"/>
-              <w:jc w:val="left"/>
-            </w:pPr>
-            <w:r/>
-            <w:r>
-              <w:rPr>
-                <w:rFonts w:ascii="微软雅黑" w:hAnsi="微软雅黑" w:eastAsia="宋体" w:cs="微软雅黑"/>
-                <w:b w:val="0"/>
-                <w:color w:val="222222"/>
-                <w:sz w:val="19"/>
-              </w:rPr>
-              <w:t>问题：滨江工业遗存更新如何导入科创业态？附一份项目概况。</w:t>
-            </w:r>
-          </w:p>
-        </w:tc>
-      </w:tr>
-      <w:tr>
-        <w:tc>
-          <w:tcPr>
-            <w:tcW w:type="dxa" w:w="4649"/>
-            <w:shd w:fill="F7F1E4" w:val="clear"/>
-            <w:tcBorders>
-              <w:top w:val="single" w:sz="4" w:color="C5D0DC"/>
-              <w:left w:val="single" w:sz="4" w:color="C5D0DC"/>
-              <w:bottom w:val="single" w:sz="4" w:color="C5D0DC"/>
-              <w:right w:val="single" w:sz="4" w:color="C5D0DC"/>
-            </w:tcBorders>
-            <w:vAlign w:val="center"/>
-          </w:tcPr>
-          <w:p>
-            <w:pPr>
-              <w:spacing w:after="40" w:before="40"/>
-              <w:jc w:val="left"/>
-            </w:pPr>
-            <w:r/>
-            <w:r>
-              <w:rPr>
-                <w:rFonts w:ascii="微软雅黑" w:hAnsi="微软雅黑" w:eastAsia="宋体" w:cs="微软雅黑"/>
-                <w:b w:val="0"/>
-                <w:color w:val="222222"/>
-                <w:sz w:val="19"/>
-              </w:rPr>
-              <w:t>智能体应完成</w:t>
-            </w:r>
-          </w:p>
-        </w:tc>
-        <w:tc>
-          <w:tcPr>
-            <w:tcW w:type="dxa" w:w="4649"/>
-            <w:shd w:fill="F7F1E4" w:val="clear"/>
-            <w:tcBorders>
-              <w:top w:val="single" w:sz="4" w:color="C5D0DC"/>
-              <w:left w:val="single" w:sz="4" w:color="C5D0DC"/>
-              <w:bottom w:val="single" w:sz="4" w:color="C5D0DC"/>
-              <w:right w:val="single" w:sz="4" w:color="C5D0DC"/>
-            </w:tcBorders>
-            <w:vAlign w:val="center"/>
-          </w:tcPr>
-          <w:p>
-            <w:pPr>
-              <w:spacing w:after="40" w:before="40"/>
-              <w:jc w:val="left"/>
-            </w:pPr>
-            <w:r/>
-            <w:r>
-              <w:rPr>
-                <w:rFonts w:ascii="微软雅黑" w:hAnsi="微软雅黑" w:eastAsia="宋体" w:cs="微软雅黑"/>
-                <w:b w:val="0"/>
-                <w:color w:val="222222"/>
-                <w:sz w:val="19"/>
-              </w:rPr>
-              <w:t>从案例库检索相似更新项目，摘录业态配比、实施主体和可引用段落，列出出处。</w:t>
-            </w:r>
-          </w:p>
-        </w:tc>
-      </w:tr>
-      <w:tr>
-        <w:tc>
-          <w:tcPr>
-            <w:tcW w:type="dxa" w:w="4649"/>
-            <w:shd w:fill="FFFFFF" w:val="clear"/>
-            <w:tcBorders>
-              <w:top w:val="single" w:sz="4" w:color="C5D0DC"/>
-              <w:left w:val="single" w:sz="4" w:color="C5D0DC"/>
-              <w:bottom w:val="single" w:sz="4" w:color="C5D0DC"/>
-              <w:right w:val="single" w:sz="4" w:color="C5D0DC"/>
-            </w:tcBorders>
-            <w:vAlign w:val="center"/>
-          </w:tcPr>
-          <w:p>
-            <w:pPr>
-              <w:spacing w:after="40" w:before="40"/>
-              <w:jc w:val="left"/>
-            </w:pPr>
-            <w:r/>
-            <w:r>
-              <w:rPr>
-                <w:rFonts w:ascii="微软雅黑" w:hAnsi="微软雅黑" w:eastAsia="宋体" w:cs="微软雅黑"/>
-                <w:b w:val="0"/>
-                <w:color w:val="222222"/>
-                <w:sz w:val="19"/>
-              </w:rPr>
-              <w:t>交付（设计样例）</w:t>
-            </w:r>
-          </w:p>
-        </w:tc>
-        <w:tc>
-          <w:tcPr>
-            <w:tcW w:type="dxa" w:w="4649"/>
-            <w:shd w:fill="FFFFFF" w:val="clear"/>
-            <w:tcBorders>
-              <w:top w:val="single" w:sz="4" w:color="C5D0DC"/>
-              <w:left w:val="single" w:sz="4" w:color="C5D0DC"/>
-              <w:bottom w:val="single" w:sz="4" w:color="C5D0DC"/>
-              <w:right w:val="single" w:sz="4" w:color="C5D0DC"/>
-            </w:tcBorders>
-            <w:vAlign w:val="center"/>
-          </w:tcPr>
-          <w:p>
-            <w:pPr>
-              <w:spacing w:after="40" w:before="40"/>
-              <w:jc w:val="left"/>
-            </w:pPr>
-            <w:r/>
-            <w:r>
-              <w:rPr>
-                <w:rFonts w:ascii="微软雅黑" w:hAnsi="微软雅黑" w:eastAsia="宋体" w:cs="微软雅黑"/>
-                <w:b w:val="0"/>
-                <w:color w:val="222222"/>
-                <w:sz w:val="19"/>
-              </w:rPr>
-              <w:t>3条案例对照表 + 引文位置。下表是字段设计，不是已上线系统截图。</w:t>
-            </w:r>
-          </w:p>
-        </w:tc>
-      </w:tr>
-      <w:tr>
-        <w:tc>
-          <w:tcPr>
-            <w:tcW w:type="dxa" w:w="4649"/>
-            <w:shd w:fill="F7F1E4" w:val="clear"/>
-            <w:tcBorders>
-              <w:top w:val="single" w:sz="4" w:color="C5D0DC"/>
-              <w:left w:val="single" w:sz="4" w:color="C5D0DC"/>
-              <w:bottom w:val="single" w:sz="4" w:color="C5D0DC"/>
-              <w:right w:val="single" w:sz="4" w:color="C5D0DC"/>
-            </w:tcBorders>
-            <w:vAlign w:val="center"/>
-          </w:tcPr>
-          <w:p>
-            <w:pPr>
-              <w:spacing w:after="40" w:before="40"/>
-              <w:jc w:val="left"/>
-            </w:pPr>
-            <w:r/>
-            <w:r>
-              <w:rPr>
-                <w:rFonts w:ascii="微软雅黑" w:hAnsi="微软雅黑" w:eastAsia="宋体" w:cs="微软雅黑"/>
-                <w:b w:val="0"/>
-                <w:color w:val="222222"/>
-                <w:sz w:val="19"/>
-              </w:rPr>
-              <w:t>本人已完成部分</w:t>
-            </w:r>
-          </w:p>
-        </w:tc>
-        <w:tc>
-          <w:tcPr>
-            <w:tcW w:type="dxa" w:w="4649"/>
-            <w:shd w:fill="F7F1E4" w:val="clear"/>
-            <w:tcBorders>
-              <w:top w:val="single" w:sz="4" w:color="C5D0DC"/>
-              <w:left w:val="single" w:sz="4" w:color="C5D0DC"/>
-              <w:bottom w:val="single" w:sz="4" w:color="C5D0DC"/>
-              <w:right w:val="single" w:sz="4" w:color="C5D0DC"/>
-            </w:tcBorders>
-            <w:vAlign w:val="center"/>
-          </w:tcPr>
-          <w:p>
-            <w:pPr>
-              <w:spacing w:after="40" w:before="40"/>
-              <w:jc w:val="left"/>
-            </w:pPr>
-            <w:r/>
-            <w:r>
-              <w:rPr>
-                <w:rFonts w:ascii="微软雅黑" w:hAnsi="微软雅黑" w:eastAsia="宋体" w:cs="微软雅黑"/>
-                <w:b w:val="0"/>
-                <w:color w:val="222222"/>
-                <w:sz w:val="19"/>
-              </w:rPr>
-              <w:t>问题定义、字段设计和检索流程说明；尚未完成可演示的检索界面与稳定案例库。</w:t>
-            </w:r>
-          </w:p>
-        </w:tc>
-      </w:tr>
-    </w:tbl>
-    <w:p/>
-    <w:p>
-      <w:pPr>
-        <w:spacing w:after="200" w:before="320" w:lineRule="auto" w:line="317"/>
-        <w:jc w:val="left"/>
-        <w:pBdr>
-          <w:bottom w:val="single" w:sz="12" w:space="3" w:color="B88A2E"/>
-        </w:pBdr>
-      </w:pPr>
-      <w:r>
-        <w:rPr>
-          <w:rFonts w:ascii="微软雅黑" w:hAnsi="微软雅黑" w:eastAsia="宋体" w:cs="微软雅黑"/>
-          <w:b/>
-          <w:i w:val="0"/>
-          <w:color w:val="1A3A5C"/>
-          <w:sz w:val="32"/>
-        </w:rPr>
-        <w:t>六、技术路径</w:t>
+        <w:t>下表报价、交付周期和项目数量均为测算假设，不是已成交合同。已实现营业收入为0，不是未提供收入数据；尚无对外付费合同，不是隐去客户名称。尚未融资，自有资金起步。</w:t>
       </w:r>
     </w:p>
     <w:p>
@@ -2109,7 +3524,7 @@
           <w:color w:val="222222"/>
           <w:sz w:val="22"/>
         </w:rPr>
-        <w:t>第一年不自研底层大模型。案例库采用文档切片 + 向量检索 + 大模型归纳的RAG结构，回答必须带出处。企业画像后续用结构化标签和规则匹配，不把未经授权的内部数据写入模型训练。</w:t>
+        <w:t>基准假设：4项研究（按1.5万元计）、2套定制（按5万元计）、1个季度陪跑（按2万元计），预计营业收入约18万元。保守假设约9–14万元，较好假设约28–40万元。三项均为分情景测算，不把情景之间的数字再次加总。预计首个完整经营年度营业收入低于50万元，实际取决于产品验证与项目签约情况。</w:t>
       </w:r>
     </w:p>
     <w:p>
@@ -2126,111 +3541,7 @@
           <w:color w:val="222222"/>
           <w:sz w:val="22"/>
         </w:rPr>
-        <w:t>工具优先使用可申请的社区和火山引擎智能体工具链；未获Tokens或工具支持时，使用现有商业API和本地文档库继续开发。代码与文档放在创始人工作区迭代，产品未上线前不宣称用户数。</w:t>
-      </w:r>
-    </w:p>
-    <w:p>
-      <w:pPr>
-        <w:spacing w:after="200" w:before="320" w:lineRule="auto" w:line="317"/>
-        <w:jc w:val="left"/>
-        <w:pBdr>
-          <w:bottom w:val="single" w:sz="12" w:space="3" w:color="B88A2E"/>
-        </w:pBdr>
-      </w:pPr>
-      <w:r>
-        <w:rPr>
-          <w:rFonts w:ascii="微软雅黑" w:hAnsi="微软雅黑" w:eastAsia="宋体" w:cs="微软雅黑"/>
-          <w:b/>
-          <w:i w:val="0"/>
-          <w:color w:val="1A3A5C"/>
-          <w:sz w:val="32"/>
-        </w:rPr>
-        <w:t>七、商业模式与预计营收</w:t>
-      </w:r>
-    </w:p>
-    <w:p>
-      <w:pPr>
-        <w:spacing w:after="160" w:before="0" w:lineRule="auto" w:line="317"/>
-        <w:ind w:firstLine="420"/>
-        <w:jc w:val="both"/>
-      </w:pPr>
-      <w:r>
-        <w:rPr>
-          <w:rFonts w:ascii="微软雅黑" w:hAnsi="微软雅黑" w:eastAsia="宋体" w:cs="微软雅黑"/>
-          <w:b w:val="0"/>
-          <w:i w:val="0"/>
-          <w:color w:val="222222"/>
-          <w:sz w:val="22"/>
-        </w:rPr>
-        <w:t>申请表盈利模式勾选「技术开发」和「服务收费」。技术开发对应案例库／画像系统搭建和场景智能体定制；服务收费对应研究交付和陪跑。不把广告、游戏内购或会务票务作为主模式。</w:t>
-      </w:r>
-    </w:p>
-    <w:p>
-      <w:pPr>
-        <w:spacing w:after="160" w:before="0" w:lineRule="auto" w:line="317"/>
-        <w:ind w:firstLine="420"/>
-        <w:jc w:val="both"/>
-      </w:pPr>
-      <w:r>
-        <w:rPr>
-          <w:rFonts w:ascii="微软雅黑" w:hAnsi="微软雅黑" w:eastAsia="宋体" w:cs="微软雅黑"/>
-          <w:b w:val="0"/>
-          <w:i w:val="0"/>
-          <w:color w:val="222222"/>
-          <w:sz w:val="22"/>
-        </w:rPr>
-        <w:t>计划报价（用于测算，不是已成交价）：场景或案例库定制3–8万元/套；研究交付0.8–3万元/项；季度陪跑1.5–4万元/季。</w:t>
-      </w:r>
-    </w:p>
-    <w:p>
-      <w:pPr>
-        <w:spacing w:after="160" w:before="0" w:lineRule="auto" w:line="317"/>
-        <w:ind w:firstLine="420"/>
-        <w:jc w:val="both"/>
-      </w:pPr>
-      <w:r>
-        <w:rPr>
-          <w:rFonts w:ascii="微软雅黑" w:hAnsi="微软雅黑" w:eastAsia="宋体" w:cs="微软雅黑"/>
-          <w:b w:val="0"/>
-          <w:i w:val="0"/>
-          <w:color w:val="222222"/>
-          <w:sz w:val="22"/>
-        </w:rPr>
-        <w:t>数量假设：若年内完成2套定制（按5万元计）、4项研究（按1.5万元计）、1个季度陪跑（按2万元计），预计营业收入约18万元；若定制和陪跑各多一单，约28–35万元。综合判断，预计首年营业收入低于50万元，实际取决于产品验证和项目签约情况。</w:t>
-      </w:r>
-    </w:p>
-    <w:p>
-      <w:pPr>
-        <w:spacing w:after="160" w:before="0" w:lineRule="auto" w:line="317"/>
-        <w:ind w:firstLine="420"/>
-        <w:jc w:val="both"/>
-      </w:pPr>
-      <w:r>
-        <w:rPr>
-          <w:rFonts w:ascii="微软雅黑" w:hAnsi="微软雅黑" w:eastAsia="宋体" w:cs="微软雅黑"/>
-          <w:b w:val="0"/>
-          <w:i w:val="0"/>
-          <w:color w:val="222222"/>
-          <w:sz w:val="22"/>
-        </w:rPr>
-        <w:t>成本测算：大模型与检索调用约2–6万元；工具与域名等约0.5–1万元；法律和记账外协约0.5–1.5万元；交通与验证约0.5–1万元。创始人按全年投入本项目，基本报酬和生活保障拟由自有资金安排约15–25万元，不把「无全职雇员」理解成项目没有人力成本。若社区免租、代账或Tokens获批，相应降低现金支出；未获批时，按上述自有资金预算启动，不把未获支持计入已落实成本。</w:t>
-      </w:r>
-    </w:p>
-    <w:p>
-      <w:pPr>
-        <w:spacing w:after="160" w:before="0" w:lineRule="auto" w:line="317"/>
-        <w:ind w:firstLine="420"/>
-        <w:jc w:val="both"/>
-      </w:pPr>
-      <w:r>
-        <w:rPr>
-          <w:rFonts w:ascii="微软雅黑" w:hAnsi="微软雅黑" w:eastAsia="宋体" w:cs="微软雅黑"/>
-          <w:b w:val="0"/>
-          <w:i w:val="0"/>
-          <w:color w:val="222222"/>
-          <w:sz w:val="22"/>
-        </w:rPr>
-        <w:t>已实现营收为零，尚未融资。</w:t>
+        <w:t>成本包括模型调用、知识库与流程的持续维护、必要技术协作、法律记账，以及创始人全年时间投入对应的基本报酬（拟由自有资金安排15–25万元）。免租、代账、Tokens等为拟申请，以实际获批为准；未获批按自有资金启动。</w:t>
       </w:r>
     </w:p>
     <w:tbl>
@@ -2360,7 +3671,7 @@
                 <w:color w:val="222222"/>
                 <w:sz w:val="19"/>
               </w:rPr>
-              <w:t>已实现营收</w:t>
+              <w:t>已实现营业收入</w:t>
             </w:r>
           </w:p>
         </w:tc>
@@ -2418,7 +3729,7 @@
                 <w:color w:val="222222"/>
                 <w:sz w:val="19"/>
               </w:rPr>
-              <w:t>0</w:t>
+              <w:t>0（尚未对外经营，不是未提供收入数据）</w:t>
             </w:r>
           </w:p>
         </w:tc>
@@ -2449,7 +3760,7 @@
                 <w:color w:val="222222"/>
                 <w:sz w:val="19"/>
               </w:rPr>
-              <w:t>已签约付费客户</w:t>
+              <w:t>对外付费合同</w:t>
             </w:r>
           </w:p>
         </w:tc>
@@ -2507,7 +3818,7 @@
                 <w:color w:val="222222"/>
                 <w:sz w:val="19"/>
               </w:rPr>
-              <w:t>无</w:t>
+              <w:t>无（不是隐去客户名称）</w:t>
             </w:r>
           </w:p>
         </w:tc>
@@ -2627,7 +3938,7 @@
                 <w:color w:val="222222"/>
                 <w:sz w:val="19"/>
               </w:rPr>
-              <w:t>预计首年营业收入</w:t>
+              <w:t>预计首个完整经营年度营业收入</w:t>
             </w:r>
           </w:p>
         </w:tc>
@@ -2685,7 +3996,7 @@
                 <w:color w:val="222222"/>
                 <w:sz w:val="19"/>
               </w:rPr>
-              <w:t>低于50万元，取决于验证和签约</w:t>
+              <w:t>低于50万元，取决于验证与签约</w:t>
             </w:r>
           </w:p>
         </w:tc>
@@ -2789,6 +4100,757 @@
         <w:tblLook w:firstColumn="1" w:firstRow="1" w:lastColumn="0" w:lastRow="0" w:noHBand="0" w:noVBand="1" w:val="04A0"/>
       </w:tblPr>
       <w:tblGrid>
+        <w:gridCol w:w="1860"/>
+        <w:gridCol w:w="1860"/>
+        <w:gridCol w:w="1860"/>
+        <w:gridCol w:w="1860"/>
+        <w:gridCol w:w="1860"/>
+      </w:tblGrid>
+      <w:tr>
+        <w:tc>
+          <w:tcPr>
+            <w:tcW w:type="dxa" w:w="1860"/>
+            <w:shd w:fill="1A3A5C" w:val="clear"/>
+            <w:tcBorders>
+              <w:top w:val="single" w:sz="4" w:color="C5D0DC"/>
+              <w:left w:val="single" w:sz="4" w:color="C5D0DC"/>
+              <w:bottom w:val="single" w:sz="4" w:color="C5D0DC"/>
+              <w:right w:val="single" w:sz="4" w:color="C5D0DC"/>
+            </w:tcBorders>
+            <w:vAlign w:val="center"/>
+          </w:tcPr>
+          <w:p>
+            <w:pPr>
+              <w:spacing w:after="40" w:before="40"/>
+              <w:jc w:val="center"/>
+            </w:pPr>
+            <w:r/>
+            <w:r>
+              <w:rPr>
+                <w:rFonts w:ascii="微软雅黑" w:hAnsi="微软雅黑" w:eastAsia="宋体" w:cs="微软雅黑"/>
+                <w:b/>
+                <w:color w:val="FFFFFF"/>
+                <w:sz w:val="20"/>
+              </w:rPr>
+              <w:t>产品</w:t>
+            </w:r>
+          </w:p>
+        </w:tc>
+        <w:tc>
+          <w:tcPr>
+            <w:tcW w:type="dxa" w:w="1860"/>
+            <w:shd w:fill="1A3A5C" w:val="clear"/>
+            <w:tcBorders>
+              <w:top w:val="single" w:sz="4" w:color="C5D0DC"/>
+              <w:left w:val="single" w:sz="4" w:color="C5D0DC"/>
+              <w:bottom w:val="single" w:sz="4" w:color="C5D0DC"/>
+              <w:right w:val="single" w:sz="4" w:color="C5D0DC"/>
+            </w:tcBorders>
+            <w:vAlign w:val="center"/>
+          </w:tcPr>
+          <w:p>
+            <w:pPr>
+              <w:spacing w:after="40" w:before="40"/>
+              <w:jc w:val="center"/>
+            </w:pPr>
+            <w:r/>
+            <w:r>
+              <w:rPr>
+                <w:rFonts w:ascii="微软雅黑" w:hAnsi="微软雅黑" w:eastAsia="宋体" w:cs="微软雅黑"/>
+                <w:b/>
+                <w:color w:val="FFFFFF"/>
+                <w:sz w:val="20"/>
+              </w:rPr>
+              <w:t>服务范围</w:t>
+            </w:r>
+          </w:p>
+        </w:tc>
+        <w:tc>
+          <w:tcPr>
+            <w:tcW w:type="dxa" w:w="1860"/>
+            <w:shd w:fill="1A3A5C" w:val="clear"/>
+            <w:tcBorders>
+              <w:top w:val="single" w:sz="4" w:color="C5D0DC"/>
+              <w:left w:val="single" w:sz="4" w:color="C5D0DC"/>
+              <w:bottom w:val="single" w:sz="4" w:color="C5D0DC"/>
+              <w:right w:val="single" w:sz="4" w:color="C5D0DC"/>
+            </w:tcBorders>
+            <w:vAlign w:val="center"/>
+          </w:tcPr>
+          <w:p>
+            <w:pPr>
+              <w:spacing w:after="40" w:before="40"/>
+              <w:jc w:val="center"/>
+            </w:pPr>
+            <w:r/>
+            <w:r>
+              <w:rPr>
+                <w:rFonts w:ascii="微软雅黑" w:hAnsi="微软雅黑" w:eastAsia="宋体" w:cs="微软雅黑"/>
+                <w:b/>
+                <w:color w:val="FFFFFF"/>
+                <w:sz w:val="20"/>
+              </w:rPr>
+              <w:t>交付周期</w:t>
+            </w:r>
+          </w:p>
+        </w:tc>
+        <w:tc>
+          <w:tcPr>
+            <w:tcW w:type="dxa" w:w="1860"/>
+            <w:shd w:fill="1A3A5C" w:val="clear"/>
+            <w:tcBorders>
+              <w:top w:val="single" w:sz="4" w:color="C5D0DC"/>
+              <w:left w:val="single" w:sz="4" w:color="C5D0DC"/>
+              <w:bottom w:val="single" w:sz="4" w:color="C5D0DC"/>
+              <w:right w:val="single" w:sz="4" w:color="C5D0DC"/>
+            </w:tcBorders>
+            <w:vAlign w:val="center"/>
+          </w:tcPr>
+          <w:p>
+            <w:pPr>
+              <w:spacing w:after="40" w:before="40"/>
+              <w:jc w:val="center"/>
+            </w:pPr>
+            <w:r/>
+            <w:r>
+              <w:rPr>
+                <w:rFonts w:ascii="微软雅黑" w:hAnsi="微软雅黑" w:eastAsia="宋体" w:cs="微软雅黑"/>
+                <w:b/>
+                <w:color w:val="FFFFFF"/>
+                <w:sz w:val="20"/>
+              </w:rPr>
+              <w:t>计划价（测算）</w:t>
+            </w:r>
+          </w:p>
+        </w:tc>
+        <w:tc>
+          <w:tcPr>
+            <w:tcW w:type="dxa" w:w="1860"/>
+            <w:shd w:fill="1A3A5C" w:val="clear"/>
+            <w:tcBorders>
+              <w:top w:val="single" w:sz="4" w:color="C5D0DC"/>
+              <w:left w:val="single" w:sz="4" w:color="C5D0DC"/>
+              <w:bottom w:val="single" w:sz="4" w:color="C5D0DC"/>
+              <w:right w:val="single" w:sz="4" w:color="C5D0DC"/>
+            </w:tcBorders>
+            <w:vAlign w:val="center"/>
+          </w:tcPr>
+          <w:p>
+            <w:pPr>
+              <w:spacing w:after="40" w:before="40"/>
+              <w:jc w:val="center"/>
+            </w:pPr>
+            <w:r/>
+            <w:r>
+              <w:rPr>
+                <w:rFonts w:ascii="微软雅黑" w:hAnsi="微软雅黑" w:eastAsia="宋体" w:cs="微软雅黑"/>
+                <w:b/>
+                <w:color w:val="FFFFFF"/>
+                <w:sz w:val="20"/>
+              </w:rPr>
+              <w:t>基准年数量假设</w:t>
+            </w:r>
+          </w:p>
+        </w:tc>
+      </w:tr>
+      <w:tr>
+        <w:tc>
+          <w:tcPr>
+            <w:tcW w:type="dxa" w:w="1860"/>
+            <w:shd w:fill="FFFFFF" w:val="clear"/>
+            <w:tcBorders>
+              <w:top w:val="single" w:sz="4" w:color="C5D0DC"/>
+              <w:left w:val="single" w:sz="4" w:color="C5D0DC"/>
+              <w:bottom w:val="single" w:sz="4" w:color="C5D0DC"/>
+              <w:right w:val="single" w:sz="4" w:color="C5D0DC"/>
+            </w:tcBorders>
+            <w:vAlign w:val="center"/>
+          </w:tcPr>
+          <w:p>
+            <w:pPr>
+              <w:spacing w:after="40" w:before="40"/>
+              <w:jc w:val="left"/>
+            </w:pPr>
+            <w:r/>
+            <w:r>
+              <w:rPr>
+                <w:rFonts w:ascii="微软雅黑" w:hAnsi="微软雅黑" w:eastAsia="宋体" w:cs="微软雅黑"/>
+                <w:b w:val="0"/>
+                <w:color w:val="222222"/>
+                <w:sz w:val="19"/>
+              </w:rPr>
+              <w:t>政策或产业研究交付</w:t>
+            </w:r>
+          </w:p>
+        </w:tc>
+        <w:tc>
+          <w:tcPr>
+            <w:tcW w:type="dxa" w:w="1860"/>
+            <w:shd w:fill="FFFFFF" w:val="clear"/>
+            <w:tcBorders>
+              <w:top w:val="single" w:sz="4" w:color="C5D0DC"/>
+              <w:left w:val="single" w:sz="4" w:color="C5D0DC"/>
+              <w:bottom w:val="single" w:sz="4" w:color="C5D0DC"/>
+              <w:right w:val="single" w:sz="4" w:color="C5D0DC"/>
+            </w:tcBorders>
+            <w:vAlign w:val="center"/>
+          </w:tcPr>
+          <w:p>
+            <w:pPr>
+              <w:spacing w:after="40" w:before="40"/>
+              <w:jc w:val="left"/>
+            </w:pPr>
+            <w:r/>
+            <w:r>
+              <w:rPr>
+                <w:rFonts w:ascii="微软雅黑" w:hAnsi="微软雅黑" w:eastAsia="宋体" w:cs="微软雅黑"/>
+                <w:b w:val="0"/>
+                <w:color w:val="222222"/>
+                <w:sz w:val="19"/>
+              </w:rPr>
+              <w:t>一主题清单、适用说明、待确认事项</w:t>
+            </w:r>
+          </w:p>
+        </w:tc>
+        <w:tc>
+          <w:tcPr>
+            <w:tcW w:type="dxa" w:w="1860"/>
+            <w:shd w:fill="FFFFFF" w:val="clear"/>
+            <w:tcBorders>
+              <w:top w:val="single" w:sz="4" w:color="C5D0DC"/>
+              <w:left w:val="single" w:sz="4" w:color="C5D0DC"/>
+              <w:bottom w:val="single" w:sz="4" w:color="C5D0DC"/>
+              <w:right w:val="single" w:sz="4" w:color="C5D0DC"/>
+            </w:tcBorders>
+            <w:vAlign w:val="center"/>
+          </w:tcPr>
+          <w:p>
+            <w:pPr>
+              <w:spacing w:after="40" w:before="40"/>
+              <w:jc w:val="left"/>
+            </w:pPr>
+            <w:r/>
+            <w:r>
+              <w:rPr>
+                <w:rFonts w:ascii="微软雅黑" w:hAnsi="微软雅黑" w:eastAsia="宋体" w:cs="微软雅黑"/>
+                <w:b w:val="0"/>
+                <w:color w:val="222222"/>
+                <w:sz w:val="19"/>
+              </w:rPr>
+              <w:t>5–10个工作日</w:t>
+            </w:r>
+          </w:p>
+        </w:tc>
+        <w:tc>
+          <w:tcPr>
+            <w:tcW w:type="dxa" w:w="1860"/>
+            <w:shd w:fill="FFFFFF" w:val="clear"/>
+            <w:tcBorders>
+              <w:top w:val="single" w:sz="4" w:color="C5D0DC"/>
+              <w:left w:val="single" w:sz="4" w:color="C5D0DC"/>
+              <w:bottom w:val="single" w:sz="4" w:color="C5D0DC"/>
+              <w:right w:val="single" w:sz="4" w:color="C5D0DC"/>
+            </w:tcBorders>
+            <w:vAlign w:val="center"/>
+          </w:tcPr>
+          <w:p>
+            <w:pPr>
+              <w:spacing w:after="40" w:before="40"/>
+              <w:jc w:val="left"/>
+            </w:pPr>
+            <w:r/>
+            <w:r>
+              <w:rPr>
+                <w:rFonts w:ascii="微软雅黑" w:hAnsi="微软雅黑" w:eastAsia="宋体" w:cs="微软雅黑"/>
+                <w:b w:val="0"/>
+                <w:color w:val="222222"/>
+                <w:sz w:val="19"/>
+              </w:rPr>
+              <w:t>0.8–3万元/项</w:t>
+            </w:r>
+          </w:p>
+        </w:tc>
+        <w:tc>
+          <w:tcPr>
+            <w:tcW w:type="dxa" w:w="1860"/>
+            <w:shd w:fill="FFFFFF" w:val="clear"/>
+            <w:tcBorders>
+              <w:top w:val="single" w:sz="4" w:color="C5D0DC"/>
+              <w:left w:val="single" w:sz="4" w:color="C5D0DC"/>
+              <w:bottom w:val="single" w:sz="4" w:color="C5D0DC"/>
+              <w:right w:val="single" w:sz="4" w:color="C5D0DC"/>
+            </w:tcBorders>
+            <w:vAlign w:val="center"/>
+          </w:tcPr>
+          <w:p>
+            <w:pPr>
+              <w:spacing w:after="40" w:before="40"/>
+              <w:jc w:val="left"/>
+            </w:pPr>
+            <w:r/>
+            <w:r>
+              <w:rPr>
+                <w:rFonts w:ascii="微软雅黑" w:hAnsi="微软雅黑" w:eastAsia="宋体" w:cs="微软雅黑"/>
+                <w:b w:val="0"/>
+                <w:color w:val="222222"/>
+                <w:sz w:val="19"/>
+              </w:rPr>
+              <w:t>4项</w:t>
+            </w:r>
+          </w:p>
+        </w:tc>
+      </w:tr>
+      <w:tr>
+        <w:tc>
+          <w:tcPr>
+            <w:tcW w:type="dxa" w:w="1860"/>
+            <w:shd w:fill="F7F1E4" w:val="clear"/>
+            <w:tcBorders>
+              <w:top w:val="single" w:sz="4" w:color="C5D0DC"/>
+              <w:left w:val="single" w:sz="4" w:color="C5D0DC"/>
+              <w:bottom w:val="single" w:sz="4" w:color="C5D0DC"/>
+              <w:right w:val="single" w:sz="4" w:color="C5D0DC"/>
+            </w:tcBorders>
+            <w:vAlign w:val="center"/>
+          </w:tcPr>
+          <w:p>
+            <w:pPr>
+              <w:spacing w:after="40" w:before="40"/>
+              <w:jc w:val="left"/>
+            </w:pPr>
+            <w:r/>
+            <w:r>
+              <w:rPr>
+                <w:rFonts w:ascii="微软雅黑" w:hAnsi="微软雅黑" w:eastAsia="宋体" w:cs="微软雅黑"/>
+                <w:b w:val="0"/>
+                <w:color w:val="222222"/>
+                <w:sz w:val="19"/>
+              </w:rPr>
+              <w:t>政策研究智能体定制</w:t>
+            </w:r>
+          </w:p>
+        </w:tc>
+        <w:tc>
+          <w:tcPr>
+            <w:tcW w:type="dxa" w:w="1860"/>
+            <w:shd w:fill="F7F1E4" w:val="clear"/>
+            <w:tcBorders>
+              <w:top w:val="single" w:sz="4" w:color="C5D0DC"/>
+              <w:left w:val="single" w:sz="4" w:color="C5D0DC"/>
+              <w:bottom w:val="single" w:sz="4" w:color="C5D0DC"/>
+              <w:right w:val="single" w:sz="4" w:color="C5D0DC"/>
+            </w:tcBorders>
+            <w:vAlign w:val="center"/>
+          </w:tcPr>
+          <w:p>
+            <w:pPr>
+              <w:spacing w:after="40" w:before="40"/>
+              <w:jc w:val="left"/>
+            </w:pPr>
+            <w:r/>
+            <w:r>
+              <w:rPr>
+                <w:rFonts w:ascii="微软雅黑" w:hAnsi="微软雅黑" w:eastAsia="宋体" w:cs="微软雅黑"/>
+                <w:b w:val="0"/>
+                <w:color w:val="222222"/>
+                <w:sz w:val="19"/>
+              </w:rPr>
+              <w:t>场景工作流、使用说明、一个月陪跑</w:t>
+            </w:r>
+          </w:p>
+        </w:tc>
+        <w:tc>
+          <w:tcPr>
+            <w:tcW w:type="dxa" w:w="1860"/>
+            <w:shd w:fill="F7F1E4" w:val="clear"/>
+            <w:tcBorders>
+              <w:top w:val="single" w:sz="4" w:color="C5D0DC"/>
+              <w:left w:val="single" w:sz="4" w:color="C5D0DC"/>
+              <w:bottom w:val="single" w:sz="4" w:color="C5D0DC"/>
+              <w:right w:val="single" w:sz="4" w:color="C5D0DC"/>
+            </w:tcBorders>
+            <w:vAlign w:val="center"/>
+          </w:tcPr>
+          <w:p>
+            <w:pPr>
+              <w:spacing w:after="40" w:before="40"/>
+              <w:jc w:val="left"/>
+            </w:pPr>
+            <w:r/>
+            <w:r>
+              <w:rPr>
+                <w:rFonts w:ascii="微软雅黑" w:hAnsi="微软雅黑" w:eastAsia="宋体" w:cs="微软雅黑"/>
+                <w:b w:val="0"/>
+                <w:color w:val="222222"/>
+                <w:sz w:val="19"/>
+              </w:rPr>
+              <w:t>3–6周</w:t>
+            </w:r>
+          </w:p>
+        </w:tc>
+        <w:tc>
+          <w:tcPr>
+            <w:tcW w:type="dxa" w:w="1860"/>
+            <w:shd w:fill="F7F1E4" w:val="clear"/>
+            <w:tcBorders>
+              <w:top w:val="single" w:sz="4" w:color="C5D0DC"/>
+              <w:left w:val="single" w:sz="4" w:color="C5D0DC"/>
+              <w:bottom w:val="single" w:sz="4" w:color="C5D0DC"/>
+              <w:right w:val="single" w:sz="4" w:color="C5D0DC"/>
+            </w:tcBorders>
+            <w:vAlign w:val="center"/>
+          </w:tcPr>
+          <w:p>
+            <w:pPr>
+              <w:spacing w:after="40" w:before="40"/>
+              <w:jc w:val="left"/>
+            </w:pPr>
+            <w:r/>
+            <w:r>
+              <w:rPr>
+                <w:rFonts w:ascii="微软雅黑" w:hAnsi="微软雅黑" w:eastAsia="宋体" w:cs="微软雅黑"/>
+                <w:b w:val="0"/>
+                <w:color w:val="222222"/>
+                <w:sz w:val="19"/>
+              </w:rPr>
+              <w:t>3–8万元/套</w:t>
+            </w:r>
+          </w:p>
+        </w:tc>
+        <w:tc>
+          <w:tcPr>
+            <w:tcW w:type="dxa" w:w="1860"/>
+            <w:shd w:fill="F7F1E4" w:val="clear"/>
+            <w:tcBorders>
+              <w:top w:val="single" w:sz="4" w:color="C5D0DC"/>
+              <w:left w:val="single" w:sz="4" w:color="C5D0DC"/>
+              <w:bottom w:val="single" w:sz="4" w:color="C5D0DC"/>
+              <w:right w:val="single" w:sz="4" w:color="C5D0DC"/>
+            </w:tcBorders>
+            <w:vAlign w:val="center"/>
+          </w:tcPr>
+          <w:p>
+            <w:pPr>
+              <w:spacing w:after="40" w:before="40"/>
+              <w:jc w:val="left"/>
+            </w:pPr>
+            <w:r/>
+            <w:r>
+              <w:rPr>
+                <w:rFonts w:ascii="微软雅黑" w:hAnsi="微软雅黑" w:eastAsia="宋体" w:cs="微软雅黑"/>
+                <w:b w:val="0"/>
+                <w:color w:val="222222"/>
+                <w:sz w:val="19"/>
+              </w:rPr>
+              <w:t>2套</w:t>
+            </w:r>
+          </w:p>
+        </w:tc>
+      </w:tr>
+      <w:tr>
+        <w:tc>
+          <w:tcPr>
+            <w:tcW w:type="dxa" w:w="1860"/>
+            <w:shd w:fill="FFFFFF" w:val="clear"/>
+            <w:tcBorders>
+              <w:top w:val="single" w:sz="4" w:color="C5D0DC"/>
+              <w:left w:val="single" w:sz="4" w:color="C5D0DC"/>
+              <w:bottom w:val="single" w:sz="4" w:color="C5D0DC"/>
+              <w:right w:val="single" w:sz="4" w:color="C5D0DC"/>
+            </w:tcBorders>
+            <w:vAlign w:val="center"/>
+          </w:tcPr>
+          <w:p>
+            <w:pPr>
+              <w:spacing w:after="40" w:before="40"/>
+              <w:jc w:val="left"/>
+            </w:pPr>
+            <w:r/>
+            <w:r>
+              <w:rPr>
+                <w:rFonts w:ascii="微软雅黑" w:hAnsi="微软雅黑" w:eastAsia="宋体" w:cs="微软雅黑"/>
+                <w:b w:val="0"/>
+                <w:color w:val="222222"/>
+                <w:sz w:val="19"/>
+              </w:rPr>
+              <w:t>季度陪跑</w:t>
+            </w:r>
+          </w:p>
+        </w:tc>
+        <w:tc>
+          <w:tcPr>
+            <w:tcW w:type="dxa" w:w="1860"/>
+            <w:shd w:fill="FFFFFF" w:val="clear"/>
+            <w:tcBorders>
+              <w:top w:val="single" w:sz="4" w:color="C5D0DC"/>
+              <w:left w:val="single" w:sz="4" w:color="C5D0DC"/>
+              <w:bottom w:val="single" w:sz="4" w:color="C5D0DC"/>
+              <w:right w:val="single" w:sz="4" w:color="C5D0DC"/>
+            </w:tcBorders>
+            <w:vAlign w:val="center"/>
+          </w:tcPr>
+          <w:p>
+            <w:pPr>
+              <w:spacing w:after="40" w:before="40"/>
+              <w:jc w:val="left"/>
+            </w:pPr>
+            <w:r/>
+            <w:r>
+              <w:rPr>
+                <w:rFonts w:ascii="微软雅黑" w:hAnsi="微软雅黑" w:eastAsia="宋体" w:cs="微软雅黑"/>
+                <w:b w:val="0"/>
+                <w:color w:val="222222"/>
+                <w:sz w:val="19"/>
+              </w:rPr>
+              <w:t>政策库更新、复核与答疑</w:t>
+            </w:r>
+          </w:p>
+        </w:tc>
+        <w:tc>
+          <w:tcPr>
+            <w:tcW w:type="dxa" w:w="1860"/>
+            <w:shd w:fill="FFFFFF" w:val="clear"/>
+            <w:tcBorders>
+              <w:top w:val="single" w:sz="4" w:color="C5D0DC"/>
+              <w:left w:val="single" w:sz="4" w:color="C5D0DC"/>
+              <w:bottom w:val="single" w:sz="4" w:color="C5D0DC"/>
+              <w:right w:val="single" w:sz="4" w:color="C5D0DC"/>
+            </w:tcBorders>
+            <w:vAlign w:val="center"/>
+          </w:tcPr>
+          <w:p>
+            <w:pPr>
+              <w:spacing w:after="40" w:before="40"/>
+              <w:jc w:val="left"/>
+            </w:pPr>
+            <w:r/>
+            <w:r>
+              <w:rPr>
+                <w:rFonts w:ascii="微软雅黑" w:hAnsi="微软雅黑" w:eastAsia="宋体" w:cs="微软雅黑"/>
+                <w:b w:val="0"/>
+                <w:color w:val="222222"/>
+                <w:sz w:val="19"/>
+              </w:rPr>
+              <w:t>按季</w:t>
+            </w:r>
+          </w:p>
+        </w:tc>
+        <w:tc>
+          <w:tcPr>
+            <w:tcW w:type="dxa" w:w="1860"/>
+            <w:shd w:fill="FFFFFF" w:val="clear"/>
+            <w:tcBorders>
+              <w:top w:val="single" w:sz="4" w:color="C5D0DC"/>
+              <w:left w:val="single" w:sz="4" w:color="C5D0DC"/>
+              <w:bottom w:val="single" w:sz="4" w:color="C5D0DC"/>
+              <w:right w:val="single" w:sz="4" w:color="C5D0DC"/>
+            </w:tcBorders>
+            <w:vAlign w:val="center"/>
+          </w:tcPr>
+          <w:p>
+            <w:pPr>
+              <w:spacing w:after="40" w:before="40"/>
+              <w:jc w:val="left"/>
+            </w:pPr>
+            <w:r/>
+            <w:r>
+              <w:rPr>
+                <w:rFonts w:ascii="微软雅黑" w:hAnsi="微软雅黑" w:eastAsia="宋体" w:cs="微软雅黑"/>
+                <w:b w:val="0"/>
+                <w:color w:val="222222"/>
+                <w:sz w:val="19"/>
+              </w:rPr>
+              <w:t>1.5–4万元/季</w:t>
+            </w:r>
+          </w:p>
+        </w:tc>
+        <w:tc>
+          <w:tcPr>
+            <w:tcW w:type="dxa" w:w="1860"/>
+            <w:shd w:fill="FFFFFF" w:val="clear"/>
+            <w:tcBorders>
+              <w:top w:val="single" w:sz="4" w:color="C5D0DC"/>
+              <w:left w:val="single" w:sz="4" w:color="C5D0DC"/>
+              <w:bottom w:val="single" w:sz="4" w:color="C5D0DC"/>
+              <w:right w:val="single" w:sz="4" w:color="C5D0DC"/>
+            </w:tcBorders>
+            <w:vAlign w:val="center"/>
+          </w:tcPr>
+          <w:p>
+            <w:pPr>
+              <w:spacing w:after="40" w:before="40"/>
+              <w:jc w:val="left"/>
+            </w:pPr>
+            <w:r/>
+            <w:r>
+              <w:rPr>
+                <w:rFonts w:ascii="微软雅黑" w:hAnsi="微软雅黑" w:eastAsia="宋体" w:cs="微软雅黑"/>
+                <w:b w:val="0"/>
+                <w:color w:val="222222"/>
+                <w:sz w:val="19"/>
+              </w:rPr>
+              <w:t>1季</w:t>
+            </w:r>
+          </w:p>
+        </w:tc>
+      </w:tr>
+      <w:tr>
+        <w:tc>
+          <w:tcPr>
+            <w:tcW w:type="dxa" w:w="1860"/>
+            <w:shd w:fill="F7F1E4" w:val="clear"/>
+            <w:tcBorders>
+              <w:top w:val="single" w:sz="4" w:color="C5D0DC"/>
+              <w:left w:val="single" w:sz="4" w:color="C5D0DC"/>
+              <w:bottom w:val="single" w:sz="4" w:color="C5D0DC"/>
+              <w:right w:val="single" w:sz="4" w:color="C5D0DC"/>
+            </w:tcBorders>
+            <w:vAlign w:val="center"/>
+          </w:tcPr>
+          <w:p>
+            <w:pPr>
+              <w:spacing w:after="40" w:before="40"/>
+              <w:jc w:val="left"/>
+            </w:pPr>
+            <w:r/>
+            <w:r>
+              <w:rPr>
+                <w:rFonts w:ascii="微软雅黑" w:hAnsi="微软雅黑" w:eastAsia="宋体" w:cs="微软雅黑"/>
+                <w:b w:val="0"/>
+                <w:color w:val="222222"/>
+                <w:sz w:val="19"/>
+              </w:rPr>
+              <w:t>配套活动／材料</w:t>
+            </w:r>
+          </w:p>
+        </w:tc>
+        <w:tc>
+          <w:tcPr>
+            <w:tcW w:type="dxa" w:w="1860"/>
+            <w:shd w:fill="F7F1E4" w:val="clear"/>
+            <w:tcBorders>
+              <w:top w:val="single" w:sz="4" w:color="C5D0DC"/>
+              <w:left w:val="single" w:sz="4" w:color="C5D0DC"/>
+              <w:bottom w:val="single" w:sz="4" w:color="C5D0DC"/>
+              <w:right w:val="single" w:sz="4" w:color="C5D0DC"/>
+            </w:tcBorders>
+            <w:vAlign w:val="center"/>
+          </w:tcPr>
+          <w:p>
+            <w:pPr>
+              <w:spacing w:after="40" w:before="40"/>
+              <w:jc w:val="left"/>
+            </w:pPr>
+            <w:r/>
+            <w:r>
+              <w:rPr>
+                <w:rFonts w:ascii="微软雅黑" w:hAnsi="微软雅黑" w:eastAsia="宋体" w:cs="微软雅黑"/>
+                <w:b w:val="0"/>
+                <w:color w:val="222222"/>
+                <w:sz w:val="19"/>
+              </w:rPr>
+              <w:t>经授权的研讨材料或纪要整理</w:t>
+            </w:r>
+          </w:p>
+        </w:tc>
+        <w:tc>
+          <w:tcPr>
+            <w:tcW w:type="dxa" w:w="1860"/>
+            <w:shd w:fill="F7F1E4" w:val="clear"/>
+            <w:tcBorders>
+              <w:top w:val="single" w:sz="4" w:color="C5D0DC"/>
+              <w:left w:val="single" w:sz="4" w:color="C5D0DC"/>
+              <w:bottom w:val="single" w:sz="4" w:color="C5D0DC"/>
+              <w:right w:val="single" w:sz="4" w:color="C5D0DC"/>
+            </w:tcBorders>
+            <w:vAlign w:val="center"/>
+          </w:tcPr>
+          <w:p>
+            <w:pPr>
+              <w:spacing w:after="40" w:before="40"/>
+              <w:jc w:val="left"/>
+            </w:pPr>
+            <w:r/>
+            <w:r>
+              <w:rPr>
+                <w:rFonts w:ascii="微软雅黑" w:hAnsi="微软雅黑" w:eastAsia="宋体" w:cs="微软雅黑"/>
+                <w:b w:val="0"/>
+                <w:color w:val="222222"/>
+                <w:sz w:val="19"/>
+              </w:rPr>
+              <w:t>按场次</w:t>
+            </w:r>
+          </w:p>
+        </w:tc>
+        <w:tc>
+          <w:tcPr>
+            <w:tcW w:type="dxa" w:w="1860"/>
+            <w:shd w:fill="F7F1E4" w:val="clear"/>
+            <w:tcBorders>
+              <w:top w:val="single" w:sz="4" w:color="C5D0DC"/>
+              <w:left w:val="single" w:sz="4" w:color="C5D0DC"/>
+              <w:bottom w:val="single" w:sz="4" w:color="C5D0DC"/>
+              <w:right w:val="single" w:sz="4" w:color="C5D0DC"/>
+            </w:tcBorders>
+            <w:vAlign w:val="center"/>
+          </w:tcPr>
+          <w:p>
+            <w:pPr>
+              <w:spacing w:after="40" w:before="40"/>
+              <w:jc w:val="left"/>
+            </w:pPr>
+            <w:r/>
+            <w:r>
+              <w:rPr>
+                <w:rFonts w:ascii="微软雅黑" w:hAnsi="微软雅黑" w:eastAsia="宋体" w:cs="微软雅黑"/>
+                <w:b w:val="0"/>
+                <w:color w:val="222222"/>
+                <w:sz w:val="19"/>
+              </w:rPr>
+              <w:t>0.5–2万元/场</w:t>
+            </w:r>
+          </w:p>
+        </w:tc>
+        <w:tc>
+          <w:tcPr>
+            <w:tcW w:type="dxa" w:w="1860"/>
+            <w:shd w:fill="F7F1E4" w:val="clear"/>
+            <w:tcBorders>
+              <w:top w:val="single" w:sz="4" w:color="C5D0DC"/>
+              <w:left w:val="single" w:sz="4" w:color="C5D0DC"/>
+              <w:bottom w:val="single" w:sz="4" w:color="C5D0DC"/>
+              <w:right w:val="single" w:sz="4" w:color="C5D0DC"/>
+            </w:tcBorders>
+            <w:vAlign w:val="center"/>
+          </w:tcPr>
+          <w:p>
+            <w:pPr>
+              <w:spacing w:after="40" w:before="40"/>
+              <w:jc w:val="left"/>
+            </w:pPr>
+            <w:r/>
+            <w:r>
+              <w:rPr>
+                <w:rFonts w:ascii="微软雅黑" w:hAnsi="微软雅黑" w:eastAsia="宋体" w:cs="微软雅黑"/>
+                <w:b w:val="0"/>
+                <w:color w:val="222222"/>
+                <w:sz w:val="19"/>
+              </w:rPr>
+              <w:t>0–1场，不作为主力</w:t>
+            </w:r>
+          </w:p>
+        </w:tc>
+      </w:tr>
+    </w:tbl>
+    <w:p/>
+    <w:tbl>
+      <w:tblPr>
+        <w:tblW w:type="auto" w:w="0"/>
+        <w:jc w:val="center"/>
+        <w:tblLayout w:type="autofit"/>
+        <w:tblLook w:firstColumn="1" w:firstRow="1" w:lastColumn="0" w:lastRow="0" w:noHBand="0" w:noVBand="1" w:val="04A0"/>
+      </w:tblPr>
+      <w:tblGrid>
         <w:gridCol w:w="3099"/>
         <w:gridCol w:w="3099"/>
         <w:gridCol w:w="3099"/>
@@ -2819,7 +4881,7 @@
                 <w:color w:val="FFFFFF"/>
                 <w:sz w:val="20"/>
               </w:rPr>
-              <w:t>假设组合</w:t>
+              <w:t>测算情景</w:t>
             </w:r>
           </w:p>
         </w:tc>
@@ -2848,7 +4910,7 @@
                 <w:color w:val="FFFFFF"/>
                 <w:sz w:val="20"/>
               </w:rPr>
-              <w:t>内容</w:t>
+              <w:t>数量假设（均为测算，不跨情景加总）</w:t>
             </w:r>
           </w:p>
         </w:tc>
@@ -2877,7 +4939,7 @@
                 <w:color w:val="FFFFFF"/>
                 <w:sz w:val="20"/>
               </w:rPr>
-              <w:t>预计收入</w:t>
+              <w:t>预计营业收入</w:t>
             </w:r>
           </w:p>
         </w:tc>
@@ -3175,7 +5237,7 @@
                 <w:color w:val="222222"/>
                 <w:sz w:val="19"/>
               </w:rPr>
-              <w:t>对应档位</w:t>
+              <w:t>申请表档位</w:t>
             </w:r>
           </w:p>
         </w:tc>
@@ -3204,7 +5266,7 @@
                 <w:color w:val="222222"/>
                 <w:sz w:val="19"/>
               </w:rPr>
-              <w:t>申请表勾选「50万以下」</w:t>
+              <w:t>对应「50万以下」</w:t>
             </w:r>
           </w:p>
         </w:tc>
@@ -3234,376 +5296,6 @@
                 <w:sz w:val="19"/>
               </w:rPr>
               <w:t>预计低于50万元</w:t>
-            </w:r>
-          </w:p>
-        </w:tc>
-      </w:tr>
-    </w:tbl>
-    <w:p/>
-    <w:tbl>
-      <w:tblPr>
-        <w:tblW w:type="auto" w:w="0"/>
-        <w:jc w:val="center"/>
-        <w:tblLayout w:type="autofit"/>
-        <w:tblLook w:firstColumn="1" w:firstRow="1" w:lastColumn="0" w:lastRow="0" w:noHBand="0" w:noVBand="1" w:val="04A0"/>
-      </w:tblPr>
-      <w:tblGrid>
-        <w:gridCol w:w="3099"/>
-        <w:gridCol w:w="3099"/>
-        <w:gridCol w:w="3099"/>
-      </w:tblGrid>
-      <w:tr>
-        <w:tc>
-          <w:tcPr>
-            <w:tcW w:type="dxa" w:w="3099"/>
-            <w:shd w:fill="1A3A5C" w:val="clear"/>
-            <w:tcBorders>
-              <w:top w:val="single" w:sz="4" w:color="C5D0DC"/>
-              <w:left w:val="single" w:sz="4" w:color="C5D0DC"/>
-              <w:bottom w:val="single" w:sz="4" w:color="C5D0DC"/>
-              <w:right w:val="single" w:sz="4" w:color="C5D0DC"/>
-            </w:tcBorders>
-            <w:vAlign w:val="center"/>
-          </w:tcPr>
-          <w:p>
-            <w:pPr>
-              <w:spacing w:after="40" w:before="40"/>
-              <w:jc w:val="center"/>
-            </w:pPr>
-            <w:r/>
-            <w:r>
-              <w:rPr>
-                <w:rFonts w:ascii="微软雅黑" w:hAnsi="微软雅黑" w:eastAsia="宋体" w:cs="微软雅黑"/>
-                <w:b/>
-                <w:color w:val="FFFFFF"/>
-                <w:sz w:val="20"/>
-              </w:rPr>
-              <w:t>产品</w:t>
-            </w:r>
-          </w:p>
-        </w:tc>
-        <w:tc>
-          <w:tcPr>
-            <w:tcW w:type="dxa" w:w="3099"/>
-            <w:shd w:fill="1A3A5C" w:val="clear"/>
-            <w:tcBorders>
-              <w:top w:val="single" w:sz="4" w:color="C5D0DC"/>
-              <w:left w:val="single" w:sz="4" w:color="C5D0DC"/>
-              <w:bottom w:val="single" w:sz="4" w:color="C5D0DC"/>
-              <w:right w:val="single" w:sz="4" w:color="C5D0DC"/>
-            </w:tcBorders>
-            <w:vAlign w:val="center"/>
-          </w:tcPr>
-          <w:p>
-            <w:pPr>
-              <w:spacing w:after="40" w:before="40"/>
-              <w:jc w:val="center"/>
-            </w:pPr>
-            <w:r/>
-            <w:r>
-              <w:rPr>
-                <w:rFonts w:ascii="微软雅黑" w:hAnsi="微软雅黑" w:eastAsia="宋体" w:cs="微软雅黑"/>
-                <w:b/>
-                <w:color w:val="FFFFFF"/>
-                <w:sz w:val="20"/>
-              </w:rPr>
-              <w:t>计划价</w:t>
-            </w:r>
-          </w:p>
-        </w:tc>
-        <w:tc>
-          <w:tcPr>
-            <w:tcW w:type="dxa" w:w="3099"/>
-            <w:shd w:fill="1A3A5C" w:val="clear"/>
-            <w:tcBorders>
-              <w:top w:val="single" w:sz="4" w:color="C5D0DC"/>
-              <w:left w:val="single" w:sz="4" w:color="C5D0DC"/>
-              <w:bottom w:val="single" w:sz="4" w:color="C5D0DC"/>
-              <w:right w:val="single" w:sz="4" w:color="C5D0DC"/>
-            </w:tcBorders>
-            <w:vAlign w:val="center"/>
-          </w:tcPr>
-          <w:p>
-            <w:pPr>
-              <w:spacing w:after="40" w:before="40"/>
-              <w:jc w:val="center"/>
-            </w:pPr>
-            <w:r/>
-            <w:r>
-              <w:rPr>
-                <w:rFonts w:ascii="微软雅黑" w:hAnsi="微软雅黑" w:eastAsia="宋体" w:cs="微软雅黑"/>
-                <w:b/>
-                <w:color w:val="FFFFFF"/>
-                <w:sz w:val="20"/>
-              </w:rPr>
-              <w:t>对应盈利模式</w:t>
-            </w:r>
-          </w:p>
-        </w:tc>
-      </w:tr>
-      <w:tr>
-        <w:tc>
-          <w:tcPr>
-            <w:tcW w:type="dxa" w:w="3099"/>
-            <w:shd w:fill="FFFFFF" w:val="clear"/>
-            <w:tcBorders>
-              <w:top w:val="single" w:sz="4" w:color="C5D0DC"/>
-              <w:left w:val="single" w:sz="4" w:color="C5D0DC"/>
-              <w:bottom w:val="single" w:sz="4" w:color="C5D0DC"/>
-              <w:right w:val="single" w:sz="4" w:color="C5D0DC"/>
-            </w:tcBorders>
-            <w:vAlign w:val="center"/>
-          </w:tcPr>
-          <w:p>
-            <w:pPr>
-              <w:spacing w:after="40" w:before="40"/>
-              <w:jc w:val="left"/>
-            </w:pPr>
-            <w:r/>
-            <w:r>
-              <w:rPr>
-                <w:rFonts w:ascii="微软雅黑" w:hAnsi="微软雅黑" w:eastAsia="宋体" w:cs="微软雅黑"/>
-                <w:b w:val="0"/>
-                <w:color w:val="222222"/>
-                <w:sz w:val="19"/>
-              </w:rPr>
-              <w:t>案例库／智能体定制</w:t>
-            </w:r>
-          </w:p>
-        </w:tc>
-        <w:tc>
-          <w:tcPr>
-            <w:tcW w:type="dxa" w:w="3099"/>
-            <w:shd w:fill="FFFFFF" w:val="clear"/>
-            <w:tcBorders>
-              <w:top w:val="single" w:sz="4" w:color="C5D0DC"/>
-              <w:left w:val="single" w:sz="4" w:color="C5D0DC"/>
-              <w:bottom w:val="single" w:sz="4" w:color="C5D0DC"/>
-              <w:right w:val="single" w:sz="4" w:color="C5D0DC"/>
-            </w:tcBorders>
-            <w:vAlign w:val="center"/>
-          </w:tcPr>
-          <w:p>
-            <w:pPr>
-              <w:spacing w:after="40" w:before="40"/>
-              <w:jc w:val="left"/>
-            </w:pPr>
-            <w:r/>
-            <w:r>
-              <w:rPr>
-                <w:rFonts w:ascii="微软雅黑" w:hAnsi="微软雅黑" w:eastAsia="宋体" w:cs="微软雅黑"/>
-                <w:b w:val="0"/>
-                <w:color w:val="222222"/>
-                <w:sz w:val="19"/>
-              </w:rPr>
-              <w:t>3–8万元/套</w:t>
-            </w:r>
-          </w:p>
-        </w:tc>
-        <w:tc>
-          <w:tcPr>
-            <w:tcW w:type="dxa" w:w="3099"/>
-            <w:shd w:fill="FFFFFF" w:val="clear"/>
-            <w:tcBorders>
-              <w:top w:val="single" w:sz="4" w:color="C5D0DC"/>
-              <w:left w:val="single" w:sz="4" w:color="C5D0DC"/>
-              <w:bottom w:val="single" w:sz="4" w:color="C5D0DC"/>
-              <w:right w:val="single" w:sz="4" w:color="C5D0DC"/>
-            </w:tcBorders>
-            <w:vAlign w:val="center"/>
-          </w:tcPr>
-          <w:p>
-            <w:pPr>
-              <w:spacing w:after="40" w:before="40"/>
-              <w:jc w:val="left"/>
-            </w:pPr>
-            <w:r/>
-            <w:r>
-              <w:rPr>
-                <w:rFonts w:ascii="微软雅黑" w:hAnsi="微软雅黑" w:eastAsia="宋体" w:cs="微软雅黑"/>
-                <w:b w:val="0"/>
-                <w:color w:val="222222"/>
-                <w:sz w:val="19"/>
-              </w:rPr>
-              <w:t>技术开发</w:t>
-            </w:r>
-          </w:p>
-        </w:tc>
-      </w:tr>
-      <w:tr>
-        <w:tc>
-          <w:tcPr>
-            <w:tcW w:type="dxa" w:w="3099"/>
-            <w:shd w:fill="F7F1E4" w:val="clear"/>
-            <w:tcBorders>
-              <w:top w:val="single" w:sz="4" w:color="C5D0DC"/>
-              <w:left w:val="single" w:sz="4" w:color="C5D0DC"/>
-              <w:bottom w:val="single" w:sz="4" w:color="C5D0DC"/>
-              <w:right w:val="single" w:sz="4" w:color="C5D0DC"/>
-            </w:tcBorders>
-            <w:vAlign w:val="center"/>
-          </w:tcPr>
-          <w:p>
-            <w:pPr>
-              <w:spacing w:after="40" w:before="40"/>
-              <w:jc w:val="left"/>
-            </w:pPr>
-            <w:r/>
-            <w:r>
-              <w:rPr>
-                <w:rFonts w:ascii="微软雅黑" w:hAnsi="微软雅黑" w:eastAsia="宋体" w:cs="微软雅黑"/>
-                <w:b w:val="0"/>
-                <w:color w:val="222222"/>
-                <w:sz w:val="19"/>
-              </w:rPr>
-              <w:t>产业或政策研究交付</w:t>
-            </w:r>
-          </w:p>
-        </w:tc>
-        <w:tc>
-          <w:tcPr>
-            <w:tcW w:type="dxa" w:w="3099"/>
-            <w:shd w:fill="F7F1E4" w:val="clear"/>
-            <w:tcBorders>
-              <w:top w:val="single" w:sz="4" w:color="C5D0DC"/>
-              <w:left w:val="single" w:sz="4" w:color="C5D0DC"/>
-              <w:bottom w:val="single" w:sz="4" w:color="C5D0DC"/>
-              <w:right w:val="single" w:sz="4" w:color="C5D0DC"/>
-            </w:tcBorders>
-            <w:vAlign w:val="center"/>
-          </w:tcPr>
-          <w:p>
-            <w:pPr>
-              <w:spacing w:after="40" w:before="40"/>
-              <w:jc w:val="left"/>
-            </w:pPr>
-            <w:r/>
-            <w:r>
-              <w:rPr>
-                <w:rFonts w:ascii="微软雅黑" w:hAnsi="微软雅黑" w:eastAsia="宋体" w:cs="微软雅黑"/>
-                <w:b w:val="0"/>
-                <w:color w:val="222222"/>
-                <w:sz w:val="19"/>
-              </w:rPr>
-              <w:t>0.8–3万元/项</w:t>
-            </w:r>
-          </w:p>
-        </w:tc>
-        <w:tc>
-          <w:tcPr>
-            <w:tcW w:type="dxa" w:w="3099"/>
-            <w:shd w:fill="F7F1E4" w:val="clear"/>
-            <w:tcBorders>
-              <w:top w:val="single" w:sz="4" w:color="C5D0DC"/>
-              <w:left w:val="single" w:sz="4" w:color="C5D0DC"/>
-              <w:bottom w:val="single" w:sz="4" w:color="C5D0DC"/>
-              <w:right w:val="single" w:sz="4" w:color="C5D0DC"/>
-            </w:tcBorders>
-            <w:vAlign w:val="center"/>
-          </w:tcPr>
-          <w:p>
-            <w:pPr>
-              <w:spacing w:after="40" w:before="40"/>
-              <w:jc w:val="left"/>
-            </w:pPr>
-            <w:r/>
-            <w:r>
-              <w:rPr>
-                <w:rFonts w:ascii="微软雅黑" w:hAnsi="微软雅黑" w:eastAsia="宋体" w:cs="微软雅黑"/>
-                <w:b w:val="0"/>
-                <w:color w:val="222222"/>
-                <w:sz w:val="19"/>
-              </w:rPr>
-              <w:t>服务收费</w:t>
-            </w:r>
-          </w:p>
-        </w:tc>
-      </w:tr>
-      <w:tr>
-        <w:tc>
-          <w:tcPr>
-            <w:tcW w:type="dxa" w:w="3099"/>
-            <w:shd w:fill="FFFFFF" w:val="clear"/>
-            <w:tcBorders>
-              <w:top w:val="single" w:sz="4" w:color="C5D0DC"/>
-              <w:left w:val="single" w:sz="4" w:color="C5D0DC"/>
-              <w:bottom w:val="single" w:sz="4" w:color="C5D0DC"/>
-              <w:right w:val="single" w:sz="4" w:color="C5D0DC"/>
-            </w:tcBorders>
-            <w:vAlign w:val="center"/>
-          </w:tcPr>
-          <w:p>
-            <w:pPr>
-              <w:spacing w:after="40" w:before="40"/>
-              <w:jc w:val="left"/>
-            </w:pPr>
-            <w:r/>
-            <w:r>
-              <w:rPr>
-                <w:rFonts w:ascii="微软雅黑" w:hAnsi="微软雅黑" w:eastAsia="宋体" w:cs="微软雅黑"/>
-                <w:b w:val="0"/>
-                <w:color w:val="222222"/>
-                <w:sz w:val="19"/>
-              </w:rPr>
-              <w:t>季度陪跑</w:t>
-            </w:r>
-          </w:p>
-        </w:tc>
-        <w:tc>
-          <w:tcPr>
-            <w:tcW w:type="dxa" w:w="3099"/>
-            <w:shd w:fill="FFFFFF" w:val="clear"/>
-            <w:tcBorders>
-              <w:top w:val="single" w:sz="4" w:color="C5D0DC"/>
-              <w:left w:val="single" w:sz="4" w:color="C5D0DC"/>
-              <w:bottom w:val="single" w:sz="4" w:color="C5D0DC"/>
-              <w:right w:val="single" w:sz="4" w:color="C5D0DC"/>
-            </w:tcBorders>
-            <w:vAlign w:val="center"/>
-          </w:tcPr>
-          <w:p>
-            <w:pPr>
-              <w:spacing w:after="40" w:before="40"/>
-              <w:jc w:val="left"/>
-            </w:pPr>
-            <w:r/>
-            <w:r>
-              <w:rPr>
-                <w:rFonts w:ascii="微软雅黑" w:hAnsi="微软雅黑" w:eastAsia="宋体" w:cs="微软雅黑"/>
-                <w:b w:val="0"/>
-                <w:color w:val="222222"/>
-                <w:sz w:val="19"/>
-              </w:rPr>
-              <w:t>1.5–4万元/季</w:t>
-            </w:r>
-          </w:p>
-        </w:tc>
-        <w:tc>
-          <w:tcPr>
-            <w:tcW w:type="dxa" w:w="3099"/>
-            <w:shd w:fill="FFFFFF" w:val="clear"/>
-            <w:tcBorders>
-              <w:top w:val="single" w:sz="4" w:color="C5D0DC"/>
-              <w:left w:val="single" w:sz="4" w:color="C5D0DC"/>
-              <w:bottom w:val="single" w:sz="4" w:color="C5D0DC"/>
-              <w:right w:val="single" w:sz="4" w:color="C5D0DC"/>
-            </w:tcBorders>
-            <w:vAlign w:val="center"/>
-          </w:tcPr>
-          <w:p>
-            <w:pPr>
-              <w:spacing w:after="40" w:before="40"/>
-              <w:jc w:val="left"/>
-            </w:pPr>
-            <w:r/>
-            <w:r>
-              <w:rPr>
-                <w:rFonts w:ascii="微软雅黑" w:hAnsi="微软雅黑" w:eastAsia="宋体" w:cs="微软雅黑"/>
-                <w:b w:val="0"/>
-                <w:color w:val="222222"/>
-                <w:sz w:val="19"/>
-              </w:rPr>
-              <w:t>服务收费</w:t>
             </w:r>
           </w:p>
         </w:tc>
@@ -3737,7 +5429,7 @@
                 <w:color w:val="222222"/>
                 <w:sz w:val="19"/>
               </w:rPr>
-              <w:t>模型与检索调用</w:t>
+              <w:t>创始人时间投入／基本报酬</w:t>
             </w:r>
           </w:p>
         </w:tc>
@@ -3766,7 +5458,7 @@
                 <w:color w:val="222222"/>
                 <w:sz w:val="19"/>
               </w:rPr>
-              <w:t>2–6万元</w:t>
+              <w:t>15–25万元</w:t>
             </w:r>
           </w:p>
         </w:tc>
@@ -3795,7 +5487,363 @@
                 <w:color w:val="222222"/>
                 <w:sz w:val="19"/>
               </w:rPr>
-              <w:t>无Tokens支持时按此计</w:t>
+              <w:t>自有资金安排，计入项目成本</w:t>
+            </w:r>
+          </w:p>
+        </w:tc>
+      </w:tr>
+      <w:tr>
+        <w:tc>
+          <w:tcPr>
+            <w:tcW w:type="dxa" w:w="3099"/>
+            <w:shd w:fill="F7F1E4" w:val="clear"/>
+            <w:tcBorders>
+              <w:top w:val="single" w:sz="4" w:color="C5D0DC"/>
+              <w:left w:val="single" w:sz="4" w:color="C5D0DC"/>
+              <w:bottom w:val="single" w:sz="4" w:color="C5D0DC"/>
+              <w:right w:val="single" w:sz="4" w:color="C5D0DC"/>
+            </w:tcBorders>
+            <w:vAlign w:val="center"/>
+          </w:tcPr>
+          <w:p>
+            <w:pPr>
+              <w:spacing w:after="40" w:before="40"/>
+              <w:jc w:val="left"/>
+            </w:pPr>
+            <w:r/>
+            <w:r>
+              <w:rPr>
+                <w:rFonts w:ascii="微软雅黑" w:hAnsi="微软雅黑" w:eastAsia="宋体" w:cs="微软雅黑"/>
+                <w:b w:val="0"/>
+                <w:color w:val="222222"/>
+                <w:sz w:val="19"/>
+              </w:rPr>
+              <w:t>模型与检索调用</w:t>
+            </w:r>
+          </w:p>
+        </w:tc>
+        <w:tc>
+          <w:tcPr>
+            <w:tcW w:type="dxa" w:w="3099"/>
+            <w:shd w:fill="F7F1E4" w:val="clear"/>
+            <w:tcBorders>
+              <w:top w:val="single" w:sz="4" w:color="C5D0DC"/>
+              <w:left w:val="single" w:sz="4" w:color="C5D0DC"/>
+              <w:bottom w:val="single" w:sz="4" w:color="C5D0DC"/>
+              <w:right w:val="single" w:sz="4" w:color="C5D0DC"/>
+            </w:tcBorders>
+            <w:vAlign w:val="center"/>
+          </w:tcPr>
+          <w:p>
+            <w:pPr>
+              <w:spacing w:after="40" w:before="40"/>
+              <w:jc w:val="left"/>
+            </w:pPr>
+            <w:r/>
+            <w:r>
+              <w:rPr>
+                <w:rFonts w:ascii="微软雅黑" w:hAnsi="微软雅黑" w:eastAsia="宋体" w:cs="微软雅黑"/>
+                <w:b w:val="0"/>
+                <w:color w:val="222222"/>
+                <w:sz w:val="19"/>
+              </w:rPr>
+              <w:t>2–6万元</w:t>
+            </w:r>
+          </w:p>
+        </w:tc>
+        <w:tc>
+          <w:tcPr>
+            <w:tcW w:type="dxa" w:w="3099"/>
+            <w:shd w:fill="F7F1E4" w:val="clear"/>
+            <w:tcBorders>
+              <w:top w:val="single" w:sz="4" w:color="C5D0DC"/>
+              <w:left w:val="single" w:sz="4" w:color="C5D0DC"/>
+              <w:bottom w:val="single" w:sz="4" w:color="C5D0DC"/>
+              <w:right w:val="single" w:sz="4" w:color="C5D0DC"/>
+            </w:tcBorders>
+            <w:vAlign w:val="center"/>
+          </w:tcPr>
+          <w:p>
+            <w:pPr>
+              <w:spacing w:after="40" w:before="40"/>
+              <w:jc w:val="left"/>
+            </w:pPr>
+            <w:r/>
+            <w:r>
+              <w:rPr>
+                <w:rFonts w:ascii="微软雅黑" w:hAnsi="微软雅黑" w:eastAsia="宋体" w:cs="微软雅黑"/>
+                <w:b w:val="0"/>
+                <w:color w:val="222222"/>
+                <w:sz w:val="19"/>
+              </w:rPr>
+              <w:t>Tokens未获批时按此计</w:t>
+            </w:r>
+          </w:p>
+        </w:tc>
+      </w:tr>
+      <w:tr>
+        <w:tc>
+          <w:tcPr>
+            <w:tcW w:type="dxa" w:w="3099"/>
+            <w:shd w:fill="FFFFFF" w:val="clear"/>
+            <w:tcBorders>
+              <w:top w:val="single" w:sz="4" w:color="C5D0DC"/>
+              <w:left w:val="single" w:sz="4" w:color="C5D0DC"/>
+              <w:bottom w:val="single" w:sz="4" w:color="C5D0DC"/>
+              <w:right w:val="single" w:sz="4" w:color="C5D0DC"/>
+            </w:tcBorders>
+            <w:vAlign w:val="center"/>
+          </w:tcPr>
+          <w:p>
+            <w:pPr>
+              <w:spacing w:after="40" w:before="40"/>
+              <w:jc w:val="left"/>
+            </w:pPr>
+            <w:r/>
+            <w:r>
+              <w:rPr>
+                <w:rFonts w:ascii="微软雅黑" w:hAnsi="微软雅黑" w:eastAsia="宋体" w:cs="微软雅黑"/>
+                <w:b w:val="0"/>
+                <w:color w:val="222222"/>
+                <w:sz w:val="19"/>
+              </w:rPr>
+              <w:t>知识库与持续维护</w:t>
+            </w:r>
+          </w:p>
+        </w:tc>
+        <w:tc>
+          <w:tcPr>
+            <w:tcW w:type="dxa" w:w="3099"/>
+            <w:shd w:fill="FFFFFF" w:val="clear"/>
+            <w:tcBorders>
+              <w:top w:val="single" w:sz="4" w:color="C5D0DC"/>
+              <w:left w:val="single" w:sz="4" w:color="C5D0DC"/>
+              <w:bottom w:val="single" w:sz="4" w:color="C5D0DC"/>
+              <w:right w:val="single" w:sz="4" w:color="C5D0DC"/>
+            </w:tcBorders>
+            <w:vAlign w:val="center"/>
+          </w:tcPr>
+          <w:p>
+            <w:pPr>
+              <w:spacing w:after="40" w:before="40"/>
+              <w:jc w:val="left"/>
+            </w:pPr>
+            <w:r/>
+            <w:r>
+              <w:rPr>
+                <w:rFonts w:ascii="微软雅黑" w:hAnsi="微软雅黑" w:eastAsia="宋体" w:cs="微软雅黑"/>
+                <w:b w:val="0"/>
+                <w:color w:val="222222"/>
+                <w:sz w:val="19"/>
+              </w:rPr>
+              <w:t>0.5–2万元</w:t>
+            </w:r>
+          </w:p>
+        </w:tc>
+        <w:tc>
+          <w:tcPr>
+            <w:tcW w:type="dxa" w:w="3099"/>
+            <w:shd w:fill="FFFFFF" w:val="clear"/>
+            <w:tcBorders>
+              <w:top w:val="single" w:sz="4" w:color="C5D0DC"/>
+              <w:left w:val="single" w:sz="4" w:color="C5D0DC"/>
+              <w:bottom w:val="single" w:sz="4" w:color="C5D0DC"/>
+              <w:right w:val="single" w:sz="4" w:color="C5D0DC"/>
+            </w:tcBorders>
+            <w:vAlign w:val="center"/>
+          </w:tcPr>
+          <w:p>
+            <w:pPr>
+              <w:spacing w:after="40" w:before="40"/>
+              <w:jc w:val="left"/>
+            </w:pPr>
+            <w:r/>
+            <w:r>
+              <w:rPr>
+                <w:rFonts w:ascii="微软雅黑" w:hAnsi="微软雅黑" w:eastAsia="宋体" w:cs="微软雅黑"/>
+                <w:b w:val="0"/>
+                <w:color w:val="222222"/>
+                <w:sz w:val="19"/>
+              </w:rPr>
+              <w:t>政策更新、测试回归</w:t>
+            </w:r>
+          </w:p>
+        </w:tc>
+      </w:tr>
+      <w:tr>
+        <w:tc>
+          <w:tcPr>
+            <w:tcW w:type="dxa" w:w="3099"/>
+            <w:shd w:fill="F7F1E4" w:val="clear"/>
+            <w:tcBorders>
+              <w:top w:val="single" w:sz="4" w:color="C5D0DC"/>
+              <w:left w:val="single" w:sz="4" w:color="C5D0DC"/>
+              <w:bottom w:val="single" w:sz="4" w:color="C5D0DC"/>
+              <w:right w:val="single" w:sz="4" w:color="C5D0DC"/>
+            </w:tcBorders>
+            <w:vAlign w:val="center"/>
+          </w:tcPr>
+          <w:p>
+            <w:pPr>
+              <w:spacing w:after="40" w:before="40"/>
+              <w:jc w:val="left"/>
+            </w:pPr>
+            <w:r/>
+            <w:r>
+              <w:rPr>
+                <w:rFonts w:ascii="微软雅黑" w:hAnsi="微软雅黑" w:eastAsia="宋体" w:cs="微软雅黑"/>
+                <w:b w:val="0"/>
+                <w:color w:val="222222"/>
+                <w:sz w:val="19"/>
+              </w:rPr>
+              <w:t>技术协作外协</w:t>
+            </w:r>
+          </w:p>
+        </w:tc>
+        <w:tc>
+          <w:tcPr>
+            <w:tcW w:type="dxa" w:w="3099"/>
+            <w:shd w:fill="F7F1E4" w:val="clear"/>
+            <w:tcBorders>
+              <w:top w:val="single" w:sz="4" w:color="C5D0DC"/>
+              <w:left w:val="single" w:sz="4" w:color="C5D0DC"/>
+              <w:bottom w:val="single" w:sz="4" w:color="C5D0DC"/>
+              <w:right w:val="single" w:sz="4" w:color="C5D0DC"/>
+            </w:tcBorders>
+            <w:vAlign w:val="center"/>
+          </w:tcPr>
+          <w:p>
+            <w:pPr>
+              <w:spacing w:after="40" w:before="40"/>
+              <w:jc w:val="left"/>
+            </w:pPr>
+            <w:r/>
+            <w:r>
+              <w:rPr>
+                <w:rFonts w:ascii="微软雅黑" w:hAnsi="微软雅黑" w:eastAsia="宋体" w:cs="微软雅黑"/>
+                <w:b w:val="0"/>
+                <w:color w:val="222222"/>
+                <w:sz w:val="19"/>
+              </w:rPr>
+              <w:t>1–3万元</w:t>
+            </w:r>
+          </w:p>
+        </w:tc>
+        <w:tc>
+          <w:tcPr>
+            <w:tcW w:type="dxa" w:w="3099"/>
+            <w:shd w:fill="F7F1E4" w:val="clear"/>
+            <w:tcBorders>
+              <w:top w:val="single" w:sz="4" w:color="C5D0DC"/>
+              <w:left w:val="single" w:sz="4" w:color="C5D0DC"/>
+              <w:bottom w:val="single" w:sz="4" w:color="C5D0DC"/>
+              <w:right w:val="single" w:sz="4" w:color="C5D0DC"/>
+            </w:tcBorders>
+            <w:vAlign w:val="center"/>
+          </w:tcPr>
+          <w:p>
+            <w:pPr>
+              <w:spacing w:after="40" w:before="40"/>
+              <w:jc w:val="left"/>
+            </w:pPr>
+            <w:r/>
+            <w:r>
+              <w:rPr>
+                <w:rFonts w:ascii="微软雅黑" w:hAnsi="微软雅黑" w:eastAsia="宋体" w:cs="微软雅黑"/>
+                <w:b w:val="0"/>
+                <w:color w:val="222222"/>
+                <w:sz w:val="19"/>
+              </w:rPr>
+              <w:t>向量库、界面等按任务采购</w:t>
+            </w:r>
+          </w:p>
+        </w:tc>
+      </w:tr>
+      <w:tr>
+        <w:tc>
+          <w:tcPr>
+            <w:tcW w:type="dxa" w:w="3099"/>
+            <w:shd w:fill="FFFFFF" w:val="clear"/>
+            <w:tcBorders>
+              <w:top w:val="single" w:sz="4" w:color="C5D0DC"/>
+              <w:left w:val="single" w:sz="4" w:color="C5D0DC"/>
+              <w:bottom w:val="single" w:sz="4" w:color="C5D0DC"/>
+              <w:right w:val="single" w:sz="4" w:color="C5D0DC"/>
+            </w:tcBorders>
+            <w:vAlign w:val="center"/>
+          </w:tcPr>
+          <w:p>
+            <w:pPr>
+              <w:spacing w:after="40" w:before="40"/>
+              <w:jc w:val="left"/>
+            </w:pPr>
+            <w:r/>
+            <w:r>
+              <w:rPr>
+                <w:rFonts w:ascii="微软雅黑" w:hAnsi="微软雅黑" w:eastAsia="宋体" w:cs="微软雅黑"/>
+                <w:b w:val="0"/>
+                <w:color w:val="222222"/>
+                <w:sz w:val="19"/>
+              </w:rPr>
+              <w:t>法律／记账</w:t>
+            </w:r>
+          </w:p>
+        </w:tc>
+        <w:tc>
+          <w:tcPr>
+            <w:tcW w:type="dxa" w:w="3099"/>
+            <w:shd w:fill="FFFFFF" w:val="clear"/>
+            <w:tcBorders>
+              <w:top w:val="single" w:sz="4" w:color="C5D0DC"/>
+              <w:left w:val="single" w:sz="4" w:color="C5D0DC"/>
+              <w:bottom w:val="single" w:sz="4" w:color="C5D0DC"/>
+              <w:right w:val="single" w:sz="4" w:color="C5D0DC"/>
+            </w:tcBorders>
+            <w:vAlign w:val="center"/>
+          </w:tcPr>
+          <w:p>
+            <w:pPr>
+              <w:spacing w:after="40" w:before="40"/>
+              <w:jc w:val="left"/>
+            </w:pPr>
+            <w:r/>
+            <w:r>
+              <w:rPr>
+                <w:rFonts w:ascii="微软雅黑" w:hAnsi="微软雅黑" w:eastAsia="宋体" w:cs="微软雅黑"/>
+                <w:b w:val="0"/>
+                <w:color w:val="222222"/>
+                <w:sz w:val="19"/>
+              </w:rPr>
+              <w:t>0.5–1.5万元</w:t>
+            </w:r>
+          </w:p>
+        </w:tc>
+        <w:tc>
+          <w:tcPr>
+            <w:tcW w:type="dxa" w:w="3099"/>
+            <w:shd w:fill="FFFFFF" w:val="clear"/>
+            <w:tcBorders>
+              <w:top w:val="single" w:sz="4" w:color="C5D0DC"/>
+              <w:left w:val="single" w:sz="4" w:color="C5D0DC"/>
+              <w:bottom w:val="single" w:sz="4" w:color="C5D0DC"/>
+              <w:right w:val="single" w:sz="4" w:color="C5D0DC"/>
+            </w:tcBorders>
+            <w:vAlign w:val="center"/>
+          </w:tcPr>
+          <w:p>
+            <w:pPr>
+              <w:spacing w:after="40" w:before="40"/>
+              <w:jc w:val="left"/>
+            </w:pPr>
+            <w:r/>
+            <w:r>
+              <w:rPr>
+                <w:rFonts w:ascii="微软雅黑" w:hAnsi="微软雅黑" w:eastAsia="宋体" w:cs="微软雅黑"/>
+                <w:b w:val="0"/>
+                <w:color w:val="222222"/>
+                <w:sz w:val="19"/>
+              </w:rPr>
+              <w:t>免费代账未获批时</w:t>
             </w:r>
           </w:p>
         </w:tc>
@@ -3915,185 +5963,7 @@
                 <w:color w:val="222222"/>
                 <w:sz w:val="19"/>
               </w:rPr>
-              <w:t>法律／记账外协</w:t>
-            </w:r>
-          </w:p>
-        </w:tc>
-        <w:tc>
-          <w:tcPr>
-            <w:tcW w:type="dxa" w:w="3099"/>
-            <w:shd w:fill="FFFFFF" w:val="clear"/>
-            <w:tcBorders>
-              <w:top w:val="single" w:sz="4" w:color="C5D0DC"/>
-              <w:left w:val="single" w:sz="4" w:color="C5D0DC"/>
-              <w:bottom w:val="single" w:sz="4" w:color="C5D0DC"/>
-              <w:right w:val="single" w:sz="4" w:color="C5D0DC"/>
-            </w:tcBorders>
-            <w:vAlign w:val="center"/>
-          </w:tcPr>
-          <w:p>
-            <w:pPr>
-              <w:spacing w:after="40" w:before="40"/>
-              <w:jc w:val="left"/>
-            </w:pPr>
-            <w:r/>
-            <w:r>
-              <w:rPr>
-                <w:rFonts w:ascii="微软雅黑" w:hAnsi="微软雅黑" w:eastAsia="宋体" w:cs="微软雅黑"/>
-                <w:b w:val="0"/>
-                <w:color w:val="222222"/>
-                <w:sz w:val="19"/>
-              </w:rPr>
-              <w:t>0.5–1.5万元</w:t>
-            </w:r>
-          </w:p>
-        </w:tc>
-        <w:tc>
-          <w:tcPr>
-            <w:tcW w:type="dxa" w:w="3099"/>
-            <w:shd w:fill="FFFFFF" w:val="clear"/>
-            <w:tcBorders>
-              <w:top w:val="single" w:sz="4" w:color="C5D0DC"/>
-              <w:left w:val="single" w:sz="4" w:color="C5D0DC"/>
-              <w:bottom w:val="single" w:sz="4" w:color="C5D0DC"/>
-              <w:right w:val="single" w:sz="4" w:color="C5D0DC"/>
-            </w:tcBorders>
-            <w:vAlign w:val="center"/>
-          </w:tcPr>
-          <w:p>
-            <w:pPr>
-              <w:spacing w:after="40" w:before="40"/>
-              <w:jc w:val="left"/>
-            </w:pPr>
-            <w:r/>
-            <w:r>
-              <w:rPr>
-                <w:rFonts w:ascii="微软雅黑" w:hAnsi="微软雅黑" w:eastAsia="宋体" w:cs="微软雅黑"/>
-                <w:b w:val="0"/>
-                <w:color w:val="222222"/>
-                <w:sz w:val="19"/>
-              </w:rPr>
-              <w:t>未获免费代账时</w:t>
-            </w:r>
-          </w:p>
-        </w:tc>
-      </w:tr>
-      <w:tr>
-        <w:tc>
-          <w:tcPr>
-            <w:tcW w:type="dxa" w:w="3099"/>
-            <w:shd w:fill="F7F1E4" w:val="clear"/>
-            <w:tcBorders>
-              <w:top w:val="single" w:sz="4" w:color="C5D0DC"/>
-              <w:left w:val="single" w:sz="4" w:color="C5D0DC"/>
-              <w:bottom w:val="single" w:sz="4" w:color="C5D0DC"/>
-              <w:right w:val="single" w:sz="4" w:color="C5D0DC"/>
-            </w:tcBorders>
-            <w:vAlign w:val="center"/>
-          </w:tcPr>
-          <w:p>
-            <w:pPr>
-              <w:spacing w:after="40" w:before="40"/>
-              <w:jc w:val="left"/>
-            </w:pPr>
-            <w:r/>
-            <w:r>
-              <w:rPr>
-                <w:rFonts w:ascii="微软雅黑" w:hAnsi="微软雅黑" w:eastAsia="宋体" w:cs="微软雅黑"/>
-                <w:b w:val="0"/>
-                <w:color w:val="222222"/>
-                <w:sz w:val="19"/>
-              </w:rPr>
-              <w:t>创始人基本报酬</w:t>
-            </w:r>
-          </w:p>
-        </w:tc>
-        <w:tc>
-          <w:tcPr>
-            <w:tcW w:type="dxa" w:w="3099"/>
-            <w:shd w:fill="F7F1E4" w:val="clear"/>
-            <w:tcBorders>
-              <w:top w:val="single" w:sz="4" w:color="C5D0DC"/>
-              <w:left w:val="single" w:sz="4" w:color="C5D0DC"/>
-              <w:bottom w:val="single" w:sz="4" w:color="C5D0DC"/>
-              <w:right w:val="single" w:sz="4" w:color="C5D0DC"/>
-            </w:tcBorders>
-            <w:vAlign w:val="center"/>
-          </w:tcPr>
-          <w:p>
-            <w:pPr>
-              <w:spacing w:after="40" w:before="40"/>
-              <w:jc w:val="left"/>
-            </w:pPr>
-            <w:r/>
-            <w:r>
-              <w:rPr>
-                <w:rFonts w:ascii="微软雅黑" w:hAnsi="微软雅黑" w:eastAsia="宋体" w:cs="微软雅黑"/>
-                <w:b w:val="0"/>
-                <w:color w:val="222222"/>
-                <w:sz w:val="19"/>
-              </w:rPr>
-              <w:t>15–25万元</w:t>
-            </w:r>
-          </w:p>
-        </w:tc>
-        <w:tc>
-          <w:tcPr>
-            <w:tcW w:type="dxa" w:w="3099"/>
-            <w:shd w:fill="F7F1E4" w:val="clear"/>
-            <w:tcBorders>
-              <w:top w:val="single" w:sz="4" w:color="C5D0DC"/>
-              <w:left w:val="single" w:sz="4" w:color="C5D0DC"/>
-              <w:bottom w:val="single" w:sz="4" w:color="C5D0DC"/>
-              <w:right w:val="single" w:sz="4" w:color="C5D0DC"/>
-            </w:tcBorders>
-            <w:vAlign w:val="center"/>
-          </w:tcPr>
-          <w:p>
-            <w:pPr>
-              <w:spacing w:after="40" w:before="40"/>
-              <w:jc w:val="left"/>
-            </w:pPr>
-            <w:r/>
-            <w:r>
-              <w:rPr>
-                <w:rFonts w:ascii="微软雅黑" w:hAnsi="微软雅黑" w:eastAsia="宋体" w:cs="微软雅黑"/>
-                <w:b w:val="0"/>
-                <w:color w:val="222222"/>
-                <w:sz w:val="19"/>
-              </w:rPr>
-              <w:t>自有资金安排，计入项目成本</w:t>
-            </w:r>
-          </w:p>
-        </w:tc>
-      </w:tr>
-      <w:tr>
-        <w:tc>
-          <w:tcPr>
-            <w:tcW w:type="dxa" w:w="3099"/>
-            <w:shd w:fill="FFFFFF" w:val="clear"/>
-            <w:tcBorders>
-              <w:top w:val="single" w:sz="4" w:color="C5D0DC"/>
-              <w:left w:val="single" w:sz="4" w:color="C5D0DC"/>
-              <w:bottom w:val="single" w:sz="4" w:color="C5D0DC"/>
-              <w:right w:val="single" w:sz="4" w:color="C5D0DC"/>
-            </w:tcBorders>
-            <w:vAlign w:val="center"/>
-          </w:tcPr>
-          <w:p>
-            <w:pPr>
-              <w:spacing w:after="40" w:before="40"/>
-              <w:jc w:val="left"/>
-            </w:pPr>
-            <w:r/>
-            <w:r>
-              <w:rPr>
-                <w:rFonts w:ascii="微软雅黑" w:hAnsi="微软雅黑" w:eastAsia="宋体" w:cs="微软雅黑"/>
-                <w:b w:val="0"/>
-                <w:color w:val="222222"/>
-                <w:sz w:val="19"/>
-              </w:rPr>
-              <w:t>社区免租／Tokens／代账</w:t>
+              <w:t>免租／代账／Tokens</w:t>
             </w:r>
           </w:p>
         </w:tc>
@@ -4151,7 +6021,7 @@
                 <w:color w:val="222222"/>
                 <w:sz w:val="19"/>
               </w:rPr>
-              <w:t>获批则降低现金支出，未获批不影响启动</w:t>
+              <w:t>以实际获批为准，未获批不影响启动</w:t>
             </w:r>
           </w:p>
         </w:tc>
@@ -4174,7 +6044,7 @@
           <w:color w:val="1A3A5C"/>
           <w:sz w:val="32"/>
         </w:rPr>
-        <w:t>八、团队</w:t>
+        <w:t>六、团队与创始人</w:t>
       </w:r>
     </w:p>
     <w:p>
@@ -4191,7 +6061,24 @@
           <w:color w:val="222222"/>
           <w:sz w:val="22"/>
         </w:rPr>
-        <w:t>核心创始人胡继刚，1人，负责场景定义、质量签发、客户沟通和经营。AI Agent按检索（RAG）、结构化与画像、写作、校对分工，均不是劳动合同雇员。第一年不设全职雇员；设计、法律、记账按需外协。</w:t>
+        <w:t>1名创始人负责运营，初期不另聘全职员工。创始人为胡继刚。智能体按检索与引用、结构化抽取、起草分工，均不是劳动合同员工，输出须经创始人复核。</w:t>
+      </w:r>
+    </w:p>
+    <w:p>
+      <w:pPr>
+        <w:spacing w:after="160" w:before="0" w:lineRule="auto" w:line="317"/>
+        <w:ind w:firstLine="420"/>
+        <w:jc w:val="both"/>
+      </w:pPr>
+      <w:r>
+        <w:rPr>
+          <w:rFonts w:ascii="微软雅黑" w:hAnsi="微软雅黑" w:eastAsia="宋体" w:cs="微软雅黑"/>
+          <w:b w:val="0"/>
+          <w:i w:val="0"/>
+          <w:color w:val="222222"/>
+          <w:sz w:val="22"/>
+        </w:rPr>
+        <w:t>教育：中国海洋大学土木工程学士，复旦大学工商管理硕士。专业技术职称：副教授级高级工程师（证书原文）、会计师。2017–2021年任万科上海区域江浙事业部投资副总经理，从事投资拓展、产业运营与城市更新前期研判；2021年起任复旦大学住房政策研究中心秘书长、杨浦区科技企业联合会执行会长。这些经历用于定义政策研究、产业研究和科技企业服务场景，公开活动见个人简介所附链接。</w:t>
       </w:r>
     </w:p>
     <w:tbl>
@@ -4261,7 +6148,7 @@
                 <w:color w:val="FFFFFF"/>
                 <w:sz w:val="20"/>
               </w:rPr>
-              <w:t>是否雇员</w:t>
+              <w:t>身份</w:t>
             </w:r>
           </w:p>
         </w:tc>
@@ -4321,7 +6208,7 @@
                 <w:color w:val="222222"/>
                 <w:sz w:val="19"/>
               </w:rPr>
-              <w:t>核心创始人 胡继刚</w:t>
+              <w:t>胡继刚</w:t>
             </w:r>
           </w:p>
         </w:tc>
@@ -4350,7 +6237,7 @@
                 <w:color w:val="222222"/>
                 <w:sz w:val="19"/>
               </w:rPr>
-              <w:t>是，唯一负责人</w:t>
+              <w:t>1名创始人，负责运营</w:t>
             </w:r>
           </w:p>
         </w:tc>
@@ -4379,7 +6266,7 @@
                 <w:color w:val="222222"/>
                 <w:sz w:val="19"/>
               </w:rPr>
-              <w:t>场景、签发、沟通、经营</w:t>
+              <w:t>产品定义、知识库、编排、复核、经营</w:t>
             </w:r>
           </w:p>
         </w:tc>
@@ -4410,7 +6297,7 @@
                 <w:color w:val="222222"/>
                 <w:sz w:val="19"/>
               </w:rPr>
-              <w:t>检索 Agent（RAG）</w:t>
+              <w:t>检索与引用 Agent</w:t>
             </w:r>
           </w:p>
         </w:tc>
@@ -4439,7 +6326,7 @@
                 <w:color w:val="222222"/>
                 <w:sz w:val="19"/>
               </w:rPr>
-              <w:t>否</w:t>
+              <w:t>智能体，非员工</w:t>
             </w:r>
           </w:p>
         </w:tc>
@@ -4468,7 +6355,7 @@
                 <w:color w:val="222222"/>
                 <w:sz w:val="19"/>
               </w:rPr>
-              <w:t>切片、检索、附出处</w:t>
+              <w:t>RAG检索并附原文片段或文号</w:t>
             </w:r>
           </w:p>
         </w:tc>
@@ -4499,7 +6386,7 @@
                 <w:color w:val="222222"/>
                 <w:sz w:val="19"/>
               </w:rPr>
-              <w:t>结构化与画像 Agent</w:t>
+              <w:t>结构化 Agent</w:t>
             </w:r>
           </w:p>
         </w:tc>
@@ -4528,7 +6415,7 @@
                 <w:color w:val="222222"/>
                 <w:sz w:val="19"/>
               </w:rPr>
-              <w:t>否</w:t>
+              <w:t>智能体，非员工</w:t>
             </w:r>
           </w:p>
         </w:tc>
@@ -4557,7 +6444,7 @@
                 <w:color w:val="222222"/>
                 <w:sz w:val="19"/>
               </w:rPr>
-              <w:t>字段抽取、标签、匹配说明</w:t>
+              <w:t>抽取有效期、适用条件、待确认项</w:t>
             </w:r>
           </w:p>
         </w:tc>
@@ -4588,7 +6475,7 @@
                 <w:color w:val="222222"/>
                 <w:sz w:val="19"/>
               </w:rPr>
-              <w:t>写作 Agent</w:t>
+              <w:t>起草 Agent</w:t>
             </w:r>
           </w:p>
         </w:tc>
@@ -4617,7 +6504,7 @@
                 <w:color w:val="222222"/>
                 <w:sz w:val="19"/>
               </w:rPr>
-              <w:t>否</w:t>
+              <w:t>智能体，非员工</w:t>
             </w:r>
           </w:p>
         </w:tc>
@@ -4646,96 +6533,7 @@
                 <w:color w:val="222222"/>
                 <w:sz w:val="19"/>
               </w:rPr>
-              <w:t>简报与对照表草稿</w:t>
-            </w:r>
-          </w:p>
-        </w:tc>
-      </w:tr>
-      <w:tr>
-        <w:tc>
-          <w:tcPr>
-            <w:tcW w:type="dxa" w:w="3099"/>
-            <w:shd w:fill="FFFFFF" w:val="clear"/>
-            <w:tcBorders>
-              <w:top w:val="single" w:sz="4" w:color="C5D0DC"/>
-              <w:left w:val="single" w:sz="4" w:color="C5D0DC"/>
-              <w:bottom w:val="single" w:sz="4" w:color="C5D0DC"/>
-              <w:right w:val="single" w:sz="4" w:color="C5D0DC"/>
-            </w:tcBorders>
-            <w:vAlign w:val="center"/>
-          </w:tcPr>
-          <w:p>
-            <w:pPr>
-              <w:spacing w:after="40" w:before="40"/>
-              <w:jc w:val="left"/>
-            </w:pPr>
-            <w:r/>
-            <w:r>
-              <w:rPr>
-                <w:rFonts w:ascii="微软雅黑" w:hAnsi="微软雅黑" w:eastAsia="宋体" w:cs="微软雅黑"/>
-                <w:b w:val="0"/>
-                <w:color w:val="222222"/>
-                <w:sz w:val="19"/>
-              </w:rPr>
-              <w:t>校对 Agent</w:t>
-            </w:r>
-          </w:p>
-        </w:tc>
-        <w:tc>
-          <w:tcPr>
-            <w:tcW w:type="dxa" w:w="3099"/>
-            <w:shd w:fill="FFFFFF" w:val="clear"/>
-            <w:tcBorders>
-              <w:top w:val="single" w:sz="4" w:color="C5D0DC"/>
-              <w:left w:val="single" w:sz="4" w:color="C5D0DC"/>
-              <w:bottom w:val="single" w:sz="4" w:color="C5D0DC"/>
-              <w:right w:val="single" w:sz="4" w:color="C5D0DC"/>
-            </w:tcBorders>
-            <w:vAlign w:val="center"/>
-          </w:tcPr>
-          <w:p>
-            <w:pPr>
-              <w:spacing w:after="40" w:before="40"/>
-              <w:jc w:val="left"/>
-            </w:pPr>
-            <w:r/>
-            <w:r>
-              <w:rPr>
-                <w:rFonts w:ascii="微软雅黑" w:hAnsi="微软雅黑" w:eastAsia="宋体" w:cs="微软雅黑"/>
-                <w:b w:val="0"/>
-                <w:color w:val="222222"/>
-                <w:sz w:val="19"/>
-              </w:rPr>
-              <w:t>否</w:t>
-            </w:r>
-          </w:p>
-        </w:tc>
-        <w:tc>
-          <w:tcPr>
-            <w:tcW w:type="dxa" w:w="3099"/>
-            <w:shd w:fill="FFFFFF" w:val="clear"/>
-            <w:tcBorders>
-              <w:top w:val="single" w:sz="4" w:color="C5D0DC"/>
-              <w:left w:val="single" w:sz="4" w:color="C5D0DC"/>
-              <w:bottom w:val="single" w:sz="4" w:color="C5D0DC"/>
-              <w:right w:val="single" w:sz="4" w:color="C5D0DC"/>
-            </w:tcBorders>
-            <w:vAlign w:val="center"/>
-          </w:tcPr>
-          <w:p>
-            <w:pPr>
-              <w:spacing w:after="40" w:before="40"/>
-              <w:jc w:val="left"/>
-            </w:pPr>
-            <w:r/>
-            <w:r>
-              <w:rPr>
-                <w:rFonts w:ascii="微软雅黑" w:hAnsi="微软雅黑" w:eastAsia="宋体" w:cs="微软雅黑"/>
-                <w:b w:val="0"/>
-                <w:color w:val="222222"/>
-                <w:sz w:val="19"/>
-              </w:rPr>
-              <w:t>出处与口径检查</w:t>
+              <w:t>政策清单与说明草稿</w:t>
             </w:r>
           </w:p>
         </w:tc>
@@ -4758,7 +6556,7 @@
           <w:color w:val="1A3A5C"/>
           <w:sz w:val="32"/>
         </w:rPr>
-        <w:t>九、创始人</w:t>
+        <w:t>七、入驻需求、社区贡献与近90天安排</w:t>
       </w:r>
     </w:p>
     <w:p>
@@ -4775,7 +6573,7 @@
           <w:color w:val="222222"/>
           <w:sz w:val="22"/>
         </w:rPr>
-        <w:t>教育：中国海洋大学土木工程学士，复旦大学工商管理硕士。职称：副教授级高级工程师（以证书原文为准）、会计师。</w:t>
+        <w:t>拟申请：1个固定工位、工商注册地址、OPC开办辅导、代理记账、合火人工具链和Tokens。上述均为申请事项，以实际获批为准。未获批准时，仍以自有资金支付模型调用、技术协作和记账，在现有条件下继续产品化，取得营业执照后对外签约。</w:t>
       </w:r>
     </w:p>
     <w:p>
@@ -4792,26 +6590,7 @@
           <w:color w:val="222222"/>
           <w:sz w:val="22"/>
         </w:rPr>
-        <w:t>产业经验：十年投资拓展与项目研判，2017–2021年任万科上海区域江浙事业部投资副总经理。2021年起任复旦大学住房政策研究中心秘书长、杨浦区科技企业联合会执行会长，公开活动见个人简介所附链接。这些经历用于说明场景理解能力，不代表上述机构投资或经营本项目。</w:t>
-      </w:r>
-    </w:p>
-    <w:p>
-      <w:pPr>
-        <w:spacing w:after="200" w:before="320" w:lineRule="auto" w:line="317"/>
-        <w:jc w:val="left"/>
-        <w:pBdr>
-          <w:bottom w:val="single" w:sz="12" w:space="3" w:color="B88A2E"/>
-        </w:pBdr>
-      </w:pPr>
-      <w:r>
-        <w:rPr>
-          <w:rFonts w:ascii="微软雅黑" w:hAnsi="微软雅黑" w:eastAsia="宋体" w:cs="微软雅黑"/>
-          <w:b/>
-          <w:i w:val="0"/>
-          <w:color w:val="1A3A5C"/>
-          <w:sz w:val="32"/>
-        </w:rPr>
-        <w:t>十、入驻需求与无支持时的启动方式</w:t>
+        <w:t>拟为社区提供的贡献（均为计划，不是已落实义务）：向社区内项目提供政策研究工具试用；参与产业需求交流；在获得授权前提下共建政策与案例材料。</w:t>
       </w:r>
     </w:p>
     <w:p>
@@ -4828,24 +6607,7 @@
           <w:color w:val="222222"/>
           <w:sz w:val="22"/>
         </w:rPr>
-        <w:t>拟申请：1个固定工位、工商注册地址、OPC开办辅导、代理记账、合火人工具链和Tokens。上述事项均为申请条件，以审核及实际可获得支持为准，不计入已经落实的成本。</w:t>
-      </w:r>
-    </w:p>
-    <w:p>
-      <w:pPr>
-        <w:spacing w:after="160" w:before="0" w:lineRule="auto" w:line="317"/>
-        <w:ind w:firstLine="420"/>
-        <w:jc w:val="both"/>
-      </w:pPr>
-      <w:r>
-        <w:rPr>
-          <w:rFonts w:ascii="微软雅黑" w:hAnsi="微软雅黑" w:eastAsia="宋体" w:cs="微软雅黑"/>
-          <w:b w:val="0"/>
-          <w:i w:val="0"/>
-          <w:color w:val="222222"/>
-          <w:sz w:val="22"/>
-        </w:rPr>
-        <w:t>若工位、免租、代账或Tokens未获批准，仍以自有资金支付模型调用和记账，在现有办公条件下继续搭建案例库原型，并在取得营业执照后对外签约。社区支持用于加快验证，不是项目能否启动的前提。</w:t>
+        <w:t>入驻后30日：推进一人主体设立，继续政策入库和检索引用流程。入驻后90日：形成可当面演示的「输入企业情况与主题—输出政策清单」；完成报价模板；联系1–2个真实场景试用。试用不等于已实现收入。若原型慢于90天，则继续只做首期政策研究智能体。</w:t>
       </w:r>
     </w:p>
     <w:tbl>
@@ -5033,7 +6795,7 @@
                 <w:color w:val="222222"/>
                 <w:sz w:val="19"/>
               </w:rPr>
-              <w:t>以审核为准</w:t>
+              <w:t>以实际获批为准</w:t>
             </w:r>
           </w:p>
         </w:tc>
@@ -5122,7 +6884,7 @@
                 <w:color w:val="222222"/>
                 <w:sz w:val="19"/>
               </w:rPr>
-              <w:t>入驻后新设主体</w:t>
+              <w:t>入驻后依法设立新主体</w:t>
             </w:r>
           </w:p>
         </w:tc>
@@ -5300,85 +7062,280 @@
                 <w:color w:val="222222"/>
                 <w:sz w:val="19"/>
               </w:rPr>
-              <w:t>未获批则用自有API继续开发</w:t>
+              <w:t>未获批则用自有接口继续开发</w:t>
+            </w:r>
+          </w:p>
+        </w:tc>
+      </w:tr>
+      <w:tr>
+        <w:tc>
+          <w:tcPr>
+            <w:tcW w:type="dxa" w:w="3099"/>
+            <w:shd w:fill="FFFFFF" w:val="clear"/>
+            <w:tcBorders>
+              <w:top w:val="single" w:sz="4" w:color="C5D0DC"/>
+              <w:left w:val="single" w:sz="4" w:color="C5D0DC"/>
+              <w:bottom w:val="single" w:sz="4" w:color="C5D0DC"/>
+              <w:right w:val="single" w:sz="4" w:color="C5D0DC"/>
+            </w:tcBorders>
+            <w:vAlign w:val="center"/>
+          </w:tcPr>
+          <w:p>
+            <w:pPr>
+              <w:spacing w:after="40" w:before="40"/>
+              <w:jc w:val="left"/>
+            </w:pPr>
+            <w:r/>
+            <w:r>
+              <w:rPr>
+                <w:rFonts w:ascii="微软雅黑" w:hAnsi="微软雅黑" w:eastAsia="宋体" w:cs="微软雅黑"/>
+                <w:b w:val="0"/>
+                <w:color w:val="222222"/>
+                <w:sz w:val="19"/>
+              </w:rPr>
+              <w:t>政策研究工具试用</w:t>
+            </w:r>
+          </w:p>
+        </w:tc>
+        <w:tc>
+          <w:tcPr>
+            <w:tcW w:type="dxa" w:w="3099"/>
+            <w:shd w:fill="FFFFFF" w:val="clear"/>
+            <w:tcBorders>
+              <w:top w:val="single" w:sz="4" w:color="C5D0DC"/>
+              <w:left w:val="single" w:sz="4" w:color="C5D0DC"/>
+              <w:bottom w:val="single" w:sz="4" w:color="C5D0DC"/>
+              <w:right w:val="single" w:sz="4" w:color="C5D0DC"/>
+            </w:tcBorders>
+            <w:vAlign w:val="center"/>
+          </w:tcPr>
+          <w:p>
+            <w:pPr>
+              <w:spacing w:after="40" w:before="40"/>
+              <w:jc w:val="left"/>
+            </w:pPr>
+            <w:r/>
+            <w:r>
+              <w:rPr>
+                <w:rFonts w:ascii="微软雅黑" w:hAnsi="微软雅黑" w:eastAsia="宋体" w:cs="微软雅黑"/>
+                <w:b w:val="0"/>
+                <w:color w:val="222222"/>
+                <w:sz w:val="19"/>
+              </w:rPr>
+              <w:t>拟为社区提供的贡献（计划）</w:t>
+            </w:r>
+          </w:p>
+        </w:tc>
+        <w:tc>
+          <w:tcPr>
+            <w:tcW w:type="dxa" w:w="3099"/>
+            <w:shd w:fill="FFFFFF" w:val="clear"/>
+            <w:tcBorders>
+              <w:top w:val="single" w:sz="4" w:color="C5D0DC"/>
+              <w:left w:val="single" w:sz="4" w:color="C5D0DC"/>
+              <w:bottom w:val="single" w:sz="4" w:color="C5D0DC"/>
+              <w:right w:val="single" w:sz="4" w:color="C5D0DC"/>
+            </w:tcBorders>
+            <w:vAlign w:val="center"/>
+          </w:tcPr>
+          <w:p>
+            <w:pPr>
+              <w:spacing w:after="40" w:before="40"/>
+              <w:jc w:val="left"/>
+            </w:pPr>
+            <w:r/>
+            <w:r>
+              <w:rPr>
+                <w:rFonts w:ascii="微软雅黑" w:hAnsi="微软雅黑" w:eastAsia="宋体" w:cs="微软雅黑"/>
+                <w:b w:val="0"/>
+                <w:color w:val="222222"/>
+                <w:sz w:val="19"/>
+              </w:rPr>
+              <w:t>向社区内项目开放试用</w:t>
+            </w:r>
+          </w:p>
+        </w:tc>
+      </w:tr>
+      <w:tr>
+        <w:tc>
+          <w:tcPr>
+            <w:tcW w:type="dxa" w:w="3099"/>
+            <w:shd w:fill="F7F1E4" w:val="clear"/>
+            <w:tcBorders>
+              <w:top w:val="single" w:sz="4" w:color="C5D0DC"/>
+              <w:left w:val="single" w:sz="4" w:color="C5D0DC"/>
+              <w:bottom w:val="single" w:sz="4" w:color="C5D0DC"/>
+              <w:right w:val="single" w:sz="4" w:color="C5D0DC"/>
+            </w:tcBorders>
+            <w:vAlign w:val="center"/>
+          </w:tcPr>
+          <w:p>
+            <w:pPr>
+              <w:spacing w:after="40" w:before="40"/>
+              <w:jc w:val="left"/>
+            </w:pPr>
+            <w:r/>
+            <w:r>
+              <w:rPr>
+                <w:rFonts w:ascii="微软雅黑" w:hAnsi="微软雅黑" w:eastAsia="宋体" w:cs="微软雅黑"/>
+                <w:b w:val="0"/>
+                <w:color w:val="222222"/>
+                <w:sz w:val="19"/>
+              </w:rPr>
+              <w:t>产业需求交流</w:t>
+            </w:r>
+          </w:p>
+        </w:tc>
+        <w:tc>
+          <w:tcPr>
+            <w:tcW w:type="dxa" w:w="3099"/>
+            <w:shd w:fill="F7F1E4" w:val="clear"/>
+            <w:tcBorders>
+              <w:top w:val="single" w:sz="4" w:color="C5D0DC"/>
+              <w:left w:val="single" w:sz="4" w:color="C5D0DC"/>
+              <w:bottom w:val="single" w:sz="4" w:color="C5D0DC"/>
+              <w:right w:val="single" w:sz="4" w:color="C5D0DC"/>
+            </w:tcBorders>
+            <w:vAlign w:val="center"/>
+          </w:tcPr>
+          <w:p>
+            <w:pPr>
+              <w:spacing w:after="40" w:before="40"/>
+              <w:jc w:val="left"/>
+            </w:pPr>
+            <w:r/>
+            <w:r>
+              <w:rPr>
+                <w:rFonts w:ascii="微软雅黑" w:hAnsi="微软雅黑" w:eastAsia="宋体" w:cs="微软雅黑"/>
+                <w:b w:val="0"/>
+                <w:color w:val="222222"/>
+                <w:sz w:val="19"/>
+              </w:rPr>
+              <w:t>拟为社区提供的贡献（计划）</w:t>
+            </w:r>
+          </w:p>
+        </w:tc>
+        <w:tc>
+          <w:tcPr>
+            <w:tcW w:type="dxa" w:w="3099"/>
+            <w:shd w:fill="F7F1E4" w:val="clear"/>
+            <w:tcBorders>
+              <w:top w:val="single" w:sz="4" w:color="C5D0DC"/>
+              <w:left w:val="single" w:sz="4" w:color="C5D0DC"/>
+              <w:bottom w:val="single" w:sz="4" w:color="C5D0DC"/>
+              <w:right w:val="single" w:sz="4" w:color="C5D0DC"/>
+            </w:tcBorders>
+            <w:vAlign w:val="center"/>
+          </w:tcPr>
+          <w:p>
+            <w:pPr>
+              <w:spacing w:after="40" w:before="40"/>
+              <w:jc w:val="left"/>
+            </w:pPr>
+            <w:r/>
+            <w:r>
+              <w:rPr>
+                <w:rFonts w:ascii="微软雅黑" w:hAnsi="微软雅黑" w:eastAsia="宋体" w:cs="微软雅黑"/>
+                <w:b w:val="0"/>
+                <w:color w:val="222222"/>
+                <w:sz w:val="19"/>
+              </w:rPr>
+              <w:t>参与或协助场景交流</w:t>
+            </w:r>
+          </w:p>
+        </w:tc>
+      </w:tr>
+      <w:tr>
+        <w:tc>
+          <w:tcPr>
+            <w:tcW w:type="dxa" w:w="3099"/>
+            <w:shd w:fill="FFFFFF" w:val="clear"/>
+            <w:tcBorders>
+              <w:top w:val="single" w:sz="4" w:color="C5D0DC"/>
+              <w:left w:val="single" w:sz="4" w:color="C5D0DC"/>
+              <w:bottom w:val="single" w:sz="4" w:color="C5D0DC"/>
+              <w:right w:val="single" w:sz="4" w:color="C5D0DC"/>
+            </w:tcBorders>
+            <w:vAlign w:val="center"/>
+          </w:tcPr>
+          <w:p>
+            <w:pPr>
+              <w:spacing w:after="40" w:before="40"/>
+              <w:jc w:val="left"/>
+            </w:pPr>
+            <w:r/>
+            <w:r>
+              <w:rPr>
+                <w:rFonts w:ascii="微软雅黑" w:hAnsi="微软雅黑" w:eastAsia="宋体" w:cs="微软雅黑"/>
+                <w:b w:val="0"/>
+                <w:color w:val="222222"/>
+                <w:sz w:val="19"/>
+              </w:rPr>
+              <w:t>经授权的政策与案例共建</w:t>
+            </w:r>
+          </w:p>
+        </w:tc>
+        <w:tc>
+          <w:tcPr>
+            <w:tcW w:type="dxa" w:w="3099"/>
+            <w:shd w:fill="FFFFFF" w:val="clear"/>
+            <w:tcBorders>
+              <w:top w:val="single" w:sz="4" w:color="C5D0DC"/>
+              <w:left w:val="single" w:sz="4" w:color="C5D0DC"/>
+              <w:bottom w:val="single" w:sz="4" w:color="C5D0DC"/>
+              <w:right w:val="single" w:sz="4" w:color="C5D0DC"/>
+            </w:tcBorders>
+            <w:vAlign w:val="center"/>
+          </w:tcPr>
+          <w:p>
+            <w:pPr>
+              <w:spacing w:after="40" w:before="40"/>
+              <w:jc w:val="left"/>
+            </w:pPr>
+            <w:r/>
+            <w:r>
+              <w:rPr>
+                <w:rFonts w:ascii="微软雅黑" w:hAnsi="微软雅黑" w:eastAsia="宋体" w:cs="微软雅黑"/>
+                <w:b w:val="0"/>
+                <w:color w:val="222222"/>
+                <w:sz w:val="19"/>
+              </w:rPr>
+              <w:t>拟为社区提供的贡献（计划）</w:t>
+            </w:r>
+          </w:p>
+        </w:tc>
+        <w:tc>
+          <w:tcPr>
+            <w:tcW w:type="dxa" w:w="3099"/>
+            <w:shd w:fill="FFFFFF" w:val="clear"/>
+            <w:tcBorders>
+              <w:top w:val="single" w:sz="4" w:color="C5D0DC"/>
+              <w:left w:val="single" w:sz="4" w:color="C5D0DC"/>
+              <w:bottom w:val="single" w:sz="4" w:color="C5D0DC"/>
+              <w:right w:val="single" w:sz="4" w:color="C5D0DC"/>
+            </w:tcBorders>
+            <w:vAlign w:val="center"/>
+          </w:tcPr>
+          <w:p>
+            <w:pPr>
+              <w:spacing w:after="40" w:before="40"/>
+              <w:jc w:val="left"/>
+            </w:pPr>
+            <w:r/>
+            <w:r>
+              <w:rPr>
+                <w:rFonts w:ascii="微软雅黑" w:hAnsi="微软雅黑" w:eastAsia="宋体" w:cs="微软雅黑"/>
+                <w:b w:val="0"/>
+                <w:color w:val="222222"/>
+                <w:sz w:val="19"/>
+              </w:rPr>
+              <w:t>须事先获得材料授权</w:t>
             </w:r>
           </w:p>
         </w:tc>
       </w:tr>
     </w:tbl>
     <w:p/>
-    <w:p>
-      <w:pPr>
-        <w:spacing w:after="200" w:before="320" w:lineRule="auto" w:line="317"/>
-        <w:jc w:val="left"/>
-        <w:pBdr>
-          <w:bottom w:val="single" w:sz="12" w:space="3" w:color="B88A2E"/>
-        </w:pBdr>
-      </w:pPr>
-      <w:r>
-        <w:rPr>
-          <w:rFonts w:ascii="微软雅黑" w:hAnsi="微软雅黑" w:eastAsia="宋体" w:cs="微软雅黑"/>
-          <w:b/>
-          <w:i w:val="0"/>
-          <w:color w:val="1A3A5C"/>
-          <w:sz w:val="32"/>
-        </w:rPr>
-        <w:t>十一、近90天安排</w:t>
-      </w:r>
-    </w:p>
-    <w:p>
-      <w:pPr>
-        <w:spacing w:after="160" w:before="0" w:lineRule="auto" w:line="317"/>
-        <w:ind w:firstLine="420"/>
-        <w:jc w:val="both"/>
-      </w:pPr>
-      <w:r>
-        <w:rPr>
-          <w:rFonts w:ascii="微软雅黑" w:hAnsi="微软雅黑" w:eastAsia="宋体" w:cs="微软雅黑"/>
-          <w:b w:val="0"/>
-          <w:i w:val="0"/>
-          <w:color w:val="222222"/>
-          <w:sz w:val="22"/>
-        </w:rPr>
-        <w:t>30日：提交并推进一人主体设立；继续开发案例库RAG；整理一批可入库的公开案例文本。90日：做出可当面演示的「提问—检索—对照表」流程；形成报价单；联系1–2个真实使用场景做试用，试用不等于已实现收入。</w:t>
-      </w:r>
-    </w:p>
-    <w:p>
-      <w:pPr>
-        <w:spacing w:after="200" w:before="320" w:lineRule="auto" w:line="317"/>
-        <w:jc w:val="left"/>
-        <w:pBdr>
-          <w:bottom w:val="single" w:sz="12" w:space="3" w:color="B88A2E"/>
-        </w:pBdr>
-      </w:pPr>
-      <w:r>
-        <w:rPr>
-          <w:rFonts w:ascii="微软雅黑" w:hAnsi="微软雅黑" w:eastAsia="宋体" w:cs="微软雅黑"/>
-          <w:b/>
-          <w:i w:val="0"/>
-          <w:color w:val="1A3A5C"/>
-          <w:sz w:val="32"/>
-        </w:rPr>
-        <w:t>十二、风险</w:t>
-      </w:r>
-    </w:p>
-    <w:p>
-      <w:pPr>
-        <w:spacing w:after="160" w:before="0" w:lineRule="auto" w:line="317"/>
-        <w:ind w:firstLine="420"/>
-        <w:jc w:val="both"/>
-      </w:pPr>
-      <w:r>
-        <w:rPr>
-          <w:rFonts w:ascii="微软雅黑" w:hAnsi="微软雅黑" w:eastAsia="宋体" w:cs="微软雅黑"/>
-          <w:b w:val="0"/>
-          <w:i w:val="0"/>
-          <w:color w:val="222222"/>
-          <w:sz w:val="22"/>
-        </w:rPr>
-        <w:t>原型进度可能慢于90天，则继续只做首期，不并行铺开另外三类产品。案例和画像只用公开或授权材料，回答保留出处，避免把生成内容当成已核实事实。主体未设立前不对外以公司名义签约。</w:t>
-      </w:r>
-    </w:p>
     <w:sectPr>
       <w:headerReference w:type="default" r:id="rId9"/>
       <w:footerReference w:type="default" r:id="rId10"/>
